--- a/fixtures/validation/sample_tables.docx
+++ b/fixtures/validation/sample_tables.docx
@@ -13,7 +13,7 @@
         <w:shd w:val="clear" w:color="auto" w:fill="E8E8E8" w:themeFill="background2"/>
         <w:jc w:val="center"/>
         <w:rPr>
-          <w:rFonts w:ascii="Aptos" w:hAnsi="Aptos"/>
+          <w:rFonts w:ascii="Liberation Sans" w:hAnsi="Liberation Sans"/>
           <w:b/>
           <w:sz w:val="24"/>
         </w:rPr>
@@ -21,7 +21,7 @@
       <w:proofErr w:type="spellStart"/>
       <w:r>
         <w:rPr>
-          <w:rFonts w:ascii="Aptos" w:hAnsi="Aptos"/>
+          <w:rFonts w:ascii="Liberation Sans" w:hAnsi="Liberation Sans"/>
           <w:b/>
           <w:sz w:val="24"/>
         </w:rPr>
@@ -30,7 +30,7 @@
       <w:proofErr w:type="spellEnd"/>
       <w:r>
         <w:rPr>
-          <w:rFonts w:ascii="Aptos" w:hAnsi="Aptos"/>
+          <w:rFonts w:ascii="Liberation Sans" w:hAnsi="Liberation Sans"/>
           <w:b/>
           <w:sz w:val="24"/>
         </w:rPr>
@@ -41,31 +41,31 @@
       <w:pPr>
         <w:jc w:val="right"/>
         <w:rPr>
-          <w:rFonts w:ascii="Aptos" w:hAnsi="Aptos"/>
+          <w:rFonts w:ascii="Liberation Sans" w:hAnsi="Liberation Sans"/>
         </w:rPr>
       </w:pPr>
     </w:p>
     <w:p ns2:paraId="53A20571" ns2:textId="23D1C7C3">
       <w:pPr>
         <w:rPr>
-          <w:rFonts w:ascii="Aptos" w:hAnsi="Aptos"/>
+          <w:rFonts w:ascii="Liberation Sans" w:hAnsi="Liberation Sans"/>
         </w:rPr>
       </w:pPr>
       <w:r>
         <w:rPr>
-          <w:rFonts w:ascii="Aptos" w:hAnsi="Aptos"/>
+          <w:rFonts w:ascii="Liberation Sans" w:hAnsi="Liberation Sans"/>
         </w:rPr>
         <w:t xml:space="preserve">Full Name: _____________________________________________________________</w:t>
       </w:r>
       <w:r>
         <w:rPr>
-          <w:rFonts w:ascii="Aptos" w:hAnsi="Aptos"/>
+          <w:rFonts w:ascii="Liberation Sans" w:hAnsi="Liberation Sans"/>
         </w:rPr>
         <w:t/>
       </w:r>
       <w:r>
         <w:rPr>
-          <w:rFonts w:ascii="Aptos" w:hAnsi="Aptos"/>
+          <w:rFonts w:ascii="Liberation Sans" w:hAnsi="Liberation Sans"/>
         </w:rPr>
         <w:t xml:space="preserve"/>
       </w:r>
@@ -73,60 +73,60 @@
     <w:p ns2:paraId="07504703" ns2:textId="725A62E9">
       <w:pPr>
         <w:rPr>
-          <w:rFonts w:ascii="Aptos" w:hAnsi="Aptos"/>
+          <w:rFonts w:ascii="Liberation Sans" w:hAnsi="Liberation Sans"/>
         </w:rPr>
       </w:pPr>
       <w:r>
         <w:rPr>
-          <w:rFonts w:ascii="Aptos" w:hAnsi="Aptos"/>
+          <w:rFonts w:ascii="Liberation Sans" w:hAnsi="Liberation Sans"/>
         </w:rPr>
         <w:t xml:space="preserve">Company: ______________________ City:__________________ State: ____</w:t>
       </w:r>
       <w:r>
         <w:rPr>
-          <w:rFonts w:ascii="Aptos" w:hAnsi="Aptos"/>
+          <w:rFonts w:ascii="Liberation Sans" w:hAnsi="Liberation Sans"/>
         </w:rPr>
         <w:t xml:space="preserve"/>
       </w:r>
       <w:r>
         <w:rPr>
-          <w:rFonts w:ascii="Aptos" w:hAnsi="Aptos"/>
+          <w:rFonts w:ascii="Liberation Sans" w:hAnsi="Liberation Sans"/>
         </w:rPr>
         <w:t/>
       </w:r>
       <w:r>
         <w:rPr>
-          <w:rFonts w:ascii="Aptos" w:hAnsi="Aptos"/>
+          <w:rFonts w:ascii="Liberation Sans" w:hAnsi="Liberation Sans"/>
         </w:rPr>
         <w:t/>
       </w:r>
       <w:r>
         <w:rPr>
-          <w:rFonts w:ascii="Aptos" w:hAnsi="Aptos"/>
+          <w:rFonts w:ascii="Liberation Sans" w:hAnsi="Liberation Sans"/>
         </w:rPr>
         <w:t xml:space="preserve"/>
       </w:r>
       <w:r>
         <w:rPr>
-          <w:rFonts w:ascii="Aptos" w:hAnsi="Aptos"/>
+          <w:rFonts w:ascii="Liberation Sans" w:hAnsi="Liberation Sans"/>
         </w:rPr>
         <w:t/>
       </w:r>
       <w:r>
         <w:rPr>
-          <w:rFonts w:ascii="Aptos" w:hAnsi="Aptos"/>
+          <w:rFonts w:ascii="Liberation Sans" w:hAnsi="Liberation Sans"/>
         </w:rPr>
         <w:t/>
       </w:r>
       <w:r>
         <w:rPr>
-          <w:rFonts w:ascii="Aptos" w:hAnsi="Aptos"/>
+          <w:rFonts w:ascii="Liberation Sans" w:hAnsi="Liberation Sans"/>
         </w:rPr>
         <w:t xml:space="preserve"/>
       </w:r>
       <w:r>
         <w:rPr>
-          <w:rFonts w:ascii="Aptos" w:hAnsi="Aptos"/>
+          <w:rFonts w:ascii="Liberation Sans" w:hAnsi="Liberation Sans"/>
         </w:rPr>
         <w:t xml:space="preserve"/>
       </w:r>
@@ -134,30 +134,30 @@
     <w:p ns2:paraId="2D2D2790" ns2:textId="41F78E6E">
       <w:pPr>
         <w:rPr>
-          <w:rFonts w:ascii="Aptos" w:hAnsi="Aptos"/>
+          <w:rFonts w:ascii="Liberation Sans" w:hAnsi="Liberation Sans"/>
         </w:rPr>
       </w:pPr>
       <w:r>
         <w:rPr>
-          <w:rFonts w:ascii="Aptos" w:hAnsi="Aptos"/>
+          <w:rFonts w:ascii="Liberation Sans" w:hAnsi="Liberation Sans"/>
         </w:rPr>
         <w:t xml:space="preserve">Form ID: __________________ Batch Size: _______________</w:t>
       </w:r>
       <w:r>
         <w:rPr>
-          <w:rFonts w:ascii="Aptos" w:hAnsi="Aptos"/>
+          <w:rFonts w:ascii="Liberation Sans" w:hAnsi="Liberation Sans"/>
         </w:rPr>
         <w:t xml:space="preserve"/>
       </w:r>
       <w:r>
         <w:rPr>
-          <w:rFonts w:ascii="Aptos" w:hAnsi="Aptos"/>
+          <w:rFonts w:ascii="Liberation Sans" w:hAnsi="Liberation Sans"/>
         </w:rPr>
         <w:t/>
       </w:r>
       <w:r>
         <w:rPr>
-          <w:rFonts w:ascii="Aptos" w:hAnsi="Aptos"/>
+          <w:rFonts w:ascii="Liberation Sans" w:hAnsi="Liberation Sans"/>
         </w:rPr>
         <w:t xml:space="preserve"/>
       </w:r>
@@ -165,18 +165,18 @@
     <w:p ns2:paraId="502C8C76" ns2:textId="0F8371F9">
       <w:pPr>
         <w:rPr>
-          <w:rFonts w:ascii="Aptos" w:hAnsi="Aptos"/>
+          <w:rFonts w:ascii="Liberation Sans" w:hAnsi="Liberation Sans"/>
         </w:rPr>
       </w:pPr>
       <w:r>
         <w:rPr>
-          <w:rFonts w:ascii="Aptos" w:hAnsi="Aptos"/>
+          <w:rFonts w:ascii="Liberation Sans" w:hAnsi="Liberation Sans"/>
         </w:rPr>
         <w:t xml:space="preserve">Reference Code: _______________________________________________</w:t>
       </w:r>
       <w:r>
         <w:rPr>
-          <w:rFonts w:ascii="Aptos" w:hAnsi="Aptos"/>
+          <w:rFonts w:ascii="Liberation Sans" w:hAnsi="Liberation Sans"/>
         </w:rPr>
         <w:t/>
       </w:r>
@@ -184,7 +184,7 @@
     <w:p ns2:paraId="7C5A2A66" ns2:textId="77777777">
       <w:pPr>
         <w:rPr>
-          <w:rFonts w:ascii="Aptos" w:hAnsi="Aptos"/>
+          <w:rFonts w:ascii="Liberation Sans" w:hAnsi="Liberation Sans"/>
         </w:rPr>
       </w:pPr>
     </w:p>
@@ -199,14 +199,14 @@
         <w:shd w:val="clear" w:color="auto" w:fill="E8E8E8" w:themeFill="background2"/>
         <w:jc w:val="center"/>
         <w:rPr>
-          <w:rFonts w:ascii="Aptos" w:hAnsi="Aptos"/>
+          <w:rFonts w:ascii="Liberation Sans" w:hAnsi="Liberation Sans"/>
           <w:b/>
           <w:sz w:val="24"/>
         </w:rPr>
       </w:pPr>
       <w:r>
         <w:rPr>
-          <w:rFonts w:ascii="Aptos" w:hAnsi="Aptos"/>
+          <w:rFonts w:ascii="Liberation Sans" w:hAnsi="Liberation Sans"/>
           <w:b/>
           <w:sz w:val="24"/>
         </w:rPr>
@@ -216,18 +216,18 @@
     <w:p ns2:paraId="2A0D5DC2" ns2:textId="59CF2226">
       <w:pPr>
         <w:rPr>
-          <w:rFonts w:ascii="Aptos" w:hAnsi="Aptos"/>
+          <w:rFonts w:ascii="Liberation Sans" w:hAnsi="Liberation Sans"/>
         </w:rPr>
       </w:pPr>
       <w:r>
         <w:rPr>
-          <w:rFonts w:ascii="Aptos" w:hAnsi="Aptos"/>
+          <w:rFonts w:ascii="Liberation Sans" w:hAnsi="Liberation Sans"/>
         </w:rPr>
         <w:t xml:space="preserve">Category: _______________________________________________________</w:t>
       </w:r>
       <w:r>
         <w:rPr>
-          <w:rFonts w:ascii="Aptos" w:hAnsi="Aptos"/>
+          <w:rFonts w:ascii="Liberation Sans" w:hAnsi="Liberation Sans"/>
         </w:rPr>
         <w:t/>
       </w:r>
@@ -235,18 +235,18 @@
     <w:p ns2:paraId="7E378885" ns2:textId="6AB424C5">
       <w:pPr>
         <w:rPr>
-          <w:rFonts w:ascii="Aptos" w:hAnsi="Aptos"/>
+          <w:rFonts w:ascii="Liberation Sans" w:hAnsi="Liberation Sans"/>
         </w:rPr>
       </w:pPr>
       <w:r>
         <w:rPr>
-          <w:rFonts w:ascii="Aptos" w:hAnsi="Aptos"/>
+          <w:rFonts w:ascii="Liberation Sans" w:hAnsi="Liberation Sans"/>
         </w:rPr>
         <w:t>Expected Score: ___________________________________________</w:t>
       </w:r>
       <w:r>
         <w:rPr>
-          <w:rFonts w:ascii="Aptos" w:hAnsi="Aptos"/>
+          <w:rFonts w:ascii="Liberation Sans" w:hAnsi="Liberation Sans"/>
         </w:rPr>
         <w:t xml:space="preserve"/>
       </w:r>
@@ -254,12 +254,12 @@
     <w:p ns2:paraId="1BF38B03" ns2:textId="1A1A8EC0">
       <w:pPr>
         <w:rPr>
-          <w:rFonts w:ascii="Aptos" w:hAnsi="Aptos"/>
+          <w:rFonts w:ascii="Liberation Sans" w:hAnsi="Liberation Sans"/>
         </w:rPr>
       </w:pPr>
       <w:r>
         <w:rPr>
-          <w:rFonts w:ascii="Aptos" w:hAnsi="Aptos"/>
+          <w:rFonts w:ascii="Liberation Sans" w:hAnsi="Liberation Sans"/>
         </w:rPr>
         <w:t>Previous Evaluation: ________________________________________________________</w:t>
       </w:r>
@@ -267,12 +267,12 @@
     <w:p ns2:paraId="3A7211C6" ns2:textId="5D4D144F">
       <w:pPr>
         <w:rPr>
-          <w:rFonts w:ascii="Aptos" w:hAnsi="Aptos"/>
+          <w:rFonts w:ascii="Liberation Sans" w:hAnsi="Liberation Sans"/>
         </w:rPr>
       </w:pPr>
       <w:r>
         <w:rPr>
-          <w:rFonts w:ascii="Aptos" w:hAnsi="Aptos"/>
+          <w:rFonts w:ascii="Liberation Sans" w:hAnsi="Liberation Sans"/>
         </w:rPr>
         <w:t>Sample Weight: ___________________</w:t>
       </w:r>
@@ -280,26 +280,26 @@
     <w:p ns2:paraId="656632C7" ns2:textId="446C88D2">
       <w:pPr>
         <w:rPr>
-          <w:rFonts w:ascii="Aptos" w:hAnsi="Aptos"/>
+          <w:rFonts w:ascii="Liberation Sans" w:hAnsi="Liberation Sans"/>
         </w:rPr>
       </w:pPr>
       <w:r>
         <w:rPr>
-          <w:rFonts w:ascii="Aptos" w:hAnsi="Aptos"/>
+          <w:rFonts w:ascii="Liberation Sans" w:hAnsi="Liberation Sans"/>
         </w:rPr>
         <w:t xml:space="preserve">Tolerance Rate Alpha (%): _______________________________________</w:t>
       </w:r>
       <w:proofErr w:type="spellStart"/>
       <w:r>
         <w:rPr>
-          <w:rFonts w:ascii="Aptos" w:hAnsi="Aptos"/>
+          <w:rFonts w:ascii="Liberation Sans" w:hAnsi="Liberation Sans"/>
         </w:rPr>
         <w:t/>
       </w:r>
       <w:proofErr w:type="spellEnd"/>
       <w:r>
         <w:rPr>
-          <w:rFonts w:ascii="Aptos" w:hAnsi="Aptos"/>
+          <w:rFonts w:ascii="Liberation Sans" w:hAnsi="Liberation Sans"/>
         </w:rPr>
         <w:t xml:space="preserve"/>
       </w:r>
@@ -307,26 +307,26 @@
     <w:p ns2:paraId="5785621A" ns2:textId="1869D03E">
       <w:pPr>
         <w:rPr>
-          <w:rFonts w:ascii="Aptos" w:hAnsi="Aptos"/>
+          <w:rFonts w:ascii="Liberation Sans" w:hAnsi="Liberation Sans"/>
         </w:rPr>
       </w:pPr>
       <w:r>
         <w:rPr>
-          <w:rFonts w:ascii="Aptos" w:hAnsi="Aptos"/>
+          <w:rFonts w:ascii="Liberation Sans" w:hAnsi="Liberation Sans"/>
         </w:rPr>
         <w:t xml:space="preserve">Tolerance Rate Beta (%): _______________________________________</w:t>
       </w:r>
       <w:proofErr w:type="spellStart"/>
       <w:r>
         <w:rPr>
-          <w:rFonts w:ascii="Aptos" w:hAnsi="Aptos"/>
+          <w:rFonts w:ascii="Liberation Sans" w:hAnsi="Liberation Sans"/>
         </w:rPr>
         <w:t/>
       </w:r>
       <w:proofErr w:type="spellEnd"/>
       <w:r>
         <w:rPr>
-          <w:rFonts w:ascii="Aptos" w:hAnsi="Aptos"/>
+          <w:rFonts w:ascii="Liberation Sans" w:hAnsi="Liberation Sans"/>
         </w:rPr>
         <w:t xml:space="preserve"/>
       </w:r>
@@ -334,12 +334,12 @@
     <w:p ns2:paraId="33833136" ns2:textId="711105B2">
       <w:pPr>
         <w:rPr>
-          <w:rFonts w:ascii="Aptos" w:hAnsi="Aptos"/>
+          <w:rFonts w:ascii="Liberation Sans" w:hAnsi="Liberation Sans"/>
         </w:rPr>
       </w:pPr>
       <w:r>
         <w:rPr>
-          <w:rFonts w:ascii="Aptos" w:hAnsi="Aptos"/>
+          <w:rFonts w:ascii="Liberation Sans" w:hAnsi="Liberation Sans"/>
         </w:rPr>
         <w:t>Target Efficiency (%): __________________________________________</w:t>
       </w:r>
@@ -347,7 +347,7 @@
     <w:p ns2:paraId="35146631" ns2:textId="6AA12843">
       <w:pPr>
         <w:rPr>
-          <w:rFonts w:ascii="Aptos" w:hAnsi="Aptos"/>
+          <w:rFonts w:ascii="Liberation Sans" w:hAnsi="Liberation Sans"/>
         </w:rPr>
       </w:pPr>
     </w:p>
@@ -364,13 +364,13 @@
         <w:shd w:val="clear" w:color="auto" w:fill="E8E8E8" w:themeFill="background2"/>
         <w:jc w:val="center"/>
         <w:rPr>
-          <w:rFonts w:ascii="Aptos" w:hAnsi="Aptos"/>
+          <w:rFonts w:ascii="Liberation Sans" w:hAnsi="Liberation Sans"/>
           <w:b/>
         </w:rPr>
       </w:pPr>
       <w:r>
         <w:rPr>
-          <w:rFonts w:ascii="Aptos" w:eastAsia="Times New Roman" w:hAnsi="Aptos" w:cs="Times New Roman"/>
+          <w:rFonts w:ascii="Liberation Sans" w:eastAsia="Liberation Serif" w:hAnsi="Liberation Sans" w:cs="Liberation Serif"/>
           <w:b/>
           <w:bCs/>
           <w:color w:val="000000"/>
@@ -384,7 +384,7 @@
       </w:r>
       <w:r>
         <w:rPr>
-          <w:rFonts w:ascii="Aptos" w:eastAsia="Times New Roman" w:hAnsi="Aptos" w:cs="Times New Roman"/>
+          <w:rFonts w:ascii="Liberation Sans" w:eastAsia="Liberation Serif" w:hAnsi="Liberation Sans" w:cs="Liberation Serif"/>
           <w:b/>
           <w:bCs/>
           <w:color w:val="000000"/>
@@ -448,18 +448,18 @@
               <w:spacing w:after="0" w:line="240" w:lineRule="auto"/>
               <w:jc w:val="center"/>
               <w:rPr>
-                <w:rFonts w:ascii="Aptos" w:eastAsia="Times New Roman" w:hAnsi="Aptos" w:cs="Times New Roman"/>
-                <w:color w:val="000000"/>
-                <w:kern w:val="0"/>
-                <w:sz w:val="20"/>
-                <w:szCs w:val="20"/>
-                <w:lang w:eastAsia="pt-BR"/>
-                <ns2:ligatures ns2:val="none"/>
-              </w:rPr>
-            </w:pPr>
-            <w:r>
-              <w:rPr>
-                <w:rFonts w:ascii="Aptos" w:eastAsia="Times New Roman" w:hAnsi="Aptos" w:cs="Times New Roman"/>
+                <w:rFonts w:ascii="Liberation Sans" w:eastAsia="Liberation Serif" w:hAnsi="Liberation Sans" w:cs="Liberation Serif"/>
+                <w:color w:val="000000"/>
+                <w:kern w:val="0"/>
+                <w:sz w:val="20"/>
+                <w:szCs w:val="20"/>
+                <w:lang w:eastAsia="pt-BR"/>
+                <ns2:ligatures ns2:val="none"/>
+              </w:rPr>
+            </w:pPr>
+            <w:r>
+              <w:rPr>
+                <w:rFonts w:ascii="Liberation Sans" w:eastAsia="Liberation Serif" w:hAnsi="Liberation Sans" w:cs="Liberation Serif"/>
                 <w:color w:val="000000"/>
                 <w:kern w:val="0"/>
                 <w:sz w:val="20"/>
@@ -484,18 +484,18 @@
               <w:spacing w:after="0" w:line="240" w:lineRule="auto"/>
               <w:jc w:val="center"/>
               <w:rPr>
-                <w:rFonts w:ascii="Aptos" w:eastAsia="Times New Roman" w:hAnsi="Aptos" w:cs="Times New Roman"/>
-                <w:color w:val="000000"/>
-                <w:kern w:val="0"/>
-                <w:sz w:val="20"/>
-                <w:szCs w:val="20"/>
-                <w:lang w:eastAsia="pt-BR"/>
-                <ns2:ligatures ns2:val="none"/>
-              </w:rPr>
-            </w:pPr>
-            <w:r>
-              <w:rPr>
-                <w:rFonts w:ascii="Aptos" w:eastAsia="Times New Roman" w:hAnsi="Aptos" w:cs="Times New Roman"/>
+                <w:rFonts w:ascii="Liberation Sans" w:eastAsia="Liberation Serif" w:hAnsi="Liberation Sans" w:cs="Liberation Serif"/>
+                <w:color w:val="000000"/>
+                <w:kern w:val="0"/>
+                <w:sz w:val="20"/>
+                <w:szCs w:val="20"/>
+                <w:lang w:eastAsia="pt-BR"/>
+                <ns2:ligatures ns2:val="none"/>
+              </w:rPr>
+            </w:pPr>
+            <w:r>
+              <w:rPr>
+                <w:rFonts w:ascii="Liberation Sans" w:eastAsia="Liberation Serif" w:hAnsi="Liberation Sans" w:cs="Liberation Serif"/>
                 <w:color w:val="000000"/>
                 <w:kern w:val="0"/>
                 <w:sz w:val="20"/>
@@ -524,18 +524,18 @@
               <w:spacing w:after="0" w:line="240" w:lineRule="auto"/>
               <w:jc w:val="center"/>
               <w:rPr>
-                <w:rFonts w:ascii="Aptos" w:eastAsia="Times New Roman" w:hAnsi="Aptos" w:cs="Times New Roman"/>
-                <w:color w:val="000000"/>
-                <w:kern w:val="0"/>
-                <w:sz w:val="20"/>
-                <w:szCs w:val="20"/>
-                <w:lang w:eastAsia="pt-BR"/>
-                <ns2:ligatures ns2:val="none"/>
-              </w:rPr>
-            </w:pPr>
-            <w:r>
-              <w:rPr>
-                <w:rFonts w:ascii="Aptos" w:eastAsia="Times New Roman" w:hAnsi="Aptos" w:cs="Times New Roman"/>
+                <w:rFonts w:ascii="Liberation Sans" w:eastAsia="Liberation Serif" w:hAnsi="Liberation Sans" w:cs="Liberation Serif"/>
+                <w:color w:val="000000"/>
+                <w:kern w:val="0"/>
+                <w:sz w:val="20"/>
+                <w:szCs w:val="20"/>
+                <w:lang w:eastAsia="pt-BR"/>
+                <ns2:ligatures ns2:val="none"/>
+              </w:rPr>
+            </w:pPr>
+            <w:r>
+              <w:rPr>
+                <w:rFonts w:ascii="Liberation Sans" w:eastAsia="Liberation Serif" w:hAnsi="Liberation Sans" w:cs="Liberation Serif"/>
                 <w:color w:val="000000"/>
                 <w:kern w:val="0"/>
                 <w:sz w:val="20"/>
@@ -564,18 +564,18 @@
               <w:spacing w:after="0" w:line="240" w:lineRule="auto"/>
               <w:jc w:val="center"/>
               <w:rPr>
-                <w:rFonts w:ascii="Aptos" w:eastAsia="Times New Roman" w:hAnsi="Aptos" w:cs="Times New Roman"/>
-                <w:color w:val="000000"/>
-                <w:kern w:val="0"/>
-                <w:sz w:val="20"/>
-                <w:szCs w:val="20"/>
-                <w:lang w:eastAsia="pt-BR"/>
-                <ns2:ligatures ns2:val="none"/>
-              </w:rPr>
-            </w:pPr>
-            <w:r>
-              <w:rPr>
-                <w:rFonts w:ascii="Aptos" w:eastAsia="Times New Roman" w:hAnsi="Aptos" w:cs="Times New Roman"/>
+                <w:rFonts w:ascii="Liberation Sans" w:eastAsia="Liberation Serif" w:hAnsi="Liberation Sans" w:cs="Liberation Serif"/>
+                <w:color w:val="000000"/>
+                <w:kern w:val="0"/>
+                <w:sz w:val="20"/>
+                <w:szCs w:val="20"/>
+                <w:lang w:eastAsia="pt-BR"/>
+                <ns2:ligatures ns2:val="none"/>
+              </w:rPr>
+            </w:pPr>
+            <w:r>
+              <w:rPr>
+                <w:rFonts w:ascii="Liberation Sans" w:eastAsia="Liberation Serif" w:hAnsi="Liberation Sans" w:cs="Liberation Serif"/>
                 <w:color w:val="000000"/>
                 <w:kern w:val="0"/>
                 <w:sz w:val="20"/>
@@ -603,18 +603,18 @@
               <w:spacing w:after="0" w:line="240" w:lineRule="auto"/>
               <w:jc w:val="center"/>
               <w:rPr>
-                <w:rFonts w:ascii="Aptos" w:eastAsia="Times New Roman" w:hAnsi="Aptos" w:cs="Times New Roman"/>
-                <w:color w:val="000000"/>
-                <w:kern w:val="0"/>
-                <w:sz w:val="20"/>
-                <w:szCs w:val="20"/>
-                <w:lang w:eastAsia="pt-BR"/>
-                <ns2:ligatures ns2:val="none"/>
-              </w:rPr>
-            </w:pPr>
-            <w:r>
-              <w:rPr>
-                <w:rFonts w:ascii="Aptos" w:eastAsia="Times New Roman" w:hAnsi="Aptos" w:cs="Times New Roman"/>
+                <w:rFonts w:ascii="Liberation Sans" w:eastAsia="Liberation Serif" w:hAnsi="Liberation Sans" w:cs="Liberation Serif"/>
+                <w:color w:val="000000"/>
+                <w:kern w:val="0"/>
+                <w:sz w:val="20"/>
+                <w:szCs w:val="20"/>
+                <w:lang w:eastAsia="pt-BR"/>
+                <ns2:ligatures ns2:val="none"/>
+              </w:rPr>
+            </w:pPr>
+            <w:r>
+              <w:rPr>
+                <w:rFonts w:ascii="Liberation Sans" w:eastAsia="Liberation Serif" w:hAnsi="Liberation Sans" w:cs="Liberation Serif"/>
                 <w:color w:val="000000"/>
                 <w:kern w:val="0"/>
                 <w:sz w:val="20"/>
@@ -642,18 +642,18 @@
               <w:spacing w:after="0" w:line="240" w:lineRule="auto"/>
               <w:jc w:val="center"/>
               <w:rPr>
-                <w:rFonts w:ascii="Aptos" w:eastAsia="Times New Roman" w:hAnsi="Aptos" w:cs="Times New Roman"/>
-                <w:color w:val="000000"/>
-                <w:kern w:val="0"/>
-                <w:sz w:val="20"/>
-                <w:szCs w:val="20"/>
-                <w:lang w:eastAsia="pt-BR"/>
-                <ns2:ligatures ns2:val="none"/>
-              </w:rPr>
-            </w:pPr>
-            <w:r>
-              <w:rPr>
-                <w:rFonts w:ascii="Aptos" w:eastAsia="Times New Roman" w:hAnsi="Aptos" w:cs="Times New Roman"/>
+                <w:rFonts w:ascii="Liberation Sans" w:eastAsia="Liberation Serif" w:hAnsi="Liberation Sans" w:cs="Liberation Serif"/>
+                <w:color w:val="000000"/>
+                <w:kern w:val="0"/>
+                <w:sz w:val="20"/>
+                <w:szCs w:val="20"/>
+                <w:lang w:eastAsia="pt-BR"/>
+                <ns2:ligatures ns2:val="none"/>
+              </w:rPr>
+            </w:pPr>
+            <w:r>
+              <w:rPr>
+                <w:rFonts w:ascii="Liberation Sans" w:eastAsia="Liberation Serif" w:hAnsi="Liberation Sans" w:cs="Liberation Serif"/>
                 <w:color w:val="000000"/>
                 <w:kern w:val="0"/>
                 <w:sz w:val="20"/>
@@ -681,18 +681,18 @@
               <w:spacing w:after="0" w:line="240" w:lineRule="auto"/>
               <w:jc w:val="center"/>
               <w:rPr>
-                <w:rFonts w:ascii="Aptos" w:eastAsia="Times New Roman" w:hAnsi="Aptos" w:cs="Times New Roman"/>
-                <w:color w:val="000000"/>
-                <w:kern w:val="0"/>
-                <w:sz w:val="20"/>
-                <w:szCs w:val="20"/>
-                <w:lang w:eastAsia="pt-BR"/>
-                <ns2:ligatures ns2:val="none"/>
-              </w:rPr>
-            </w:pPr>
-            <w:r>
-              <w:rPr>
-                <w:rFonts w:ascii="Aptos" w:eastAsia="Times New Roman" w:hAnsi="Aptos" w:cs="Times New Roman"/>
+                <w:rFonts w:ascii="Liberation Sans" w:eastAsia="Liberation Serif" w:hAnsi="Liberation Sans" w:cs="Liberation Serif"/>
+                <w:color w:val="000000"/>
+                <w:kern w:val="0"/>
+                <w:sz w:val="20"/>
+                <w:szCs w:val="20"/>
+                <w:lang w:eastAsia="pt-BR"/>
+                <ns2:ligatures ns2:val="none"/>
+              </w:rPr>
+            </w:pPr>
+            <w:r>
+              <w:rPr>
+                <w:rFonts w:ascii="Liberation Sans" w:eastAsia="Liberation Serif" w:hAnsi="Liberation Sans" w:cs="Liberation Serif"/>
                 <w:color w:val="000000"/>
                 <w:kern w:val="0"/>
                 <w:sz w:val="20"/>
@@ -720,18 +720,18 @@
               <w:spacing w:after="0" w:line="240" w:lineRule="auto"/>
               <w:jc w:val="center"/>
               <w:rPr>
-                <w:rFonts w:ascii="Aptos" w:eastAsia="Times New Roman" w:hAnsi="Aptos" w:cs="Times New Roman"/>
-                <w:color w:val="000000"/>
-                <w:kern w:val="0"/>
-                <w:sz w:val="20"/>
-                <w:szCs w:val="20"/>
-                <w:lang w:eastAsia="pt-BR"/>
-                <ns2:ligatures ns2:val="none"/>
-              </w:rPr>
-            </w:pPr>
-            <w:r>
-              <w:rPr>
-                <w:rFonts w:ascii="Aptos" w:eastAsia="Times New Roman" w:hAnsi="Aptos" w:cs="Times New Roman"/>
+                <w:rFonts w:ascii="Liberation Sans" w:eastAsia="Liberation Serif" w:hAnsi="Liberation Sans" w:cs="Liberation Serif"/>
+                <w:color w:val="000000"/>
+                <w:kern w:val="0"/>
+                <w:sz w:val="20"/>
+                <w:szCs w:val="20"/>
+                <w:lang w:eastAsia="pt-BR"/>
+                <ns2:ligatures ns2:val="none"/>
+              </w:rPr>
+            </w:pPr>
+            <w:r>
+              <w:rPr>
+                <w:rFonts w:ascii="Liberation Sans" w:eastAsia="Liberation Serif" w:hAnsi="Liberation Sans" w:cs="Liberation Serif"/>
                 <w:color w:val="000000"/>
                 <w:kern w:val="0"/>
                 <w:sz w:val="20"/>
@@ -756,7 +756,7 @@
               <w:spacing w:after="0" w:line="240" w:lineRule="auto"/>
               <w:jc w:val="center"/>
               <w:rPr>
-                <w:rFonts w:ascii="Aptos" w:eastAsia="Times New Roman" w:hAnsi="Aptos" w:cs="Times New Roman"/>
+                <w:rFonts w:ascii="Liberation Sans" w:eastAsia="Liberation Serif" w:hAnsi="Liberation Sans" w:cs="Liberation Serif"/>
                 <w:color w:val="000000"/>
                 <w:kern w:val="0"/>
                 <w:sz w:val="20"/>
@@ -768,7 +768,7 @@
             <w:proofErr w:type="spellStart"/>
             <w:r>
               <w:rPr>
-                <w:rFonts w:ascii="Aptos" w:eastAsia="Times New Roman" w:hAnsi="Aptos" w:cs="Times New Roman"/>
+                <w:rFonts w:ascii="Liberation Sans" w:eastAsia="Liberation Serif" w:hAnsi="Liberation Sans" w:cs="Liberation Serif"/>
                 <w:color w:val="000000"/>
                 <w:kern w:val="0"/>
                 <w:sz w:val="20"/>
@@ -803,18 +803,18 @@
               <w:spacing w:after="0" w:line="240" w:lineRule="auto"/>
               <w:jc w:val="center"/>
               <w:rPr>
-                <w:rFonts w:ascii="Aptos" w:eastAsia="Times New Roman" w:hAnsi="Aptos" w:cs="Times New Roman"/>
-                <w:color w:val="FF0000"/>
-                <w:kern w:val="0"/>
-                <w:sz w:val="20"/>
-                <w:szCs w:val="20"/>
-                <w:lang w:eastAsia="pt-BR"/>
-                <ns2:ligatures ns2:val="none"/>
-              </w:rPr>
-            </w:pPr>
-            <w:r>
-              <w:rPr>
-                <w:rFonts w:ascii="Aptos" w:eastAsia="Times New Roman" w:hAnsi="Aptos" w:cs="Times New Roman"/>
+                <w:rFonts w:ascii="Liberation Sans" w:eastAsia="Liberation Serif" w:hAnsi="Liberation Sans" w:cs="Liberation Serif"/>
+                <w:color w:val="FF0000"/>
+                <w:kern w:val="0"/>
+                <w:sz w:val="20"/>
+                <w:szCs w:val="20"/>
+                <w:lang w:eastAsia="pt-BR"/>
+                <ns2:ligatures ns2:val="none"/>
+              </w:rPr>
+            </w:pPr>
+            <w:r>
+              <w:rPr>
+                <w:rFonts w:ascii="Liberation Sans" w:eastAsia="Liberation Serif" w:hAnsi="Liberation Sans" w:cs="Liberation Serif"/>
                 <w:color w:val="000000"/>
                 <w:kern w:val="0"/>
                 <w:sz w:val="20"/>
@@ -826,7 +826,7 @@
             </w:r>
             <w:r>
               <w:rPr>
-                <w:rFonts w:ascii="Aptos" w:eastAsia="Times New Roman" w:hAnsi="Aptos" w:cs="Times New Roman"/>
+                <w:rFonts w:ascii="Liberation Sans" w:eastAsia="Liberation Serif" w:hAnsi="Liberation Sans" w:cs="Liberation Serif"/>
                 <w:color w:val="000000"/>
                 <w:kern w:val="0"/>
                 <w:sz w:val="20"/>
@@ -852,18 +852,18 @@
               <w:spacing w:after="0" w:line="240" w:lineRule="auto"/>
               <w:jc w:val="center"/>
               <w:rPr>
-                <w:rFonts w:ascii="Aptos" w:eastAsia="Times New Roman" w:hAnsi="Aptos" w:cs="Times New Roman"/>
-                <w:color w:val="000000"/>
-                <w:kern w:val="0"/>
-                <w:sz w:val="20"/>
-                <w:szCs w:val="20"/>
-                <w:lang w:eastAsia="pt-BR"/>
-                <ns2:ligatures ns2:val="none"/>
-              </w:rPr>
-            </w:pPr>
-            <w:r>
-              <w:rPr>
-                <w:rFonts w:ascii="Aptos" w:eastAsia="Times New Roman" w:hAnsi="Aptos" w:cs="Times New Roman"/>
+                <w:rFonts w:ascii="Liberation Sans" w:eastAsia="Liberation Serif" w:hAnsi="Liberation Sans" w:cs="Liberation Serif"/>
+                <w:color w:val="000000"/>
+                <w:kern w:val="0"/>
+                <w:sz w:val="20"/>
+                <w:szCs w:val="20"/>
+                <w:lang w:eastAsia="pt-BR"/>
+                <ns2:ligatures ns2:val="none"/>
+              </w:rPr>
+            </w:pPr>
+            <w:r>
+              <w:rPr>
+                <w:rFonts w:ascii="Liberation Sans" w:eastAsia="Liberation Serif" w:hAnsi="Liberation Sans" w:cs="Liberation Serif"/>
                 <w:color w:val="000000"/>
                 <w:kern w:val="0"/>
                 <w:sz w:val="20"/>
@@ -875,7 +875,7 @@
             </w:r>
             <w:r>
               <w:rPr>
-                <w:rFonts w:ascii="Aptos" w:eastAsia="Times New Roman" w:hAnsi="Aptos" w:cs="Times New Roman"/>
+                <w:rFonts w:ascii="Liberation Sans" w:eastAsia="Liberation Serif" w:hAnsi="Liberation Sans" w:cs="Liberation Serif"/>
                 <w:color w:val="000000"/>
                 <w:kern w:val="0"/>
                 <w:sz w:val="20"/>
@@ -888,7 +888,7 @@
             </w:r>
             <w:r>
               <w:rPr>
-                <w:rFonts w:ascii="Aptos" w:eastAsia="Times New Roman" w:hAnsi="Aptos" w:cs="Times New Roman"/>
+                <w:rFonts w:ascii="Liberation Sans" w:eastAsia="Liberation Serif" w:hAnsi="Liberation Sans" w:cs="Liberation Serif"/>
                 <w:color w:val="000000"/>
                 <w:kern w:val="0"/>
                 <w:sz w:val="20"/>
@@ -917,18 +917,18 @@
               <w:spacing w:after="0" w:line="240" w:lineRule="auto"/>
               <w:jc w:val="center"/>
               <w:rPr>
-                <w:rFonts w:ascii="Aptos" w:eastAsia="Times New Roman" w:hAnsi="Aptos" w:cs="Times New Roman"/>
-                <w:color w:val="FF0000"/>
-                <w:kern w:val="0"/>
-                <w:sz w:val="20"/>
-                <w:szCs w:val="20"/>
-                <w:lang w:eastAsia="pt-BR"/>
-                <ns2:ligatures ns2:val="none"/>
-              </w:rPr>
-            </w:pPr>
-            <w:r>
-              <w:rPr>
-                <w:rFonts w:ascii="Aptos" w:eastAsia="Times New Roman" w:hAnsi="Aptos" w:cs="Times New Roman"/>
+                <w:rFonts w:ascii="Liberation Sans" w:eastAsia="Liberation Serif" w:hAnsi="Liberation Sans" w:cs="Liberation Serif"/>
+                <w:color w:val="FF0000"/>
+                <w:kern w:val="0"/>
+                <w:sz w:val="20"/>
+                <w:szCs w:val="20"/>
+                <w:lang w:eastAsia="pt-BR"/>
+                <ns2:ligatures ns2:val="none"/>
+              </w:rPr>
+            </w:pPr>
+            <w:r>
+              <w:rPr>
+                <w:rFonts w:ascii="Liberation Sans" w:eastAsia="Liberation Serif" w:hAnsi="Liberation Sans" w:cs="Liberation Serif"/>
                 <w:color w:val="000000"/>
                 <w:kern w:val="0"/>
                 <w:sz w:val="20"/>
@@ -940,7 +940,7 @@
             </w:r>
             <w:r>
               <w:rPr>
-                <w:rFonts w:ascii="Aptos" w:eastAsia="Times New Roman" w:hAnsi="Aptos" w:cs="Times New Roman"/>
+                <w:rFonts w:ascii="Liberation Sans" w:eastAsia="Liberation Serif" w:hAnsi="Liberation Sans" w:cs="Liberation Serif"/>
                 <w:color w:val="000000"/>
                 <w:kern w:val="0"/>
                 <w:sz w:val="20"/>
@@ -970,18 +970,18 @@
               <w:spacing w:after="0" w:line="240" w:lineRule="auto"/>
               <w:jc w:val="center"/>
               <w:rPr>
-                <w:rFonts w:ascii="Aptos" w:eastAsia="Times New Roman" w:hAnsi="Aptos" w:cs="Times New Roman"/>
-                <w:color w:val="FF0000"/>
-                <w:kern w:val="0"/>
-                <w:sz w:val="20"/>
-                <w:szCs w:val="20"/>
-                <w:lang w:eastAsia="pt-BR"/>
-                <ns2:ligatures ns2:val="none"/>
-              </w:rPr>
-            </w:pPr>
-            <w:r>
-              <w:rPr>
-                <w:rFonts w:ascii="Aptos" w:eastAsia="Times New Roman" w:hAnsi="Aptos" w:cs="Times New Roman"/>
+                <w:rFonts w:ascii="Liberation Sans" w:eastAsia="Liberation Serif" w:hAnsi="Liberation Sans" w:cs="Liberation Serif"/>
+                <w:color w:val="FF0000"/>
+                <w:kern w:val="0"/>
+                <w:sz w:val="20"/>
+                <w:szCs w:val="20"/>
+                <w:lang w:eastAsia="pt-BR"/>
+                <ns2:ligatures ns2:val="none"/>
+              </w:rPr>
+            </w:pPr>
+            <w:r>
+              <w:rPr>
+                <w:rFonts w:ascii="Liberation Sans" w:eastAsia="Liberation Serif" w:hAnsi="Liberation Sans" w:cs="Liberation Serif"/>
                 <w:color w:val="000000"/>
                 <w:kern w:val="0"/>
                 <w:sz w:val="20"/>
@@ -993,7 +993,7 @@
             </w:r>
             <w:r>
               <w:rPr>
-                <w:rFonts w:ascii="Aptos" w:eastAsia="Times New Roman" w:hAnsi="Aptos" w:cs="Times New Roman"/>
+                <w:rFonts w:ascii="Liberation Sans" w:eastAsia="Liberation Serif" w:hAnsi="Liberation Sans" w:cs="Liberation Serif"/>
                 <w:color w:val="000000"/>
                 <w:kern w:val="0"/>
                 <w:sz w:val="20"/>
@@ -1006,7 +1006,7 @@
             </w:r>
             <w:r>
               <w:rPr>
-                <w:rFonts w:ascii="Aptos" w:eastAsia="Times New Roman" w:hAnsi="Aptos" w:cs="Times New Roman"/>
+                <w:rFonts w:ascii="Liberation Sans" w:eastAsia="Liberation Serif" w:hAnsi="Liberation Sans" w:cs="Liberation Serif"/>
                 <w:color w:val="000000"/>
                 <w:kern w:val="0"/>
                 <w:sz w:val="20"/>
@@ -1018,7 +1018,7 @@
             </w:r>
             <w:r>
               <w:rPr>
-                <w:rFonts w:ascii="Aptos" w:eastAsia="Times New Roman" w:hAnsi="Aptos" w:cs="Times New Roman"/>
+                <w:rFonts w:ascii="Liberation Sans" w:eastAsia="Liberation Serif" w:hAnsi="Liberation Sans" w:cs="Liberation Serif"/>
                 <w:color w:val="000000"/>
                 <w:kern w:val="0"/>
                 <w:sz w:val="20"/>
@@ -1031,7 +1031,7 @@
             </w:r>
             <w:r>
               <w:rPr>
-                <w:rFonts w:ascii="Aptos" w:eastAsia="Times New Roman" w:hAnsi="Aptos" w:cs="Times New Roman"/>
+                <w:rFonts w:ascii="Liberation Sans" w:eastAsia="Liberation Serif" w:hAnsi="Liberation Sans" w:cs="Liberation Serif"/>
                 <w:color w:val="000000"/>
                 <w:kern w:val="0"/>
                 <w:sz w:val="20"/>
@@ -1043,7 +1043,7 @@
             </w:r>
             <w:r>
               <w:rPr>
-                <w:rFonts w:ascii="Aptos" w:eastAsia="Times New Roman" w:hAnsi="Aptos" w:cs="Times New Roman"/>
+                <w:rFonts w:ascii="Liberation Sans" w:eastAsia="Liberation Serif" w:hAnsi="Liberation Sans" w:cs="Liberation Serif"/>
                 <w:color w:val="FF0000"/>
                 <w:kern w:val="0"/>
                 <w:sz w:val="20"/>
@@ -1072,18 +1072,18 @@
               <w:spacing w:after="0" w:line="240" w:lineRule="auto"/>
               <w:jc w:val="center"/>
               <w:rPr>
-                <w:rFonts w:ascii="Aptos" w:eastAsia="Times New Roman" w:hAnsi="Aptos" w:cs="Times New Roman"/>
-                <w:color w:val="FF0000"/>
-                <w:kern w:val="0"/>
-                <w:sz w:val="20"/>
-                <w:szCs w:val="20"/>
-                <w:lang w:eastAsia="pt-BR"/>
-                <ns2:ligatures ns2:val="none"/>
-              </w:rPr>
-            </w:pPr>
-            <w:r>
-              <w:rPr>
-                <w:rFonts w:ascii="Aptos" w:eastAsia="Times New Roman" w:hAnsi="Aptos" w:cs="Times New Roman"/>
+                <w:rFonts w:ascii="Liberation Sans" w:eastAsia="Liberation Serif" w:hAnsi="Liberation Sans" w:cs="Liberation Serif"/>
+                <w:color w:val="FF0000"/>
+                <w:kern w:val="0"/>
+                <w:sz w:val="20"/>
+                <w:szCs w:val="20"/>
+                <w:lang w:eastAsia="pt-BR"/>
+                <ns2:ligatures ns2:val="none"/>
+              </w:rPr>
+            </w:pPr>
+            <w:r>
+              <w:rPr>
+                <w:rFonts w:ascii="Liberation Sans" w:eastAsia="Liberation Serif" w:hAnsi="Liberation Sans" w:cs="Liberation Serif"/>
                 <w:color w:val="000000"/>
                 <w:kern w:val="0"/>
                 <w:sz w:val="20"/>
@@ -1095,7 +1095,7 @@
             </w:r>
             <w:r>
               <w:rPr>
-                <w:rFonts w:ascii="Aptos" w:eastAsia="Times New Roman" w:hAnsi="Aptos" w:cs="Times New Roman"/>
+                <w:rFonts w:ascii="Liberation Sans" w:eastAsia="Liberation Serif" w:hAnsi="Liberation Sans" w:cs="Liberation Serif"/>
                 <w:color w:val="000000"/>
                 <w:kern w:val="0"/>
                 <w:sz w:val="20"/>
@@ -1123,18 +1123,18 @@
               <w:spacing w:after="0" w:line="240" w:lineRule="auto"/>
               <w:jc w:val="center"/>
               <w:rPr>
-                <w:rFonts w:ascii="Aptos" w:eastAsia="Times New Roman" w:hAnsi="Aptos" w:cs="Times New Roman"/>
-                <w:color w:val="FF0000"/>
-                <w:kern w:val="0"/>
-                <w:sz w:val="20"/>
-                <w:szCs w:val="20"/>
-                <w:lang w:eastAsia="pt-BR"/>
-                <ns2:ligatures ns2:val="none"/>
-              </w:rPr>
-            </w:pPr>
-            <w:r>
-              <w:rPr>
-                <w:rFonts w:ascii="Aptos" w:eastAsia="Times New Roman" w:hAnsi="Aptos" w:cs="Times New Roman"/>
+                <w:rFonts w:ascii="Liberation Sans" w:eastAsia="Liberation Serif" w:hAnsi="Liberation Sans" w:cs="Liberation Serif"/>
+                <w:color w:val="FF0000"/>
+                <w:kern w:val="0"/>
+                <w:sz w:val="20"/>
+                <w:szCs w:val="20"/>
+                <w:lang w:eastAsia="pt-BR"/>
+                <ns2:ligatures ns2:val="none"/>
+              </w:rPr>
+            </w:pPr>
+            <w:r>
+              <w:rPr>
+                <w:rFonts w:ascii="Liberation Sans" w:eastAsia="Liberation Serif" w:hAnsi="Liberation Sans" w:cs="Liberation Serif"/>
                 <w:color w:val="000000"/>
                 <w:kern w:val="0"/>
                 <w:sz w:val="20"/>
@@ -1146,7 +1146,7 @@
             </w:r>
             <w:r>
               <w:rPr>
-                <w:rFonts w:ascii="Aptos" w:eastAsia="Times New Roman" w:hAnsi="Aptos" w:cs="Times New Roman"/>
+                <w:rFonts w:ascii="Liberation Sans" w:eastAsia="Liberation Serif" w:hAnsi="Liberation Sans" w:cs="Liberation Serif"/>
                 <w:color w:val="000000"/>
                 <w:kern w:val="0"/>
                 <w:sz w:val="20"/>
@@ -1159,7 +1159,7 @@
             </w:r>
             <w:r>
               <w:rPr>
-                <w:rFonts w:ascii="Aptos" w:eastAsia="Times New Roman" w:hAnsi="Aptos" w:cs="Times New Roman"/>
+                <w:rFonts w:ascii="Liberation Sans" w:eastAsia="Liberation Serif" w:hAnsi="Liberation Sans" w:cs="Liberation Serif"/>
                 <w:color w:val="000000"/>
                 <w:kern w:val="0"/>
                 <w:sz w:val="20"/>
@@ -1171,7 +1171,7 @@
             </w:r>
             <w:r>
               <w:rPr>
-                <w:rFonts w:ascii="Aptos" w:eastAsia="Times New Roman" w:hAnsi="Aptos" w:cs="Times New Roman"/>
+                <w:rFonts w:ascii="Liberation Sans" w:eastAsia="Liberation Serif" w:hAnsi="Liberation Sans" w:cs="Liberation Serif"/>
                 <w:color w:val="000000"/>
                 <w:kern w:val="0"/>
                 <w:sz w:val="20"/>
@@ -1184,7 +1184,7 @@
             </w:r>
             <w:r>
               <w:rPr>
-                <w:rFonts w:ascii="Aptos" w:eastAsia="Times New Roman" w:hAnsi="Aptos" w:cs="Times New Roman"/>
+                <w:rFonts w:ascii="Liberation Sans" w:eastAsia="Liberation Serif" w:hAnsi="Liberation Sans" w:cs="Liberation Serif"/>
                 <w:color w:val="000000"/>
                 <w:kern w:val="0"/>
                 <w:sz w:val="20"/>
@@ -1196,7 +1196,7 @@
             </w:r>
             <w:r>
               <w:rPr>
-                <w:rFonts w:ascii="Aptos" w:eastAsia="Times New Roman" w:hAnsi="Aptos" w:cs="Times New Roman"/>
+                <w:rFonts w:ascii="Liberation Sans" w:eastAsia="Liberation Serif" w:hAnsi="Liberation Sans" w:cs="Liberation Serif"/>
                 <w:color w:val="FF0000"/>
                 <w:kern w:val="0"/>
                 <w:sz w:val="20"/>
@@ -1223,18 +1223,18 @@
               <w:spacing w:after="0" w:line="240" w:lineRule="auto"/>
               <w:jc w:val="center"/>
               <w:rPr>
-                <w:rFonts w:ascii="Aptos" w:eastAsia="Times New Roman" w:hAnsi="Aptos" w:cs="Times New Roman"/>
-                <w:color w:val="FF0000"/>
-                <w:kern w:val="0"/>
-                <w:sz w:val="20"/>
-                <w:szCs w:val="20"/>
-                <w:lang w:eastAsia="pt-BR"/>
-                <ns2:ligatures ns2:val="none"/>
-              </w:rPr>
-            </w:pPr>
-            <w:r>
-              <w:rPr>
-                <w:rFonts w:ascii="Aptos" w:eastAsia="Times New Roman" w:hAnsi="Aptos" w:cs="Times New Roman"/>
+                <w:rFonts w:ascii="Liberation Sans" w:eastAsia="Liberation Serif" w:hAnsi="Liberation Sans" w:cs="Liberation Serif"/>
+                <w:color w:val="FF0000"/>
+                <w:kern w:val="0"/>
+                <w:sz w:val="20"/>
+                <w:szCs w:val="20"/>
+                <w:lang w:eastAsia="pt-BR"/>
+                <ns2:ligatures ns2:val="none"/>
+              </w:rPr>
+            </w:pPr>
+            <w:r>
+              <w:rPr>
+                <w:rFonts w:ascii="Liberation Sans" w:eastAsia="Liberation Serif" w:hAnsi="Liberation Sans" w:cs="Liberation Serif"/>
                 <w:color w:val="000000"/>
                 <w:kern w:val="0"/>
                 <w:sz w:val="20"/>
@@ -1246,7 +1246,7 @@
             </w:r>
             <w:r>
               <w:rPr>
-                <w:rFonts w:ascii="Aptos" w:eastAsia="Times New Roman" w:hAnsi="Aptos" w:cs="Times New Roman"/>
+                <w:rFonts w:ascii="Liberation Sans" w:eastAsia="Liberation Serif" w:hAnsi="Liberation Sans" w:cs="Liberation Serif"/>
                 <w:color w:val="000000"/>
                 <w:kern w:val="0"/>
                 <w:sz w:val="20"/>
@@ -1259,7 +1259,7 @@
             </w:r>
             <w:r>
               <w:rPr>
-                <w:rFonts w:ascii="Aptos" w:eastAsia="Times New Roman" w:hAnsi="Aptos" w:cs="Times New Roman"/>
+                <w:rFonts w:ascii="Liberation Sans" w:eastAsia="Liberation Serif" w:hAnsi="Liberation Sans" w:cs="Liberation Serif"/>
                 <w:color w:val="000000"/>
                 <w:kern w:val="0"/>
                 <w:sz w:val="20"/>
@@ -1271,7 +1271,7 @@
             </w:r>
             <w:r>
               <w:rPr>
-                <w:rFonts w:ascii="Aptos" w:eastAsia="Times New Roman" w:hAnsi="Aptos" w:cs="Times New Roman"/>
+                <w:rFonts w:ascii="Liberation Sans" w:eastAsia="Liberation Serif" w:hAnsi="Liberation Sans" w:cs="Liberation Serif"/>
                 <w:color w:val="000000"/>
                 <w:kern w:val="0"/>
                 <w:sz w:val="20"/>
@@ -1284,7 +1284,7 @@
             </w:r>
             <w:r>
               <w:rPr>
-                <w:rFonts w:ascii="Aptos" w:eastAsia="Times New Roman" w:hAnsi="Aptos" w:cs="Times New Roman"/>
+                <w:rFonts w:ascii="Liberation Sans" w:eastAsia="Liberation Serif" w:hAnsi="Liberation Sans" w:cs="Liberation Serif"/>
                 <w:color w:val="000000"/>
                 <w:kern w:val="0"/>
                 <w:sz w:val="20"/>
@@ -1296,7 +1296,7 @@
             </w:r>
             <w:r>
               <w:rPr>
-                <w:rFonts w:ascii="Aptos" w:eastAsia="Times New Roman" w:hAnsi="Aptos" w:cs="Times New Roman"/>
+                <w:rFonts w:ascii="Liberation Sans" w:eastAsia="Liberation Serif" w:hAnsi="Liberation Sans" w:cs="Liberation Serif"/>
                 <w:color w:val="FF0000"/>
                 <w:kern w:val="0"/>
                 <w:sz w:val="20"/>
@@ -1323,18 +1323,18 @@
               <w:spacing w:after="0" w:line="240" w:lineRule="auto"/>
               <w:jc w:val="center"/>
               <w:rPr>
-                <w:rFonts w:ascii="Aptos" w:eastAsia="Times New Roman" w:hAnsi="Aptos" w:cs="Times New Roman"/>
-                <w:color w:val="FF0000"/>
-                <w:kern w:val="0"/>
-                <w:sz w:val="20"/>
-                <w:szCs w:val="20"/>
-                <w:lang w:eastAsia="pt-BR"/>
-                <ns2:ligatures ns2:val="none"/>
-              </w:rPr>
-            </w:pPr>
-            <w:r>
-              <w:rPr>
-                <w:rFonts w:ascii="Aptos" w:eastAsia="Times New Roman" w:hAnsi="Aptos" w:cs="Times New Roman"/>
+                <w:rFonts w:ascii="Liberation Sans" w:eastAsia="Liberation Serif" w:hAnsi="Liberation Sans" w:cs="Liberation Serif"/>
+                <w:color w:val="FF0000"/>
+                <w:kern w:val="0"/>
+                <w:sz w:val="20"/>
+                <w:szCs w:val="20"/>
+                <w:lang w:eastAsia="pt-BR"/>
+                <ns2:ligatures ns2:val="none"/>
+              </w:rPr>
+            </w:pPr>
+            <w:r>
+              <w:rPr>
+                <w:rFonts w:ascii="Liberation Sans" w:eastAsia="Liberation Serif" w:hAnsi="Liberation Sans" w:cs="Liberation Serif"/>
                 <w:color w:val="000000"/>
                 <w:kern w:val="0"/>
                 <w:sz w:val="20"/>
@@ -1346,7 +1346,7 @@
             </w:r>
             <w:r>
               <w:rPr>
-                <w:rFonts w:ascii="Aptos" w:eastAsia="Times New Roman" w:hAnsi="Aptos" w:cs="Times New Roman"/>
+                <w:rFonts w:ascii="Liberation Sans" w:eastAsia="Liberation Serif" w:hAnsi="Liberation Sans" w:cs="Liberation Serif"/>
                 <w:color w:val="000000"/>
                 <w:kern w:val="0"/>
                 <w:sz w:val="20"/>
@@ -1359,7 +1359,7 @@
             </w:r>
             <w:r>
               <w:rPr>
-                <w:rFonts w:ascii="Aptos" w:eastAsia="Times New Roman" w:hAnsi="Aptos" w:cs="Times New Roman"/>
+                <w:rFonts w:ascii="Liberation Sans" w:eastAsia="Liberation Serif" w:hAnsi="Liberation Sans" w:cs="Liberation Serif"/>
                 <w:color w:val="000000"/>
                 <w:kern w:val="0"/>
                 <w:sz w:val="20"/>
@@ -1371,7 +1371,7 @@
             </w:r>
             <w:r>
               <w:rPr>
-                <w:rFonts w:ascii="Aptos" w:eastAsia="Times New Roman" w:hAnsi="Aptos" w:cs="Times New Roman"/>
+                <w:rFonts w:ascii="Liberation Sans" w:eastAsia="Liberation Serif" w:hAnsi="Liberation Sans" w:cs="Liberation Serif"/>
                 <w:color w:val="000000"/>
                 <w:kern w:val="0"/>
                 <w:sz w:val="20"/>
@@ -1384,7 +1384,7 @@
             </w:r>
             <w:r>
               <w:rPr>
-                <w:rFonts w:ascii="Aptos" w:eastAsia="Times New Roman" w:hAnsi="Aptos" w:cs="Times New Roman"/>
+                <w:rFonts w:ascii="Liberation Sans" w:eastAsia="Liberation Serif" w:hAnsi="Liberation Sans" w:cs="Liberation Serif"/>
                 <w:color w:val="000000"/>
                 <w:kern w:val="0"/>
                 <w:sz w:val="20"/>
@@ -1396,7 +1396,7 @@
             </w:r>
             <w:r>
               <w:rPr>
-                <w:rFonts w:ascii="Aptos" w:eastAsia="Times New Roman" w:hAnsi="Aptos" w:cs="Times New Roman"/>
+                <w:rFonts w:ascii="Liberation Sans" w:eastAsia="Liberation Serif" w:hAnsi="Liberation Sans" w:cs="Liberation Serif"/>
                 <w:color w:val="FF0000"/>
                 <w:kern w:val="0"/>
                 <w:sz w:val="20"/>
@@ -1421,18 +1421,18 @@
               <w:spacing w:after="0" w:line="240" w:lineRule="auto"/>
               <w:jc w:val="center"/>
               <w:rPr>
-                <w:rFonts w:ascii="Aptos" w:eastAsia="Times New Roman" w:hAnsi="Aptos" w:cs="Times New Roman"/>
-                <w:color w:val="FF0000"/>
-                <w:kern w:val="0"/>
-                <w:sz w:val="20"/>
-                <w:szCs w:val="20"/>
-                <w:lang w:eastAsia="pt-BR"/>
-                <ns2:ligatures ns2:val="none"/>
-              </w:rPr>
-            </w:pPr>
-            <w:r>
-              <w:rPr>
-                <w:rFonts w:ascii="Aptos" w:eastAsia="Times New Roman" w:hAnsi="Aptos" w:cs="Times New Roman"/>
+                <w:rFonts w:ascii="Liberation Sans" w:eastAsia="Liberation Serif" w:hAnsi="Liberation Sans" w:cs="Liberation Serif"/>
+                <w:color w:val="FF0000"/>
+                <w:kern w:val="0"/>
+                <w:sz w:val="20"/>
+                <w:szCs w:val="20"/>
+                <w:lang w:eastAsia="pt-BR"/>
+                <ns2:ligatures ns2:val="none"/>
+              </w:rPr>
+            </w:pPr>
+            <w:r>
+              <w:rPr>
+                <w:rFonts w:ascii="Liberation Sans" w:eastAsia="Liberation Serif" w:hAnsi="Liberation Sans" w:cs="Liberation Serif"/>
                 <w:color w:val="000000"/>
                 <w:kern w:val="0"/>
                 <w:sz w:val="20"/>
@@ -1444,7 +1444,7 @@
             </w:r>
             <w:r>
               <w:rPr>
-                <w:rFonts w:ascii="Aptos" w:eastAsia="Times New Roman" w:hAnsi="Aptos" w:cs="Times New Roman"/>
+                <w:rFonts w:ascii="Liberation Sans" w:eastAsia="Liberation Serif" w:hAnsi="Liberation Sans" w:cs="Liberation Serif"/>
                 <w:color w:val="000000"/>
                 <w:kern w:val="0"/>
                 <w:sz w:val="20"/>
@@ -1457,7 +1457,7 @@
             </w:r>
             <w:r>
               <w:rPr>
-                <w:rFonts w:ascii="Aptos" w:eastAsia="Times New Roman" w:hAnsi="Aptos" w:cs="Times New Roman"/>
+                <w:rFonts w:ascii="Liberation Sans" w:eastAsia="Liberation Serif" w:hAnsi="Liberation Sans" w:cs="Liberation Serif"/>
                 <w:color w:val="000000"/>
                 <w:kern w:val="0"/>
                 <w:sz w:val="20"/>
@@ -1469,7 +1469,7 @@
             </w:r>
             <w:r>
               <w:rPr>
-                <w:rFonts w:ascii="Aptos" w:eastAsia="Times New Roman" w:hAnsi="Aptos" w:cs="Times New Roman"/>
+                <w:rFonts w:ascii="Liberation Sans" w:eastAsia="Liberation Serif" w:hAnsi="Liberation Sans" w:cs="Liberation Serif"/>
                 <w:color w:val="000000"/>
                 <w:kern w:val="0"/>
                 <w:sz w:val="20"/>
@@ -1482,7 +1482,7 @@
             </w:r>
             <w:r>
               <w:rPr>
-                <w:rFonts w:ascii="Aptos" w:eastAsia="Times New Roman" w:hAnsi="Aptos" w:cs="Times New Roman"/>
+                <w:rFonts w:ascii="Liberation Sans" w:eastAsia="Liberation Serif" w:hAnsi="Liberation Sans" w:cs="Liberation Serif"/>
                 <w:color w:val="000000"/>
                 <w:kern w:val="0"/>
                 <w:sz w:val="20"/>
@@ -1494,7 +1494,7 @@
             </w:r>
             <w:r>
               <w:rPr>
-                <w:rFonts w:ascii="Aptos" w:eastAsia="Times New Roman" w:hAnsi="Aptos" w:cs="Times New Roman"/>
+                <w:rFonts w:ascii="Liberation Sans" w:eastAsia="Liberation Serif" w:hAnsi="Liberation Sans" w:cs="Liberation Serif"/>
                 <w:color w:val="FF0000"/>
                 <w:kern w:val="0"/>
                 <w:sz w:val="20"/>
@@ -1529,18 +1529,18 @@
               <w:spacing w:after="0" w:line="240" w:lineRule="auto"/>
               <w:jc w:val="center"/>
               <w:rPr>
-                <w:rFonts w:ascii="Aptos" w:eastAsia="Times New Roman" w:hAnsi="Aptos" w:cs="Times New Roman"/>
-                <w:color w:val="FF0000"/>
-                <w:kern w:val="0"/>
-                <w:sz w:val="20"/>
-                <w:szCs w:val="20"/>
-                <w:lang w:eastAsia="pt-BR"/>
-                <ns2:ligatures ns2:val="none"/>
-              </w:rPr>
-            </w:pPr>
-            <w:r>
-              <w:rPr>
-                <w:rFonts w:ascii="Aptos" w:eastAsia="Times New Roman" w:hAnsi="Aptos" w:cs="Times New Roman"/>
+                <w:rFonts w:ascii="Liberation Sans" w:eastAsia="Liberation Serif" w:hAnsi="Liberation Sans" w:cs="Liberation Serif"/>
+                <w:color w:val="FF0000"/>
+                <w:kern w:val="0"/>
+                <w:sz w:val="20"/>
+                <w:szCs w:val="20"/>
+                <w:lang w:eastAsia="pt-BR"/>
+                <ns2:ligatures ns2:val="none"/>
+              </w:rPr>
+            </w:pPr>
+            <w:r>
+              <w:rPr>
+                <w:rFonts w:ascii="Liberation Sans" w:eastAsia="Liberation Serif" w:hAnsi="Liberation Sans" w:cs="Liberation Serif"/>
                 <w:color w:val="FF0000"/>
                 <w:kern w:val="0"/>
                 <w:sz w:val="20"/>
@@ -1565,18 +1565,18 @@
               <w:spacing w:after="0" w:line="240" w:lineRule="auto"/>
               <w:jc w:val="center"/>
               <w:rPr>
-                <w:rFonts w:ascii="Aptos" w:eastAsia="Times New Roman" w:hAnsi="Aptos" w:cs="Times New Roman"/>
-                <w:color w:val="FF0000"/>
-                <w:kern w:val="0"/>
-                <w:sz w:val="20"/>
-                <w:szCs w:val="20"/>
-                <w:lang w:eastAsia="pt-BR"/>
-                <ns2:ligatures ns2:val="none"/>
-              </w:rPr>
-            </w:pPr>
-            <w:r>
-              <w:rPr>
-                <w:rFonts w:ascii="Aptos" w:eastAsia="Times New Roman" w:hAnsi="Aptos" w:cs="Times New Roman"/>
+                <w:rFonts w:ascii="Liberation Sans" w:eastAsia="Liberation Serif" w:hAnsi="Liberation Sans" w:cs="Liberation Serif"/>
+                <w:color w:val="FF0000"/>
+                <w:kern w:val="0"/>
+                <w:sz w:val="20"/>
+                <w:szCs w:val="20"/>
+                <w:lang w:eastAsia="pt-BR"/>
+                <ns2:ligatures ns2:val="none"/>
+              </w:rPr>
+            </w:pPr>
+            <w:r>
+              <w:rPr>
+                <w:rFonts w:ascii="Liberation Sans" w:eastAsia="Liberation Serif" w:hAnsi="Liberation Sans" w:cs="Liberation Serif"/>
                 <w:color w:val="FF0000"/>
                 <w:kern w:val="0"/>
                 <w:sz w:val="20"/>
@@ -1605,18 +1605,18 @@
               <w:spacing w:after="0" w:line="240" w:lineRule="auto"/>
               <w:jc w:val="center"/>
               <w:rPr>
-                <w:rFonts w:ascii="Aptos" w:eastAsia="Times New Roman" w:hAnsi="Aptos" w:cs="Times New Roman"/>
-                <w:color w:val="FF0000"/>
-                <w:kern w:val="0"/>
-                <w:sz w:val="20"/>
-                <w:szCs w:val="20"/>
-                <w:lang w:eastAsia="pt-BR"/>
-                <ns2:ligatures ns2:val="none"/>
-              </w:rPr>
-            </w:pPr>
-            <w:r>
-              <w:rPr>
-                <w:rFonts w:ascii="Aptos" w:eastAsia="Times New Roman" w:hAnsi="Aptos" w:cs="Times New Roman"/>
+                <w:rFonts w:ascii="Liberation Sans" w:eastAsia="Liberation Serif" w:hAnsi="Liberation Sans" w:cs="Liberation Serif"/>
+                <w:color w:val="FF0000"/>
+                <w:kern w:val="0"/>
+                <w:sz w:val="20"/>
+                <w:szCs w:val="20"/>
+                <w:lang w:eastAsia="pt-BR"/>
+                <ns2:ligatures ns2:val="none"/>
+              </w:rPr>
+            </w:pPr>
+            <w:r>
+              <w:rPr>
+                <w:rFonts w:ascii="Liberation Sans" w:eastAsia="Liberation Serif" w:hAnsi="Liberation Sans" w:cs="Liberation Serif"/>
                 <w:color w:val="FF0000"/>
                 <w:kern w:val="0"/>
                 <w:sz w:val="20"/>
@@ -1645,18 +1645,18 @@
               <w:spacing w:after="0" w:line="240" w:lineRule="auto"/>
               <w:jc w:val="center"/>
               <w:rPr>
-                <w:rFonts w:ascii="Aptos" w:eastAsia="Times New Roman" w:hAnsi="Aptos" w:cs="Times New Roman"/>
-                <w:color w:val="FF0000"/>
-                <w:kern w:val="0"/>
-                <w:sz w:val="20"/>
-                <w:szCs w:val="20"/>
-                <w:lang w:eastAsia="pt-BR"/>
-                <ns2:ligatures ns2:val="none"/>
-              </w:rPr>
-            </w:pPr>
-            <w:r>
-              <w:rPr>
-                <w:rFonts w:ascii="Aptos" w:eastAsia="Times New Roman" w:hAnsi="Aptos" w:cs="Times New Roman"/>
+                <w:rFonts w:ascii="Liberation Sans" w:eastAsia="Liberation Serif" w:hAnsi="Liberation Sans" w:cs="Liberation Serif"/>
+                <w:color w:val="FF0000"/>
+                <w:kern w:val="0"/>
+                <w:sz w:val="20"/>
+                <w:szCs w:val="20"/>
+                <w:lang w:eastAsia="pt-BR"/>
+                <ns2:ligatures ns2:val="none"/>
+              </w:rPr>
+            </w:pPr>
+            <w:r>
+              <w:rPr>
+                <w:rFonts w:ascii="Liberation Sans" w:eastAsia="Liberation Serif" w:hAnsi="Liberation Sans" w:cs="Liberation Serif"/>
                 <w:color w:val="FF0000"/>
                 <w:kern w:val="0"/>
                 <w:sz w:val="20"/>
@@ -1685,18 +1685,18 @@
               <w:spacing w:after="0" w:line="240" w:lineRule="auto"/>
               <w:jc w:val="center"/>
               <w:rPr>
-                <w:rFonts w:ascii="Aptos" w:eastAsia="Times New Roman" w:hAnsi="Aptos" w:cs="Times New Roman"/>
-                <w:color w:val="FF0000"/>
-                <w:kern w:val="0"/>
-                <w:sz w:val="20"/>
-                <w:szCs w:val="20"/>
-                <w:lang w:eastAsia="pt-BR"/>
-                <ns2:ligatures ns2:val="none"/>
-              </w:rPr>
-            </w:pPr>
-            <w:r>
-              <w:rPr>
-                <w:rFonts w:ascii="Aptos" w:eastAsia="Times New Roman" w:hAnsi="Aptos" w:cs="Times New Roman"/>
+                <w:rFonts w:ascii="Liberation Sans" w:eastAsia="Liberation Serif" w:hAnsi="Liberation Sans" w:cs="Liberation Serif"/>
+                <w:color w:val="FF0000"/>
+                <w:kern w:val="0"/>
+                <w:sz w:val="20"/>
+                <w:szCs w:val="20"/>
+                <w:lang w:eastAsia="pt-BR"/>
+                <ns2:ligatures ns2:val="none"/>
+              </w:rPr>
+            </w:pPr>
+            <w:r>
+              <w:rPr>
+                <w:rFonts w:ascii="Liberation Sans" w:eastAsia="Liberation Serif" w:hAnsi="Liberation Sans" w:cs="Liberation Serif"/>
                 <w:color w:val="FF0000"/>
                 <w:kern w:val="0"/>
                 <w:sz w:val="20"/>
@@ -1725,18 +1725,18 @@
               <w:spacing w:after="0" w:line="240" w:lineRule="auto"/>
               <w:jc w:val="center"/>
               <w:rPr>
-                <w:rFonts w:ascii="Aptos" w:eastAsia="Times New Roman" w:hAnsi="Aptos" w:cs="Times New Roman"/>
-                <w:color w:val="FF0000"/>
-                <w:kern w:val="0"/>
-                <w:sz w:val="20"/>
-                <w:szCs w:val="20"/>
-                <w:lang w:eastAsia="pt-BR"/>
-                <ns2:ligatures ns2:val="none"/>
-              </w:rPr>
-            </w:pPr>
-            <w:r>
-              <w:rPr>
-                <w:rFonts w:ascii="Aptos" w:eastAsia="Times New Roman" w:hAnsi="Aptos" w:cs="Times New Roman"/>
+                <w:rFonts w:ascii="Liberation Sans" w:eastAsia="Liberation Serif" w:hAnsi="Liberation Sans" w:cs="Liberation Serif"/>
+                <w:color w:val="FF0000"/>
+                <w:kern w:val="0"/>
+                <w:sz w:val="20"/>
+                <w:szCs w:val="20"/>
+                <w:lang w:eastAsia="pt-BR"/>
+                <ns2:ligatures ns2:val="none"/>
+              </w:rPr>
+            </w:pPr>
+            <w:r>
+              <w:rPr>
+                <w:rFonts w:ascii="Liberation Sans" w:eastAsia="Liberation Serif" w:hAnsi="Liberation Sans" w:cs="Liberation Serif"/>
                 <w:color w:val="FF0000"/>
                 <w:kern w:val="0"/>
                 <w:sz w:val="20"/>
@@ -1765,18 +1765,18 @@
               <w:spacing w:after="0" w:line="240" w:lineRule="auto"/>
               <w:jc w:val="center"/>
               <w:rPr>
-                <w:rFonts w:ascii="Aptos" w:eastAsia="Times New Roman" w:hAnsi="Aptos" w:cs="Times New Roman"/>
-                <w:color w:val="FF0000"/>
-                <w:kern w:val="0"/>
-                <w:sz w:val="20"/>
-                <w:szCs w:val="20"/>
-                <w:lang w:eastAsia="pt-BR"/>
-                <ns2:ligatures ns2:val="none"/>
-              </w:rPr>
-            </w:pPr>
-            <w:r>
-              <w:rPr>
-                <w:rFonts w:ascii="Aptos" w:eastAsia="Times New Roman" w:hAnsi="Aptos" w:cs="Times New Roman"/>
+                <w:rFonts w:ascii="Liberation Sans" w:eastAsia="Liberation Serif" w:hAnsi="Liberation Sans" w:cs="Liberation Serif"/>
+                <w:color w:val="FF0000"/>
+                <w:kern w:val="0"/>
+                <w:sz w:val="20"/>
+                <w:szCs w:val="20"/>
+                <w:lang w:eastAsia="pt-BR"/>
+                <ns2:ligatures ns2:val="none"/>
+              </w:rPr>
+            </w:pPr>
+            <w:r>
+              <w:rPr>
+                <w:rFonts w:ascii="Liberation Sans" w:eastAsia="Liberation Serif" w:hAnsi="Liberation Sans" w:cs="Liberation Serif"/>
                 <w:color w:val="FF0000"/>
                 <w:kern w:val="0"/>
                 <w:sz w:val="20"/>
@@ -1805,18 +1805,18 @@
               <w:spacing w:after="0" w:line="240" w:lineRule="auto"/>
               <w:jc w:val="center"/>
               <w:rPr>
-                <w:rFonts w:ascii="Aptos" w:eastAsia="Times New Roman" w:hAnsi="Aptos" w:cs="Times New Roman"/>
-                <w:color w:val="FF0000"/>
-                <w:kern w:val="0"/>
-                <w:sz w:val="20"/>
-                <w:szCs w:val="20"/>
-                <w:lang w:eastAsia="pt-BR"/>
-                <ns2:ligatures ns2:val="none"/>
-              </w:rPr>
-            </w:pPr>
-            <w:r>
-              <w:rPr>
-                <w:rFonts w:ascii="Aptos" w:eastAsia="Times New Roman" w:hAnsi="Aptos" w:cs="Times New Roman"/>
+                <w:rFonts w:ascii="Liberation Sans" w:eastAsia="Liberation Serif" w:hAnsi="Liberation Sans" w:cs="Liberation Serif"/>
+                <w:color w:val="FF0000"/>
+                <w:kern w:val="0"/>
+                <w:sz w:val="20"/>
+                <w:szCs w:val="20"/>
+                <w:lang w:eastAsia="pt-BR"/>
+                <ns2:ligatures ns2:val="none"/>
+              </w:rPr>
+            </w:pPr>
+            <w:r>
+              <w:rPr>
+                <w:rFonts w:ascii="Liberation Sans" w:eastAsia="Liberation Serif" w:hAnsi="Liberation Sans" w:cs="Liberation Serif"/>
                 <w:color w:val="FF0000"/>
                 <w:kern w:val="0"/>
                 <w:sz w:val="20"/>
@@ -1842,18 +1842,18 @@
               <w:spacing w:after="0" w:line="240" w:lineRule="auto"/>
               <w:jc w:val="center"/>
               <w:rPr>
-                <w:rFonts w:ascii="Aptos" w:eastAsia="Times New Roman" w:hAnsi="Aptos" w:cs="Times New Roman"/>
-                <w:color w:val="FF0000"/>
-                <w:kern w:val="0"/>
-                <w:sz w:val="20"/>
-                <w:szCs w:val="20"/>
-                <w:lang w:eastAsia="pt-BR"/>
-                <ns2:ligatures ns2:val="none"/>
-              </w:rPr>
-            </w:pPr>
-            <w:r>
-              <w:rPr>
-                <w:rFonts w:ascii="Aptos" w:eastAsia="Times New Roman" w:hAnsi="Aptos" w:cs="Times New Roman"/>
+                <w:rFonts w:ascii="Liberation Sans" w:eastAsia="Liberation Serif" w:hAnsi="Liberation Sans" w:cs="Liberation Serif"/>
+                <w:color w:val="FF0000"/>
+                <w:kern w:val="0"/>
+                <w:sz w:val="20"/>
+                <w:szCs w:val="20"/>
+                <w:lang w:eastAsia="pt-BR"/>
+                <ns2:ligatures ns2:val="none"/>
+              </w:rPr>
+            </w:pPr>
+            <w:r>
+              <w:rPr>
+                <w:rFonts w:ascii="Liberation Sans" w:eastAsia="Liberation Serif" w:hAnsi="Liberation Sans" w:cs="Liberation Serif"/>
                 <w:color w:val="FF0000"/>
                 <w:kern w:val="0"/>
                 <w:sz w:val="20"/>
@@ -1887,7 +1887,7 @@
               <w:spacing w:after="0" w:line="240" w:lineRule="auto"/>
               <w:jc w:val="center"/>
               <w:rPr>
-                <w:rFonts w:ascii="Aptos" w:eastAsia="Times New Roman" w:hAnsi="Aptos" w:cs="Times New Roman"/>
+                <w:rFonts w:ascii="Liberation Sans" w:eastAsia="Liberation Serif" w:hAnsi="Liberation Sans" w:cs="Liberation Serif"/>
                 <w:color w:val="FF0000"/>
                 <w:kern w:val="0"/>
                 <w:sz w:val="20"/>
@@ -1902,7 +1902,7 @@
               <w:spacing w:after="0" w:line="240" w:lineRule="auto"/>
               <w:jc w:val="center"/>
               <w:rPr>
-                <w:rFonts w:ascii="Aptos" w:eastAsia="Times New Roman" w:hAnsi="Aptos" w:cs="Times New Roman"/>
+                <w:rFonts w:ascii="Liberation Sans" w:eastAsia="Liberation Serif" w:hAnsi="Liberation Sans" w:cs="Liberation Serif"/>
                 <w:color w:val="FF0000"/>
                 <w:kern w:val="0"/>
                 <w:sz w:val="20"/>
@@ -1917,7 +1917,7 @@
               <w:spacing w:after="0" w:line="240" w:lineRule="auto"/>
               <w:jc w:val="center"/>
               <w:rPr>
-                <w:rFonts w:ascii="Aptos" w:eastAsia="Times New Roman" w:hAnsi="Aptos" w:cs="Times New Roman"/>
+                <w:rFonts w:ascii="Liberation Sans" w:eastAsia="Liberation Serif" w:hAnsi="Liberation Sans" w:cs="Liberation Serif"/>
                 <w:color w:val="FF0000"/>
                 <w:kern w:val="0"/>
                 <w:sz w:val="20"/>
@@ -1941,7 +1941,7 @@
               <w:spacing w:after="0" w:line="240" w:lineRule="auto"/>
               <w:jc w:val="center"/>
               <w:rPr>
-                <w:rFonts w:ascii="Aptos" w:eastAsia="Times New Roman" w:hAnsi="Aptos" w:cs="Times New Roman"/>
+                <w:rFonts w:ascii="Liberation Sans" w:eastAsia="Liberation Serif" w:hAnsi="Liberation Sans" w:cs="Liberation Serif"/>
                 <w:color w:val="FF0000"/>
                 <w:kern w:val="0"/>
                 <w:sz w:val="20"/>
@@ -1968,7 +1968,7 @@
               <w:spacing w:after="0" w:line="240" w:lineRule="auto"/>
               <w:jc w:val="center"/>
               <w:rPr>
-                <w:rFonts w:ascii="Aptos" w:eastAsia="Times New Roman" w:hAnsi="Aptos" w:cs="Times New Roman"/>
+                <w:rFonts w:ascii="Liberation Sans" w:eastAsia="Liberation Serif" w:hAnsi="Liberation Sans" w:cs="Liberation Serif"/>
                 <w:color w:val="FF0000"/>
                 <w:kern w:val="0"/>
                 <w:sz w:val="20"/>
@@ -1995,7 +1995,7 @@
               <w:spacing w:after="0" w:line="240" w:lineRule="auto"/>
               <w:jc w:val="center"/>
               <w:rPr>
-                <w:rFonts w:ascii="Aptos" w:eastAsia="Times New Roman" w:hAnsi="Aptos" w:cs="Times New Roman"/>
+                <w:rFonts w:ascii="Liberation Sans" w:eastAsia="Liberation Serif" w:hAnsi="Liberation Sans" w:cs="Liberation Serif"/>
                 <w:color w:val="FF0000"/>
                 <w:kern w:val="0"/>
                 <w:sz w:val="20"/>
@@ -2022,7 +2022,7 @@
               <w:spacing w:after="0" w:line="240" w:lineRule="auto"/>
               <w:jc w:val="center"/>
               <w:rPr>
-                <w:rFonts w:ascii="Aptos" w:eastAsia="Times New Roman" w:hAnsi="Aptos" w:cs="Times New Roman"/>
+                <w:rFonts w:ascii="Liberation Sans" w:eastAsia="Liberation Serif" w:hAnsi="Liberation Sans" w:cs="Liberation Serif"/>
                 <w:color w:val="FF0000"/>
                 <w:kern w:val="0"/>
                 <w:sz w:val="20"/>
@@ -2049,7 +2049,7 @@
               <w:spacing w:after="0" w:line="240" w:lineRule="auto"/>
               <w:jc w:val="center"/>
               <w:rPr>
-                <w:rFonts w:ascii="Aptos" w:eastAsia="Times New Roman" w:hAnsi="Aptos" w:cs="Times New Roman"/>
+                <w:rFonts w:ascii="Liberation Sans" w:eastAsia="Liberation Serif" w:hAnsi="Liberation Sans" w:cs="Liberation Serif"/>
                 <w:color w:val="FF0000"/>
                 <w:kern w:val="0"/>
                 <w:sz w:val="20"/>
@@ -2076,7 +2076,7 @@
               <w:spacing w:after="0" w:line="240" w:lineRule="auto"/>
               <w:jc w:val="center"/>
               <w:rPr>
-                <w:rFonts w:ascii="Aptos" w:eastAsia="Times New Roman" w:hAnsi="Aptos" w:cs="Times New Roman"/>
+                <w:rFonts w:ascii="Liberation Sans" w:eastAsia="Liberation Serif" w:hAnsi="Liberation Sans" w:cs="Liberation Serif"/>
                 <w:color w:val="FF0000"/>
                 <w:kern w:val="0"/>
                 <w:sz w:val="20"/>
@@ -2103,7 +2103,7 @@
               <w:spacing w:after="0" w:line="240" w:lineRule="auto"/>
               <w:jc w:val="center"/>
               <w:rPr>
-                <w:rFonts w:ascii="Aptos" w:eastAsia="Times New Roman" w:hAnsi="Aptos" w:cs="Times New Roman"/>
+                <w:rFonts w:ascii="Liberation Sans" w:eastAsia="Liberation Serif" w:hAnsi="Liberation Sans" w:cs="Liberation Serif"/>
                 <w:color w:val="FF0000"/>
                 <w:kern w:val="0"/>
                 <w:sz w:val="20"/>
@@ -2127,7 +2127,7 @@
               <w:spacing w:after="0" w:line="240" w:lineRule="auto"/>
               <w:jc w:val="center"/>
               <w:rPr>
-                <w:rFonts w:ascii="Aptos" w:eastAsia="Times New Roman" w:hAnsi="Aptos" w:cs="Times New Roman"/>
+                <w:rFonts w:ascii="Liberation Sans" w:eastAsia="Liberation Serif" w:hAnsi="Liberation Sans" w:cs="Liberation Serif"/>
                 <w:color w:val="FF0000"/>
                 <w:kern w:val="0"/>
                 <w:sz w:val="20"/>
@@ -2159,18 +2159,18 @@
               <w:spacing w:after="0" w:line="240" w:lineRule="auto"/>
               <w:jc w:val="center"/>
               <w:rPr>
-                <w:rFonts w:ascii="Aptos" w:eastAsia="Times New Roman" w:hAnsi="Aptos" w:cs="Times New Roman"/>
-                <w:color w:val="000000"/>
-                <w:kern w:val="0"/>
-                <w:sz w:val="20"/>
-                <w:szCs w:val="20"/>
-                <w:lang w:eastAsia="pt-BR"/>
-                <ns2:ligatures ns2:val="none"/>
-              </w:rPr>
-            </w:pPr>
-            <w:r>
-              <w:rPr>
-                <w:rFonts w:ascii="Aptos" w:eastAsia="Times New Roman" w:hAnsi="Aptos" w:cs="Times New Roman"/>
+                <w:rFonts w:ascii="Liberation Sans" w:eastAsia="Liberation Serif" w:hAnsi="Liberation Sans" w:cs="Liberation Serif"/>
+                <w:color w:val="000000"/>
+                <w:kern w:val="0"/>
+                <w:sz w:val="20"/>
+                <w:szCs w:val="20"/>
+                <w:lang w:eastAsia="pt-BR"/>
+                <ns2:ligatures ns2:val="none"/>
+              </w:rPr>
+            </w:pPr>
+            <w:r>
+              <w:rPr>
+                <w:rFonts w:ascii="Liberation Sans" w:eastAsia="Liberation Serif" w:hAnsi="Liberation Sans" w:cs="Liberation Serif"/>
                 <w:color w:val="000000"/>
                 <w:kern w:val="0"/>
                 <w:sz w:val="20"/>
@@ -2196,18 +2196,18 @@
               <w:spacing w:after="0" w:line="240" w:lineRule="auto"/>
               <w:jc w:val="center"/>
               <w:rPr>
-                <w:rFonts w:ascii="Aptos" w:eastAsia="Times New Roman" w:hAnsi="Aptos" w:cs="Times New Roman"/>
-                <w:color w:val="000000"/>
-                <w:kern w:val="0"/>
-                <w:sz w:val="20"/>
-                <w:szCs w:val="20"/>
-                <w:lang w:eastAsia="pt-BR"/>
-                <ns2:ligatures ns2:val="none"/>
-              </w:rPr>
-            </w:pPr>
-            <w:r>
-              <w:rPr>
-                <w:rFonts w:ascii="Aptos" w:eastAsia="Times New Roman" w:hAnsi="Aptos" w:cs="Times New Roman"/>
+                <w:rFonts w:ascii="Liberation Sans" w:eastAsia="Liberation Serif" w:hAnsi="Liberation Sans" w:cs="Liberation Serif"/>
+                <w:color w:val="000000"/>
+                <w:kern w:val="0"/>
+                <w:sz w:val="20"/>
+                <w:szCs w:val="20"/>
+                <w:lang w:eastAsia="pt-BR"/>
+                <ns2:ligatures ns2:val="none"/>
+              </w:rPr>
+            </w:pPr>
+            <w:r>
+              <w:rPr>
+                <w:rFonts w:ascii="Liberation Sans" w:eastAsia="Liberation Serif" w:hAnsi="Liberation Sans" w:cs="Liberation Serif"/>
                 <w:color w:val="000000"/>
                 <w:kern w:val="0"/>
                 <w:sz w:val="20"/>
@@ -2236,18 +2236,18 @@
               <w:spacing w:after="0" w:line="240" w:lineRule="auto"/>
               <w:jc w:val="center"/>
               <w:rPr>
-                <w:rFonts w:ascii="Aptos" w:eastAsia="Times New Roman" w:hAnsi="Aptos" w:cs="Times New Roman"/>
-                <w:color w:val="000000"/>
-                <w:kern w:val="0"/>
-                <w:sz w:val="20"/>
-                <w:szCs w:val="20"/>
-                <w:lang w:eastAsia="pt-BR"/>
-                <ns2:ligatures ns2:val="none"/>
-              </w:rPr>
-            </w:pPr>
-            <w:r>
-              <w:rPr>
-                <w:rFonts w:ascii="Aptos" w:eastAsia="Times New Roman" w:hAnsi="Aptos" w:cs="Times New Roman"/>
+                <w:rFonts w:ascii="Liberation Sans" w:eastAsia="Liberation Serif" w:hAnsi="Liberation Sans" w:cs="Liberation Serif"/>
+                <w:color w:val="000000"/>
+                <w:kern w:val="0"/>
+                <w:sz w:val="20"/>
+                <w:szCs w:val="20"/>
+                <w:lang w:eastAsia="pt-BR"/>
+                <ns2:ligatures ns2:val="none"/>
+              </w:rPr>
+            </w:pPr>
+            <w:r>
+              <w:rPr>
+                <w:rFonts w:ascii="Liberation Sans" w:eastAsia="Liberation Serif" w:hAnsi="Liberation Sans" w:cs="Liberation Serif"/>
                 <w:color w:val="000000"/>
                 <w:kern w:val="0"/>
                 <w:sz w:val="20"/>
@@ -2276,18 +2276,18 @@
               <w:spacing w:after="0" w:line="240" w:lineRule="auto"/>
               <w:jc w:val="center"/>
               <w:rPr>
-                <w:rFonts w:ascii="Aptos" w:eastAsia="Times New Roman" w:hAnsi="Aptos" w:cs="Times New Roman"/>
-                <w:color w:val="000000"/>
-                <w:kern w:val="0"/>
-                <w:sz w:val="20"/>
-                <w:szCs w:val="20"/>
-                <w:lang w:eastAsia="pt-BR"/>
-                <ns2:ligatures ns2:val="none"/>
-              </w:rPr>
-            </w:pPr>
-            <w:r>
-              <w:rPr>
-                <w:rFonts w:ascii="Aptos" w:eastAsia="Times New Roman" w:hAnsi="Aptos" w:cs="Times New Roman"/>
+                <w:rFonts w:ascii="Liberation Sans" w:eastAsia="Liberation Serif" w:hAnsi="Liberation Sans" w:cs="Liberation Serif"/>
+                <w:color w:val="000000"/>
+                <w:kern w:val="0"/>
+                <w:sz w:val="20"/>
+                <w:szCs w:val="20"/>
+                <w:lang w:eastAsia="pt-BR"/>
+                <ns2:ligatures ns2:val="none"/>
+              </w:rPr>
+            </w:pPr>
+            <w:r>
+              <w:rPr>
+                <w:rFonts w:ascii="Liberation Sans" w:eastAsia="Liberation Serif" w:hAnsi="Liberation Sans" w:cs="Liberation Serif"/>
                 <w:color w:val="000000"/>
                 <w:kern w:val="0"/>
                 <w:sz w:val="20"/>
@@ -2315,18 +2315,18 @@
               <w:spacing w:after="0" w:line="240" w:lineRule="auto"/>
               <w:jc w:val="center"/>
               <w:rPr>
-                <w:rFonts w:ascii="Aptos" w:eastAsia="Times New Roman" w:hAnsi="Aptos" w:cs="Times New Roman"/>
-                <w:color w:val="000000"/>
-                <w:kern w:val="0"/>
-                <w:sz w:val="20"/>
-                <w:szCs w:val="20"/>
-                <w:lang w:eastAsia="pt-BR"/>
-                <ns2:ligatures ns2:val="none"/>
-              </w:rPr>
-            </w:pPr>
-            <w:r>
-              <w:rPr>
-                <w:rFonts w:ascii="Aptos" w:eastAsia="Times New Roman" w:hAnsi="Aptos" w:cs="Times New Roman"/>
+                <w:rFonts w:ascii="Liberation Sans" w:eastAsia="Liberation Serif" w:hAnsi="Liberation Sans" w:cs="Liberation Serif"/>
+                <w:color w:val="000000"/>
+                <w:kern w:val="0"/>
+                <w:sz w:val="20"/>
+                <w:szCs w:val="20"/>
+                <w:lang w:eastAsia="pt-BR"/>
+                <ns2:ligatures ns2:val="none"/>
+              </w:rPr>
+            </w:pPr>
+            <w:r>
+              <w:rPr>
+                <w:rFonts w:ascii="Liberation Sans" w:eastAsia="Liberation Serif" w:hAnsi="Liberation Sans" w:cs="Liberation Serif"/>
                 <w:color w:val="000000"/>
                 <w:kern w:val="0"/>
                 <w:sz w:val="20"/>
@@ -2354,7 +2354,7 @@
               <w:spacing w:after="0" w:line="240" w:lineRule="auto"/>
               <w:jc w:val="center"/>
               <w:rPr>
-                <w:rFonts w:ascii="Aptos" w:eastAsia="Times New Roman" w:hAnsi="Aptos" w:cs="Times New Roman"/>
+                <w:rFonts w:ascii="Liberation Sans" w:eastAsia="Liberation Serif" w:hAnsi="Liberation Sans" w:cs="Liberation Serif"/>
                 <w:color w:val="000000"/>
                 <w:kern w:val="0"/>
                 <w:sz w:val="20"/>
@@ -2366,7 +2366,7 @@
             <w:proofErr w:type="spellStart"/>
             <w:r>
               <w:rPr>
-                <w:rFonts w:ascii="Aptos" w:eastAsia="Times New Roman" w:hAnsi="Aptos" w:cs="Times New Roman"/>
+                <w:rFonts w:ascii="Liberation Sans" w:eastAsia="Liberation Serif" w:hAnsi="Liberation Sans" w:cs="Liberation Serif"/>
                 <w:color w:val="000000"/>
                 <w:kern w:val="0"/>
                 <w:sz w:val="20"/>
@@ -2379,7 +2379,7 @@
             <w:proofErr w:type="spellEnd"/>
             <w:r>
               <w:rPr>
-                <w:rFonts w:ascii="Aptos" w:eastAsia="Times New Roman" w:hAnsi="Aptos" w:cs="Times New Roman"/>
+                <w:rFonts w:ascii="Liberation Sans" w:eastAsia="Liberation Serif" w:hAnsi="Liberation Sans" w:cs="Liberation Serif"/>
                 <w:color w:val="000000"/>
                 <w:kern w:val="0"/>
                 <w:sz w:val="20"/>
@@ -2407,18 +2407,18 @@
               <w:spacing w:after="0" w:line="240" w:lineRule="auto"/>
               <w:jc w:val="center"/>
               <w:rPr>
-                <w:rFonts w:ascii="Aptos" w:eastAsia="Times New Roman" w:hAnsi="Aptos" w:cs="Times New Roman"/>
-                <w:color w:val="000000"/>
-                <w:kern w:val="0"/>
-                <w:sz w:val="20"/>
-                <w:szCs w:val="20"/>
-                <w:lang w:eastAsia="pt-BR"/>
-                <ns2:ligatures ns2:val="none"/>
-              </w:rPr>
-            </w:pPr>
-            <w:r>
-              <w:rPr>
-                <w:rFonts w:ascii="Aptos" w:eastAsia="Times New Roman" w:hAnsi="Aptos" w:cs="Times New Roman"/>
+                <w:rFonts w:ascii="Liberation Sans" w:eastAsia="Liberation Serif" w:hAnsi="Liberation Sans" w:cs="Liberation Serif"/>
+                <w:color w:val="000000"/>
+                <w:kern w:val="0"/>
+                <w:sz w:val="20"/>
+                <w:szCs w:val="20"/>
+                <w:lang w:eastAsia="pt-BR"/>
+                <ns2:ligatures ns2:val="none"/>
+              </w:rPr>
+            </w:pPr>
+            <w:r>
+              <w:rPr>
+                <w:rFonts w:ascii="Liberation Sans" w:eastAsia="Liberation Serif" w:hAnsi="Liberation Sans" w:cs="Liberation Serif"/>
                 <w:color w:val="000000"/>
                 <w:kern w:val="0"/>
                 <w:sz w:val="20"/>
@@ -2446,18 +2446,18 @@
               <w:spacing w:after="0" w:line="240" w:lineRule="auto"/>
               <w:jc w:val="center"/>
               <w:rPr>
-                <w:rFonts w:ascii="Aptos" w:eastAsia="Times New Roman" w:hAnsi="Aptos" w:cs="Times New Roman"/>
-                <w:color w:val="000000"/>
-                <w:kern w:val="0"/>
-                <w:sz w:val="20"/>
-                <w:szCs w:val="20"/>
-                <w:lang w:eastAsia="pt-BR"/>
-                <ns2:ligatures ns2:val="none"/>
-              </w:rPr>
-            </w:pPr>
-            <w:r>
-              <w:rPr>
-                <w:rFonts w:ascii="Aptos" w:eastAsia="Times New Roman" w:hAnsi="Aptos" w:cs="Times New Roman"/>
+                <w:rFonts w:ascii="Liberation Sans" w:eastAsia="Liberation Serif" w:hAnsi="Liberation Sans" w:cs="Liberation Serif"/>
+                <w:color w:val="000000"/>
+                <w:kern w:val="0"/>
+                <w:sz w:val="20"/>
+                <w:szCs w:val="20"/>
+                <w:lang w:eastAsia="pt-BR"/>
+                <ns2:ligatures ns2:val="none"/>
+              </w:rPr>
+            </w:pPr>
+            <w:r>
+              <w:rPr>
+                <w:rFonts w:ascii="Liberation Sans" w:eastAsia="Liberation Serif" w:hAnsi="Liberation Sans" w:cs="Liberation Serif"/>
                 <w:color w:val="000000"/>
                 <w:kern w:val="0"/>
                 <w:sz w:val="20"/>
@@ -2483,18 +2483,18 @@
               <w:spacing w:after="0" w:line="240" w:lineRule="auto"/>
               <w:jc w:val="center"/>
               <w:rPr>
-                <w:rFonts w:ascii="Aptos" w:eastAsia="Times New Roman" w:hAnsi="Aptos" w:cs="Times New Roman"/>
-                <w:color w:val="000000"/>
-                <w:kern w:val="0"/>
-                <w:sz w:val="20"/>
-                <w:szCs w:val="20"/>
-                <w:lang w:eastAsia="pt-BR"/>
-                <ns2:ligatures ns2:val="none"/>
-              </w:rPr>
-            </w:pPr>
-            <w:r>
-              <w:rPr>
-                <w:rFonts w:ascii="Aptos" w:eastAsia="Times New Roman" w:hAnsi="Aptos" w:cs="Times New Roman"/>
+                <w:rFonts w:ascii="Liberation Sans" w:eastAsia="Liberation Serif" w:hAnsi="Liberation Sans" w:cs="Liberation Serif"/>
+                <w:color w:val="000000"/>
+                <w:kern w:val="0"/>
+                <w:sz w:val="20"/>
+                <w:szCs w:val="20"/>
+                <w:lang w:eastAsia="pt-BR"/>
+                <ns2:ligatures ns2:val="none"/>
+              </w:rPr>
+            </w:pPr>
+            <w:r>
+              <w:rPr>
+                <w:rFonts w:ascii="Liberation Sans" w:eastAsia="Liberation Serif" w:hAnsi="Liberation Sans" w:cs="Liberation Serif"/>
                 <w:color w:val="000000"/>
                 <w:kern w:val="0"/>
                 <w:sz w:val="20"/>
@@ -2526,18 +2526,18 @@
               <w:spacing w:after="0" w:line="240" w:lineRule="auto"/>
               <w:jc w:val="center"/>
               <w:rPr>
-                <w:rFonts w:ascii="Aptos" w:eastAsia="Times New Roman" w:hAnsi="Aptos" w:cs="Times New Roman"/>
-                <w:color w:val="FF0000"/>
-                <w:kern w:val="0"/>
-                <w:sz w:val="20"/>
-                <w:szCs w:val="20"/>
-                <w:lang w:eastAsia="pt-BR"/>
-                <ns2:ligatures ns2:val="none"/>
-              </w:rPr>
-            </w:pPr>
-            <w:r>
-              <w:rPr>
-                <w:rFonts w:ascii="Aptos" w:eastAsia="Times New Roman" w:hAnsi="Aptos" w:cs="Times New Roman"/>
+                <w:rFonts w:ascii="Liberation Sans" w:eastAsia="Liberation Serif" w:hAnsi="Liberation Sans" w:cs="Liberation Serif"/>
+                <w:color w:val="FF0000"/>
+                <w:kern w:val="0"/>
+                <w:sz w:val="20"/>
+                <w:szCs w:val="20"/>
+                <w:lang w:eastAsia="pt-BR"/>
+                <ns2:ligatures ns2:val="none"/>
+              </w:rPr>
+            </w:pPr>
+            <w:r>
+              <w:rPr>
+                <w:rFonts w:ascii="Liberation Sans" w:eastAsia="Liberation Serif" w:hAnsi="Liberation Sans" w:cs="Liberation Serif"/>
                 <w:color w:val="000000"/>
                 <w:kern w:val="0"/>
                 <w:sz w:val="20"/>
@@ -2549,7 +2549,7 @@
             </w:r>
             <w:r>
               <w:rPr>
-                <w:rFonts w:ascii="Aptos" w:eastAsia="Times New Roman" w:hAnsi="Aptos" w:cs="Times New Roman"/>
+                <w:rFonts w:ascii="Liberation Sans" w:eastAsia="Liberation Serif" w:hAnsi="Liberation Sans" w:cs="Liberation Serif"/>
                 <w:color w:val="000000"/>
                 <w:kern w:val="0"/>
                 <w:sz w:val="20"/>
@@ -2562,7 +2562,7 @@
             </w:r>
             <w:r>
               <w:rPr>
-                <w:rFonts w:ascii="Aptos" w:eastAsia="Times New Roman" w:hAnsi="Aptos" w:cs="Times New Roman"/>
+                <w:rFonts w:ascii="Liberation Sans" w:eastAsia="Liberation Serif" w:hAnsi="Liberation Sans" w:cs="Liberation Serif"/>
                 <w:color w:val="000000"/>
                 <w:kern w:val="0"/>
                 <w:sz w:val="20"/>
@@ -2574,7 +2574,7 @@
             </w:r>
             <w:r>
               <w:rPr>
-                <w:rFonts w:ascii="Aptos" w:eastAsia="Times New Roman" w:hAnsi="Aptos" w:cs="Times New Roman"/>
+                <w:rFonts w:ascii="Liberation Sans" w:eastAsia="Liberation Serif" w:hAnsi="Liberation Sans" w:cs="Liberation Serif"/>
                 <w:color w:val="000000"/>
                 <w:kern w:val="0"/>
                 <w:sz w:val="20"/>
@@ -2587,7 +2587,7 @@
             </w:r>
             <w:r>
               <w:rPr>
-                <w:rFonts w:ascii="Aptos" w:eastAsia="Times New Roman" w:hAnsi="Aptos" w:cs="Times New Roman"/>
+                <w:rFonts w:ascii="Liberation Sans" w:eastAsia="Liberation Serif" w:hAnsi="Liberation Sans" w:cs="Liberation Serif"/>
                 <w:color w:val="000000"/>
                 <w:kern w:val="0"/>
                 <w:sz w:val="20"/>
@@ -2599,7 +2599,7 @@
             </w:r>
             <w:r>
               <w:rPr>
-                <w:rFonts w:ascii="Aptos" w:eastAsia="Times New Roman" w:hAnsi="Aptos" w:cs="Times New Roman"/>
+                <w:rFonts w:ascii="Liberation Sans" w:eastAsia="Liberation Serif" w:hAnsi="Liberation Sans" w:cs="Liberation Serif"/>
                 <w:color w:val="FF0000"/>
                 <w:kern w:val="0"/>
                 <w:sz w:val="20"/>
@@ -2625,18 +2625,18 @@
               <w:spacing w:after="0" w:line="240" w:lineRule="auto"/>
               <w:jc w:val="center"/>
               <w:rPr>
-                <w:rFonts w:ascii="Aptos" w:eastAsia="Times New Roman" w:hAnsi="Aptos" w:cs="Times New Roman"/>
-                <w:color w:val="000000"/>
-                <w:kern w:val="0"/>
-                <w:sz w:val="20"/>
-                <w:szCs w:val="20"/>
-                <w:lang w:eastAsia="pt-BR"/>
-                <ns2:ligatures ns2:val="none"/>
-              </w:rPr>
-            </w:pPr>
-            <w:r>
-              <w:rPr>
-                <w:rFonts w:ascii="Aptos" w:eastAsia="Times New Roman" w:hAnsi="Aptos" w:cs="Times New Roman"/>
+                <w:rFonts w:ascii="Liberation Sans" w:eastAsia="Liberation Serif" w:hAnsi="Liberation Sans" w:cs="Liberation Serif"/>
+                <w:color w:val="000000"/>
+                <w:kern w:val="0"/>
+                <w:sz w:val="20"/>
+                <w:szCs w:val="20"/>
+                <w:lang w:eastAsia="pt-BR"/>
+                <ns2:ligatures ns2:val="none"/>
+              </w:rPr>
+            </w:pPr>
+            <w:r>
+              <w:rPr>
+                <w:rFonts w:ascii="Liberation Sans" w:eastAsia="Liberation Serif" w:hAnsi="Liberation Sans" w:cs="Liberation Serif"/>
                 <w:color w:val="000000"/>
                 <w:kern w:val="0"/>
                 <w:sz w:val="20"/>
@@ -2648,7 +2648,7 @@
             </w:r>
             <w:r>
               <w:rPr>
-                <w:rFonts w:ascii="Aptos" w:eastAsia="Times New Roman" w:hAnsi="Aptos" w:cs="Times New Roman"/>
+                <w:rFonts w:ascii="Liberation Sans" w:eastAsia="Liberation Serif" w:hAnsi="Liberation Sans" w:cs="Liberation Serif"/>
                 <w:color w:val="000000"/>
                 <w:kern w:val="0"/>
                 <w:sz w:val="20"/>
@@ -2661,7 +2661,7 @@
             </w:r>
             <w:r>
               <w:rPr>
-                <w:rFonts w:ascii="Aptos" w:eastAsia="Times New Roman" w:hAnsi="Aptos" w:cs="Times New Roman"/>
+                <w:rFonts w:ascii="Liberation Sans" w:eastAsia="Liberation Serif" w:hAnsi="Liberation Sans" w:cs="Liberation Serif"/>
                 <w:color w:val="000000"/>
                 <w:kern w:val="0"/>
                 <w:sz w:val="20"/>
@@ -2673,7 +2673,7 @@
             </w:r>
             <w:r>
               <w:rPr>
-                <w:rFonts w:ascii="Aptos" w:eastAsia="Times New Roman" w:hAnsi="Aptos" w:cs="Times New Roman"/>
+                <w:rFonts w:ascii="Liberation Sans" w:eastAsia="Liberation Serif" w:hAnsi="Liberation Sans" w:cs="Liberation Serif"/>
                 <w:color w:val="000000"/>
                 <w:kern w:val="0"/>
                 <w:sz w:val="20"/>
@@ -2686,7 +2686,7 @@
             </w:r>
             <w:r>
               <w:rPr>
-                <w:rFonts w:ascii="Aptos" w:eastAsia="Times New Roman" w:hAnsi="Aptos" w:cs="Times New Roman"/>
+                <w:rFonts w:ascii="Liberation Sans" w:eastAsia="Liberation Serif" w:hAnsi="Liberation Sans" w:cs="Liberation Serif"/>
                 <w:color w:val="000000"/>
                 <w:kern w:val="0"/>
                 <w:sz w:val="20"/>
@@ -2698,7 +2698,7 @@
             </w:r>
             <w:r>
               <w:rPr>
-                <w:rFonts w:ascii="Aptos" w:eastAsia="Times New Roman" w:hAnsi="Aptos" w:cs="Times New Roman"/>
+                <w:rFonts w:ascii="Liberation Sans" w:eastAsia="Liberation Serif" w:hAnsi="Liberation Sans" w:cs="Liberation Serif"/>
                 <w:color w:val="FF0000"/>
                 <w:kern w:val="0"/>
                 <w:sz w:val="20"/>
@@ -2727,18 +2727,18 @@
               <w:spacing w:after="0" w:line="240" w:lineRule="auto"/>
               <w:jc w:val="center"/>
               <w:rPr>
-                <w:rFonts w:ascii="Aptos" w:eastAsia="Times New Roman" w:hAnsi="Aptos" w:cs="Times New Roman"/>
-                <w:color w:val="FF0000"/>
-                <w:kern w:val="0"/>
-                <w:sz w:val="20"/>
-                <w:szCs w:val="20"/>
-                <w:lang w:eastAsia="pt-BR"/>
-                <ns2:ligatures ns2:val="none"/>
-              </w:rPr>
-            </w:pPr>
-            <w:r>
-              <w:rPr>
-                <w:rFonts w:ascii="Aptos" w:eastAsia="Times New Roman" w:hAnsi="Aptos" w:cs="Times New Roman"/>
+                <w:rFonts w:ascii="Liberation Sans" w:eastAsia="Liberation Serif" w:hAnsi="Liberation Sans" w:cs="Liberation Serif"/>
+                <w:color w:val="FF0000"/>
+                <w:kern w:val="0"/>
+                <w:sz w:val="20"/>
+                <w:szCs w:val="20"/>
+                <w:lang w:eastAsia="pt-BR"/>
+                <ns2:ligatures ns2:val="none"/>
+              </w:rPr>
+            </w:pPr>
+            <w:r>
+              <w:rPr>
+                <w:rFonts w:ascii="Liberation Sans" w:eastAsia="Liberation Serif" w:hAnsi="Liberation Sans" w:cs="Liberation Serif"/>
                 <w:color w:val="000000"/>
                 <w:kern w:val="0"/>
                 <w:sz w:val="20"/>
@@ -2750,7 +2750,7 @@
             </w:r>
             <w:r>
               <w:rPr>
-                <w:rFonts w:ascii="Aptos" w:eastAsia="Times New Roman" w:hAnsi="Aptos" w:cs="Times New Roman"/>
+                <w:rFonts w:ascii="Liberation Sans" w:eastAsia="Liberation Serif" w:hAnsi="Liberation Sans" w:cs="Liberation Serif"/>
                 <w:color w:val="000000"/>
                 <w:kern w:val="0"/>
                 <w:sz w:val="20"/>
@@ -2763,7 +2763,7 @@
             </w:r>
             <w:r>
               <w:rPr>
-                <w:rFonts w:ascii="Aptos" w:eastAsia="Times New Roman" w:hAnsi="Aptos" w:cs="Times New Roman"/>
+                <w:rFonts w:ascii="Liberation Sans" w:eastAsia="Liberation Serif" w:hAnsi="Liberation Sans" w:cs="Liberation Serif"/>
                 <w:color w:val="000000"/>
                 <w:kern w:val="0"/>
                 <w:sz w:val="20"/>
@@ -2775,7 +2775,7 @@
             </w:r>
             <w:r>
               <w:rPr>
-                <w:rFonts w:ascii="Aptos" w:eastAsia="Times New Roman" w:hAnsi="Aptos" w:cs="Times New Roman"/>
+                <w:rFonts w:ascii="Liberation Sans" w:eastAsia="Liberation Serif" w:hAnsi="Liberation Sans" w:cs="Liberation Serif"/>
                 <w:color w:val="000000"/>
                 <w:kern w:val="0"/>
                 <w:sz w:val="20"/>
@@ -2788,7 +2788,7 @@
             </w:r>
             <w:r>
               <w:rPr>
-                <w:rFonts w:ascii="Aptos" w:eastAsia="Times New Roman" w:hAnsi="Aptos" w:cs="Times New Roman"/>
+                <w:rFonts w:ascii="Liberation Sans" w:eastAsia="Liberation Serif" w:hAnsi="Liberation Sans" w:cs="Liberation Serif"/>
                 <w:color w:val="000000"/>
                 <w:kern w:val="0"/>
                 <w:sz w:val="20"/>
@@ -2800,7 +2800,7 @@
             </w:r>
             <w:r>
               <w:rPr>
-                <w:rFonts w:ascii="Aptos" w:eastAsia="Times New Roman" w:hAnsi="Aptos" w:cs="Times New Roman"/>
+                <w:rFonts w:ascii="Liberation Sans" w:eastAsia="Liberation Serif" w:hAnsi="Liberation Sans" w:cs="Liberation Serif"/>
                 <w:color w:val="FF0000"/>
                 <w:kern w:val="0"/>
                 <w:sz w:val="20"/>
@@ -2829,18 +2829,18 @@
               <w:spacing w:after="0" w:line="240" w:lineRule="auto"/>
               <w:jc w:val="center"/>
               <w:rPr>
-                <w:rFonts w:ascii="Aptos" w:eastAsia="Times New Roman" w:hAnsi="Aptos" w:cs="Times New Roman"/>
-                <w:color w:val="FF0000"/>
-                <w:kern w:val="0"/>
-                <w:sz w:val="20"/>
-                <w:szCs w:val="20"/>
-                <w:lang w:eastAsia="pt-BR"/>
-                <ns2:ligatures ns2:val="none"/>
-              </w:rPr>
-            </w:pPr>
-            <w:r>
-              <w:rPr>
-                <w:rFonts w:ascii="Aptos" w:eastAsia="Times New Roman" w:hAnsi="Aptos" w:cs="Times New Roman"/>
+                <w:rFonts w:ascii="Liberation Sans" w:eastAsia="Liberation Serif" w:hAnsi="Liberation Sans" w:cs="Liberation Serif"/>
+                <w:color w:val="FF0000"/>
+                <w:kern w:val="0"/>
+                <w:sz w:val="20"/>
+                <w:szCs w:val="20"/>
+                <w:lang w:eastAsia="pt-BR"/>
+                <ns2:ligatures ns2:val="none"/>
+              </w:rPr>
+            </w:pPr>
+            <w:r>
+              <w:rPr>
+                <w:rFonts w:ascii="Liberation Sans" w:eastAsia="Liberation Serif" w:hAnsi="Liberation Sans" w:cs="Liberation Serif"/>
                 <w:color w:val="FF0000"/>
                 <w:kern w:val="0"/>
                 <w:sz w:val="20"/>
@@ -2869,18 +2869,18 @@
               <w:spacing w:after="0" w:line="240" w:lineRule="auto"/>
               <w:jc w:val="center"/>
               <w:rPr>
-                <w:rFonts w:ascii="Aptos" w:eastAsia="Times New Roman" w:hAnsi="Aptos" w:cs="Times New Roman"/>
-                <w:color w:val="FF0000"/>
-                <w:kern w:val="0"/>
-                <w:sz w:val="20"/>
-                <w:szCs w:val="20"/>
-                <w:lang w:eastAsia="pt-BR"/>
-                <ns2:ligatures ns2:val="none"/>
-              </w:rPr>
-            </w:pPr>
-            <w:r>
-              <w:rPr>
-                <w:rFonts w:ascii="Aptos" w:eastAsia="Times New Roman" w:hAnsi="Aptos" w:cs="Times New Roman"/>
+                <w:rFonts w:ascii="Liberation Sans" w:eastAsia="Liberation Serif" w:hAnsi="Liberation Sans" w:cs="Liberation Serif"/>
+                <w:color w:val="FF0000"/>
+                <w:kern w:val="0"/>
+                <w:sz w:val="20"/>
+                <w:szCs w:val="20"/>
+                <w:lang w:eastAsia="pt-BR"/>
+                <ns2:ligatures ns2:val="none"/>
+              </w:rPr>
+            </w:pPr>
+            <w:r>
+              <w:rPr>
+                <w:rFonts w:ascii="Liberation Sans" w:eastAsia="Liberation Serif" w:hAnsi="Liberation Sans" w:cs="Liberation Serif"/>
                 <w:color w:val="000000"/>
                 <w:kern w:val="0"/>
                 <w:sz w:val="20"/>
@@ -2907,18 +2907,18 @@
               <w:spacing w:after="0" w:line="240" w:lineRule="auto"/>
               <w:jc w:val="center"/>
               <w:rPr>
-                <w:rFonts w:ascii="Aptos" w:eastAsia="Times New Roman" w:hAnsi="Aptos" w:cs="Times New Roman"/>
-                <w:color w:val="FF0000"/>
-                <w:kern w:val="0"/>
-                <w:sz w:val="20"/>
-                <w:szCs w:val="20"/>
-                <w:lang w:eastAsia="pt-BR"/>
-                <ns2:ligatures ns2:val="none"/>
-              </w:rPr>
-            </w:pPr>
-            <w:r>
-              <w:rPr>
-                <w:rFonts w:ascii="Aptos" w:eastAsia="Times New Roman" w:hAnsi="Aptos" w:cs="Times New Roman"/>
+                <w:rFonts w:ascii="Liberation Sans" w:eastAsia="Liberation Serif" w:hAnsi="Liberation Sans" w:cs="Liberation Serif"/>
+                <w:color w:val="FF0000"/>
+                <w:kern w:val="0"/>
+                <w:sz w:val="20"/>
+                <w:szCs w:val="20"/>
+                <w:lang w:eastAsia="pt-BR"/>
+                <ns2:ligatures ns2:val="none"/>
+              </w:rPr>
+            </w:pPr>
+            <w:r>
+              <w:rPr>
+                <w:rFonts w:ascii="Liberation Sans" w:eastAsia="Liberation Serif" w:hAnsi="Liberation Sans" w:cs="Liberation Serif"/>
                 <w:color w:val="000000"/>
                 <w:kern w:val="0"/>
                 <w:sz w:val="20"/>
@@ -2945,18 +2945,18 @@
               <w:spacing w:after="0" w:line="240" w:lineRule="auto"/>
               <w:jc w:val="center"/>
               <w:rPr>
-                <w:rFonts w:ascii="Aptos" w:eastAsia="Times New Roman" w:hAnsi="Aptos" w:cs="Times New Roman"/>
-                <w:color w:val="FF0000"/>
-                <w:kern w:val="0"/>
-                <w:sz w:val="20"/>
-                <w:szCs w:val="20"/>
-                <w:lang w:eastAsia="pt-BR"/>
-                <ns2:ligatures ns2:val="none"/>
-              </w:rPr>
-            </w:pPr>
-            <w:r>
-              <w:rPr>
-                <w:rFonts w:ascii="Aptos" w:eastAsia="Times New Roman" w:hAnsi="Aptos" w:cs="Times New Roman"/>
+                <w:rFonts w:ascii="Liberation Sans" w:eastAsia="Liberation Serif" w:hAnsi="Liberation Sans" w:cs="Liberation Serif"/>
+                <w:color w:val="FF0000"/>
+                <w:kern w:val="0"/>
+                <w:sz w:val="20"/>
+                <w:szCs w:val="20"/>
+                <w:lang w:eastAsia="pt-BR"/>
+                <ns2:ligatures ns2:val="none"/>
+              </w:rPr>
+            </w:pPr>
+            <w:r>
+              <w:rPr>
+                <w:rFonts w:ascii="Liberation Sans" w:eastAsia="Liberation Serif" w:hAnsi="Liberation Sans" w:cs="Liberation Serif"/>
                 <w:color w:val="000000"/>
                 <w:kern w:val="0"/>
                 <w:sz w:val="20"/>
@@ -2968,7 +2968,7 @@
             </w:r>
             <w:r>
               <w:rPr>
-                <w:rFonts w:ascii="Aptos" w:eastAsia="Times New Roman" w:hAnsi="Aptos" w:cs="Times New Roman"/>
+                <w:rFonts w:ascii="Liberation Sans" w:eastAsia="Liberation Serif" w:hAnsi="Liberation Sans" w:cs="Liberation Serif"/>
                 <w:color w:val="000000"/>
                 <w:kern w:val="0"/>
                 <w:sz w:val="20"/>
@@ -2980,7 +2980,7 @@
             </w:r>
             <w:r>
               <w:rPr>
-                <w:rFonts w:ascii="Aptos" w:eastAsia="Times New Roman" w:hAnsi="Aptos" w:cs="Times New Roman"/>
+                <w:rFonts w:ascii="Liberation Sans" w:eastAsia="Liberation Serif" w:hAnsi="Liberation Sans" w:cs="Liberation Serif"/>
                 <w:color w:val="000000"/>
                 <w:kern w:val="0"/>
                 <w:sz w:val="20"/>
@@ -2993,7 +2993,7 @@
             </w:r>
             <w:r>
               <w:rPr>
-                <w:rFonts w:ascii="Aptos" w:eastAsia="Times New Roman" w:hAnsi="Aptos" w:cs="Times New Roman"/>
+                <w:rFonts w:ascii="Liberation Sans" w:eastAsia="Liberation Serif" w:hAnsi="Liberation Sans" w:cs="Liberation Serif"/>
                 <w:color w:val="000000"/>
                 <w:kern w:val="0"/>
                 <w:sz w:val="20"/>
@@ -3005,7 +3005,7 @@
             </w:r>
             <w:r>
               <w:rPr>
-                <w:rFonts w:ascii="Aptos" w:eastAsia="Times New Roman" w:hAnsi="Aptos" w:cs="Times New Roman"/>
+                <w:rFonts w:ascii="Liberation Sans" w:eastAsia="Liberation Serif" w:hAnsi="Liberation Sans" w:cs="Liberation Serif"/>
                 <w:color w:val="FF0000"/>
                 <w:kern w:val="0"/>
                 <w:sz w:val="20"/>
@@ -3032,18 +3032,18 @@
               <w:spacing w:after="0" w:line="240" w:lineRule="auto"/>
               <w:jc w:val="center"/>
               <w:rPr>
-                <w:rFonts w:ascii="Aptos" w:eastAsia="Times New Roman" w:hAnsi="Aptos" w:cs="Times New Roman"/>
-                <w:color w:val="FF0000"/>
-                <w:kern w:val="0"/>
-                <w:sz w:val="20"/>
-                <w:szCs w:val="20"/>
-                <w:lang w:eastAsia="pt-BR"/>
-                <ns2:ligatures ns2:val="none"/>
-              </w:rPr>
-            </w:pPr>
-            <w:r>
-              <w:rPr>
-                <w:rFonts w:ascii="Aptos" w:eastAsia="Times New Roman" w:hAnsi="Aptos" w:cs="Times New Roman"/>
+                <w:rFonts w:ascii="Liberation Sans" w:eastAsia="Liberation Serif" w:hAnsi="Liberation Sans" w:cs="Liberation Serif"/>
+                <w:color w:val="FF0000"/>
+                <w:kern w:val="0"/>
+                <w:sz w:val="20"/>
+                <w:szCs w:val="20"/>
+                <w:lang w:eastAsia="pt-BR"/>
+                <ns2:ligatures ns2:val="none"/>
+              </w:rPr>
+            </w:pPr>
+            <w:r>
+              <w:rPr>
+                <w:rFonts w:ascii="Liberation Sans" w:eastAsia="Liberation Serif" w:hAnsi="Liberation Sans" w:cs="Liberation Serif"/>
                 <w:color w:val="000000"/>
                 <w:kern w:val="0"/>
                 <w:sz w:val="20"/>
@@ -3055,7 +3055,7 @@
             </w:r>
             <w:r>
               <w:rPr>
-                <w:rFonts w:ascii="Aptos" w:eastAsia="Times New Roman" w:hAnsi="Aptos" w:cs="Times New Roman"/>
+                <w:rFonts w:ascii="Liberation Sans" w:eastAsia="Liberation Serif" w:hAnsi="Liberation Sans" w:cs="Liberation Serif"/>
                 <w:color w:val="000000"/>
                 <w:kern w:val="0"/>
                 <w:sz w:val="20"/>
@@ -3068,7 +3068,7 @@
             </w:r>
             <w:r>
               <w:rPr>
-                <w:rFonts w:ascii="Aptos" w:eastAsia="Times New Roman" w:hAnsi="Aptos" w:cs="Times New Roman"/>
+                <w:rFonts w:ascii="Liberation Sans" w:eastAsia="Liberation Serif" w:hAnsi="Liberation Sans" w:cs="Liberation Serif"/>
                 <w:color w:val="000000"/>
                 <w:kern w:val="0"/>
                 <w:sz w:val="20"/>
@@ -3080,7 +3080,7 @@
             </w:r>
             <w:r>
               <w:rPr>
-                <w:rFonts w:ascii="Aptos" w:eastAsia="Times New Roman" w:hAnsi="Aptos" w:cs="Times New Roman"/>
+                <w:rFonts w:ascii="Liberation Sans" w:eastAsia="Liberation Serif" w:hAnsi="Liberation Sans" w:cs="Liberation Serif"/>
                 <w:color w:val="FF0000"/>
                 <w:kern w:val="0"/>
                 <w:sz w:val="20"/>
@@ -3105,18 +3105,18 @@
               <w:spacing w:after="0" w:line="240" w:lineRule="auto"/>
               <w:jc w:val="center"/>
               <w:rPr>
-                <w:rFonts w:ascii="Aptos" w:eastAsia="Times New Roman" w:hAnsi="Aptos" w:cs="Times New Roman"/>
-                <w:color w:val="FF0000"/>
-                <w:kern w:val="0"/>
-                <w:sz w:val="20"/>
-                <w:szCs w:val="20"/>
-                <w:lang w:eastAsia="pt-BR"/>
-                <ns2:ligatures ns2:val="none"/>
-              </w:rPr>
-            </w:pPr>
-            <w:r>
-              <w:rPr>
-                <w:rFonts w:ascii="Aptos" w:eastAsia="Times New Roman" w:hAnsi="Aptos" w:cs="Times New Roman"/>
+                <w:rFonts w:ascii="Liberation Sans" w:eastAsia="Liberation Serif" w:hAnsi="Liberation Sans" w:cs="Liberation Serif"/>
+                <w:color w:val="FF0000"/>
+                <w:kern w:val="0"/>
+                <w:sz w:val="20"/>
+                <w:szCs w:val="20"/>
+                <w:lang w:eastAsia="pt-BR"/>
+                <ns2:ligatures ns2:val="none"/>
+              </w:rPr>
+            </w:pPr>
+            <w:r>
+              <w:rPr>
+                <w:rFonts w:ascii="Liberation Sans" w:eastAsia="Liberation Serif" w:hAnsi="Liberation Sans" w:cs="Liberation Serif"/>
                 <w:color w:val="000000"/>
                 <w:kern w:val="0"/>
                 <w:sz w:val="20"/>
@@ -3128,7 +3128,7 @@
             </w:r>
             <w:r>
               <w:rPr>
-                <w:rFonts w:ascii="Aptos" w:eastAsia="Times New Roman" w:hAnsi="Aptos" w:cs="Times New Roman"/>
+                <w:rFonts w:ascii="Liberation Sans" w:eastAsia="Liberation Serif" w:hAnsi="Liberation Sans" w:cs="Liberation Serif"/>
                 <w:color w:val="000000"/>
                 <w:kern w:val="0"/>
                 <w:sz w:val="20"/>
@@ -3141,7 +3141,7 @@
             </w:r>
             <w:r>
               <w:rPr>
-                <w:rFonts w:ascii="Aptos" w:eastAsia="Times New Roman" w:hAnsi="Aptos" w:cs="Times New Roman"/>
+                <w:rFonts w:ascii="Liberation Sans" w:eastAsia="Liberation Serif" w:hAnsi="Liberation Sans" w:cs="Liberation Serif"/>
                 <w:color w:val="000000"/>
                 <w:kern w:val="0"/>
                 <w:sz w:val="20"/>
@@ -3153,7 +3153,7 @@
             </w:r>
             <w:r>
               <w:rPr>
-                <w:rFonts w:ascii="Aptos" w:eastAsia="Times New Roman" w:hAnsi="Aptos" w:cs="Times New Roman"/>
+                <w:rFonts w:ascii="Liberation Sans" w:eastAsia="Liberation Serif" w:hAnsi="Liberation Sans" w:cs="Liberation Serif"/>
                 <w:color w:val="FF0000"/>
                 <w:kern w:val="0"/>
                 <w:sz w:val="20"/>
@@ -3186,18 +3186,18 @@
               <w:spacing w:after="0" w:line="240" w:lineRule="auto"/>
               <w:jc w:val="center"/>
               <w:rPr>
-                <w:rFonts w:ascii="Aptos" w:eastAsia="Times New Roman" w:hAnsi="Aptos" w:cs="Times New Roman"/>
-                <w:color w:val="FF0000"/>
-                <w:kern w:val="0"/>
-                <w:sz w:val="20"/>
-                <w:szCs w:val="20"/>
-                <w:lang w:eastAsia="pt-BR"/>
-                <ns2:ligatures ns2:val="none"/>
-              </w:rPr>
-            </w:pPr>
-            <w:r>
-              <w:rPr>
-                <w:rFonts w:ascii="Aptos" w:eastAsia="Times New Roman" w:hAnsi="Aptos" w:cs="Times New Roman"/>
+                <w:rFonts w:ascii="Liberation Sans" w:eastAsia="Liberation Serif" w:hAnsi="Liberation Sans" w:cs="Liberation Serif"/>
+                <w:color w:val="FF0000"/>
+                <w:kern w:val="0"/>
+                <w:sz w:val="20"/>
+                <w:szCs w:val="20"/>
+                <w:lang w:eastAsia="pt-BR"/>
+                <ns2:ligatures ns2:val="none"/>
+              </w:rPr>
+            </w:pPr>
+            <w:r>
+              <w:rPr>
+                <w:rFonts w:ascii="Liberation Sans" w:eastAsia="Liberation Serif" w:hAnsi="Liberation Sans" w:cs="Liberation Serif"/>
                 <w:color w:val="FF0000"/>
                 <w:kern w:val="0"/>
                 <w:sz w:val="20"/>
@@ -3223,18 +3223,18 @@
               <w:spacing w:after="0" w:line="240" w:lineRule="auto"/>
               <w:jc w:val="center"/>
               <w:rPr>
-                <w:rFonts w:ascii="Aptos" w:eastAsia="Times New Roman" w:hAnsi="Aptos" w:cs="Times New Roman"/>
-                <w:color w:val="FF0000"/>
-                <w:kern w:val="0"/>
-                <w:sz w:val="20"/>
-                <w:szCs w:val="20"/>
-                <w:lang w:eastAsia="pt-BR"/>
-                <ns2:ligatures ns2:val="none"/>
-              </w:rPr>
-            </w:pPr>
-            <w:r>
-              <w:rPr>
-                <w:rFonts w:ascii="Aptos" w:eastAsia="Times New Roman" w:hAnsi="Aptos" w:cs="Times New Roman"/>
+                <w:rFonts w:ascii="Liberation Sans" w:eastAsia="Liberation Serif" w:hAnsi="Liberation Sans" w:cs="Liberation Serif"/>
+                <w:color w:val="FF0000"/>
+                <w:kern w:val="0"/>
+                <w:sz w:val="20"/>
+                <w:szCs w:val="20"/>
+                <w:lang w:eastAsia="pt-BR"/>
+                <ns2:ligatures ns2:val="none"/>
+              </w:rPr>
+            </w:pPr>
+            <w:r>
+              <w:rPr>
+                <w:rFonts w:ascii="Liberation Sans" w:eastAsia="Liberation Serif" w:hAnsi="Liberation Sans" w:cs="Liberation Serif"/>
                 <w:color w:val="FF0000"/>
                 <w:kern w:val="0"/>
                 <w:sz w:val="20"/>
@@ -3263,18 +3263,18 @@
               <w:spacing w:after="0" w:line="240" w:lineRule="auto"/>
               <w:jc w:val="center"/>
               <w:rPr>
-                <w:rFonts w:ascii="Aptos" w:eastAsia="Times New Roman" w:hAnsi="Aptos" w:cs="Times New Roman"/>
-                <w:color w:val="FF0000"/>
-                <w:kern w:val="0"/>
-                <w:sz w:val="20"/>
-                <w:szCs w:val="20"/>
-                <w:lang w:eastAsia="pt-BR"/>
-                <ns2:ligatures ns2:val="none"/>
-              </w:rPr>
-            </w:pPr>
-            <w:r>
-              <w:rPr>
-                <w:rFonts w:ascii="Aptos" w:eastAsia="Times New Roman" w:hAnsi="Aptos" w:cs="Times New Roman"/>
+                <w:rFonts w:ascii="Liberation Sans" w:eastAsia="Liberation Serif" w:hAnsi="Liberation Sans" w:cs="Liberation Serif"/>
+                <w:color w:val="FF0000"/>
+                <w:kern w:val="0"/>
+                <w:sz w:val="20"/>
+                <w:szCs w:val="20"/>
+                <w:lang w:eastAsia="pt-BR"/>
+                <ns2:ligatures ns2:val="none"/>
+              </w:rPr>
+            </w:pPr>
+            <w:r>
+              <w:rPr>
+                <w:rFonts w:ascii="Liberation Sans" w:eastAsia="Liberation Serif" w:hAnsi="Liberation Sans" w:cs="Liberation Serif"/>
                 <w:color w:val="FF0000"/>
                 <w:kern w:val="0"/>
                 <w:sz w:val="20"/>
@@ -3303,18 +3303,18 @@
               <w:spacing w:after="0" w:line="240" w:lineRule="auto"/>
               <w:jc w:val="center"/>
               <w:rPr>
-                <w:rFonts w:ascii="Aptos" w:eastAsia="Times New Roman" w:hAnsi="Aptos" w:cs="Times New Roman"/>
-                <w:color w:val="FF0000"/>
-                <w:kern w:val="0"/>
-                <w:sz w:val="20"/>
-                <w:szCs w:val="20"/>
-                <w:lang w:eastAsia="pt-BR"/>
-                <ns2:ligatures ns2:val="none"/>
-              </w:rPr>
-            </w:pPr>
-            <w:r>
-              <w:rPr>
-                <w:rFonts w:ascii="Aptos" w:eastAsia="Times New Roman" w:hAnsi="Aptos" w:cs="Times New Roman"/>
+                <w:rFonts w:ascii="Liberation Sans" w:eastAsia="Liberation Serif" w:hAnsi="Liberation Sans" w:cs="Liberation Serif"/>
+                <w:color w:val="FF0000"/>
+                <w:kern w:val="0"/>
+                <w:sz w:val="20"/>
+                <w:szCs w:val="20"/>
+                <w:lang w:eastAsia="pt-BR"/>
+                <ns2:ligatures ns2:val="none"/>
+              </w:rPr>
+            </w:pPr>
+            <w:r>
+              <w:rPr>
+                <w:rFonts w:ascii="Liberation Sans" w:eastAsia="Liberation Serif" w:hAnsi="Liberation Sans" w:cs="Liberation Serif"/>
                 <w:color w:val="FF0000"/>
                 <w:kern w:val="0"/>
                 <w:sz w:val="20"/>
@@ -3343,18 +3343,18 @@
               <w:spacing w:after="0" w:line="240" w:lineRule="auto"/>
               <w:jc w:val="center"/>
               <w:rPr>
-                <w:rFonts w:ascii="Aptos" w:eastAsia="Times New Roman" w:hAnsi="Aptos" w:cs="Times New Roman"/>
-                <w:color w:val="FF0000"/>
-                <w:kern w:val="0"/>
-                <w:sz w:val="20"/>
-                <w:szCs w:val="20"/>
-                <w:lang w:eastAsia="pt-BR"/>
-                <ns2:ligatures ns2:val="none"/>
-              </w:rPr>
-            </w:pPr>
-            <w:r>
-              <w:rPr>
-                <w:rFonts w:ascii="Aptos" w:eastAsia="Times New Roman" w:hAnsi="Aptos" w:cs="Times New Roman"/>
+                <w:rFonts w:ascii="Liberation Sans" w:eastAsia="Liberation Serif" w:hAnsi="Liberation Sans" w:cs="Liberation Serif"/>
+                <w:color w:val="FF0000"/>
+                <w:kern w:val="0"/>
+                <w:sz w:val="20"/>
+                <w:szCs w:val="20"/>
+                <w:lang w:eastAsia="pt-BR"/>
+                <ns2:ligatures ns2:val="none"/>
+              </w:rPr>
+            </w:pPr>
+            <w:r>
+              <w:rPr>
+                <w:rFonts w:ascii="Liberation Sans" w:eastAsia="Liberation Serif" w:hAnsi="Liberation Sans" w:cs="Liberation Serif"/>
                 <w:color w:val="FF0000"/>
                 <w:kern w:val="0"/>
                 <w:sz w:val="20"/>
@@ -3383,18 +3383,18 @@
               <w:spacing w:after="0" w:line="240" w:lineRule="auto"/>
               <w:jc w:val="center"/>
               <w:rPr>
-                <w:rFonts w:ascii="Aptos" w:eastAsia="Times New Roman" w:hAnsi="Aptos" w:cs="Times New Roman"/>
-                <w:color w:val="FF0000"/>
-                <w:kern w:val="0"/>
-                <w:sz w:val="20"/>
-                <w:szCs w:val="20"/>
-                <w:lang w:eastAsia="pt-BR"/>
-                <ns2:ligatures ns2:val="none"/>
-              </w:rPr>
-            </w:pPr>
-            <w:r>
-              <w:rPr>
-                <w:rFonts w:ascii="Aptos" w:eastAsia="Times New Roman" w:hAnsi="Aptos" w:cs="Times New Roman"/>
+                <w:rFonts w:ascii="Liberation Sans" w:eastAsia="Liberation Serif" w:hAnsi="Liberation Sans" w:cs="Liberation Serif"/>
+                <w:color w:val="FF0000"/>
+                <w:kern w:val="0"/>
+                <w:sz w:val="20"/>
+                <w:szCs w:val="20"/>
+                <w:lang w:eastAsia="pt-BR"/>
+                <ns2:ligatures ns2:val="none"/>
+              </w:rPr>
+            </w:pPr>
+            <w:r>
+              <w:rPr>
+                <w:rFonts w:ascii="Liberation Sans" w:eastAsia="Liberation Serif" w:hAnsi="Liberation Sans" w:cs="Liberation Serif"/>
                 <w:color w:val="FF0000"/>
                 <w:kern w:val="0"/>
                 <w:sz w:val="20"/>
@@ -3423,18 +3423,18 @@
               <w:spacing w:after="0" w:line="240" w:lineRule="auto"/>
               <w:jc w:val="center"/>
               <w:rPr>
-                <w:rFonts w:ascii="Aptos" w:eastAsia="Times New Roman" w:hAnsi="Aptos" w:cs="Times New Roman"/>
-                <w:color w:val="FF0000"/>
-                <w:kern w:val="0"/>
-                <w:sz w:val="20"/>
-                <w:szCs w:val="20"/>
-                <w:lang w:eastAsia="pt-BR"/>
-                <ns2:ligatures ns2:val="none"/>
-              </w:rPr>
-            </w:pPr>
-            <w:r>
-              <w:rPr>
-                <w:rFonts w:ascii="Aptos" w:eastAsia="Times New Roman" w:hAnsi="Aptos" w:cs="Times New Roman"/>
+                <w:rFonts w:ascii="Liberation Sans" w:eastAsia="Liberation Serif" w:hAnsi="Liberation Sans" w:cs="Liberation Serif"/>
+                <w:color w:val="FF0000"/>
+                <w:kern w:val="0"/>
+                <w:sz w:val="20"/>
+                <w:szCs w:val="20"/>
+                <w:lang w:eastAsia="pt-BR"/>
+                <ns2:ligatures ns2:val="none"/>
+              </w:rPr>
+            </w:pPr>
+            <w:r>
+              <w:rPr>
+                <w:rFonts w:ascii="Liberation Sans" w:eastAsia="Liberation Serif" w:hAnsi="Liberation Sans" w:cs="Liberation Serif"/>
                 <w:color w:val="FF0000"/>
                 <w:kern w:val="0"/>
                 <w:sz w:val="20"/>
@@ -3463,18 +3463,18 @@
               <w:spacing w:after="0" w:line="240" w:lineRule="auto"/>
               <w:jc w:val="center"/>
               <w:rPr>
-                <w:rFonts w:ascii="Aptos" w:eastAsia="Times New Roman" w:hAnsi="Aptos" w:cs="Times New Roman"/>
-                <w:color w:val="FF0000"/>
-                <w:kern w:val="0"/>
-                <w:sz w:val="20"/>
-                <w:szCs w:val="20"/>
-                <w:lang w:eastAsia="pt-BR"/>
-                <ns2:ligatures ns2:val="none"/>
-              </w:rPr>
-            </w:pPr>
-            <w:r>
-              <w:rPr>
-                <w:rFonts w:ascii="Aptos" w:eastAsia="Times New Roman" w:hAnsi="Aptos" w:cs="Times New Roman"/>
+                <w:rFonts w:ascii="Liberation Sans" w:eastAsia="Liberation Serif" w:hAnsi="Liberation Sans" w:cs="Liberation Serif"/>
+                <w:color w:val="FF0000"/>
+                <w:kern w:val="0"/>
+                <w:sz w:val="20"/>
+                <w:szCs w:val="20"/>
+                <w:lang w:eastAsia="pt-BR"/>
+                <ns2:ligatures ns2:val="none"/>
+              </w:rPr>
+            </w:pPr>
+            <w:r>
+              <w:rPr>
+                <w:rFonts w:ascii="Liberation Sans" w:eastAsia="Liberation Serif" w:hAnsi="Liberation Sans" w:cs="Liberation Serif"/>
                 <w:color w:val="FF0000"/>
                 <w:kern w:val="0"/>
                 <w:sz w:val="20"/>
@@ -3500,18 +3500,18 @@
               <w:spacing w:after="0" w:line="240" w:lineRule="auto"/>
               <w:jc w:val="center"/>
               <w:rPr>
-                <w:rFonts w:ascii="Aptos" w:eastAsia="Times New Roman" w:hAnsi="Aptos" w:cs="Times New Roman"/>
-                <w:color w:val="FF0000"/>
-                <w:kern w:val="0"/>
-                <w:sz w:val="20"/>
-                <w:szCs w:val="20"/>
-                <w:lang w:eastAsia="pt-BR"/>
-                <ns2:ligatures ns2:val="none"/>
-              </w:rPr>
-            </w:pPr>
-            <w:r>
-              <w:rPr>
-                <w:rFonts w:ascii="Aptos" w:eastAsia="Times New Roman" w:hAnsi="Aptos" w:cs="Times New Roman"/>
+                <w:rFonts w:ascii="Liberation Sans" w:eastAsia="Liberation Serif" w:hAnsi="Liberation Sans" w:cs="Liberation Serif"/>
+                <w:color w:val="FF0000"/>
+                <w:kern w:val="0"/>
+                <w:sz w:val="20"/>
+                <w:szCs w:val="20"/>
+                <w:lang w:eastAsia="pt-BR"/>
+                <ns2:ligatures ns2:val="none"/>
+              </w:rPr>
+            </w:pPr>
+            <w:r>
+              <w:rPr>
+                <w:rFonts w:ascii="Liberation Sans" w:eastAsia="Liberation Serif" w:hAnsi="Liberation Sans" w:cs="Liberation Serif"/>
                 <w:color w:val="FF0000"/>
                 <w:kern w:val="0"/>
                 <w:sz w:val="20"/>
@@ -3528,14 +3528,14 @@
     <w:p ns2:paraId="1F96A5B5" ns2:textId="2086D1DA">
       <w:pPr>
         <w:rPr>
-          <w:rFonts w:ascii="Aptos" w:hAnsi="Aptos"/>
+          <w:rFonts w:ascii="Liberation Sans" w:hAnsi="Liberation Sans"/>
         </w:rPr>
       </w:pPr>
     </w:p>
     <w:p ns2:paraId="508005A4" ns2:textId="77777777">
       <w:pPr>
         <w:rPr>
-          <w:rFonts w:ascii="Aptos" w:hAnsi="Aptos"/>
+          <w:rFonts w:ascii="Liberation Sans" w:hAnsi="Liberation Sans"/>
         </w:rPr>
       </w:pPr>
     </w:p>
@@ -3580,26 +3580,26 @@
               <w:spacing w:after="0" w:line="240" w:lineRule="auto"/>
               <w:jc w:val="center"/>
               <w:rPr>
-                <w:rFonts w:ascii="Aptos" w:eastAsia="Times New Roman" w:hAnsi="Aptos" w:cs="Times New Roman"/>
-                <w:color w:val="000000"/>
-                <w:kern w:val="0"/>
-                <w:sz w:val="20"/>
-                <w:szCs w:val="20"/>
-                <w:lang w:eastAsia="pt-BR"/>
-                <ns2:ligatures ns2:val="none"/>
-              </w:rPr>
-            </w:pPr>
-            <w:r>
-              <w:rPr>
-                <w:rFonts w:ascii="Aptos" w:eastAsia="Times New Roman" w:hAnsi="Aptos" w:cs="Times New Roman"/>
-                <w:color w:val="000000"/>
-                <w:kern w:val="0"/>
-                <w:sz w:val="20"/>
-                <w:szCs w:val="20"/>
-                <w:lang w:eastAsia="pt-BR"/>
-                <ns2:ligatures ns2:val="none"/>
-              </w:rPr>
-              <w:t>M1</w:t>
+                <w:rFonts w:ascii="Liberation Sans" w:eastAsia="Liberation Serif" w:hAnsi="Liberation Sans" w:cs="Liberation Serif"/>
+                <w:color w:val="000000"/>
+                <w:kern w:val="0"/>
+                <w:sz w:val="20"/>
+                <w:szCs w:val="20"/>
+                <w:lang w:eastAsia="pt-BR"/>
+                <ns2:ligatures ns2:val="none"/>
+              </w:rPr>
+            </w:pPr>
+            <w:r>
+              <w:rPr>
+                <w:rFonts w:ascii="Liberation Sans" w:eastAsia="Liberation Serif" w:hAnsi="Liberation Sans" w:cs="Liberation Serif"/>
+                <w:color w:val="000000"/>
+                <w:kern w:val="0"/>
+                <w:sz w:val="20"/>
+                <w:szCs w:val="20"/>
+                <w:lang w:eastAsia="pt-BR"/>
+                <ns2:ligatures ns2:val="none"/>
+              </w:rPr>
+              <w:t>C1</w:t>
             </w:r>
           </w:p>
         </w:tc>
@@ -3616,26 +3616,26 @@
               <w:spacing w:after="0" w:line="240" w:lineRule="auto"/>
               <w:jc w:val="center"/>
               <w:rPr>
-                <w:rFonts w:ascii="Aptos" w:eastAsia="Times New Roman" w:hAnsi="Aptos" w:cs="Times New Roman"/>
-                <w:color w:val="000000"/>
-                <w:kern w:val="0"/>
-                <w:sz w:val="20"/>
-                <w:szCs w:val="20"/>
-                <w:lang w:eastAsia="pt-BR"/>
-                <ns2:ligatures ns2:val="none"/>
-              </w:rPr>
-            </w:pPr>
-            <w:r>
-              <w:rPr>
-                <w:rFonts w:ascii="Aptos" w:eastAsia="Times New Roman" w:hAnsi="Aptos" w:cs="Times New Roman"/>
-                <w:color w:val="000000"/>
-                <w:kern w:val="0"/>
-                <w:sz w:val="20"/>
-                <w:szCs w:val="20"/>
-                <w:lang w:eastAsia="pt-BR"/>
-                <ns2:ligatures ns2:val="none"/>
-              </w:rPr>
-              <w:t>M2</w:t>
+                <w:rFonts w:ascii="Liberation Sans" w:eastAsia="Liberation Serif" w:hAnsi="Liberation Sans" w:cs="Liberation Serif"/>
+                <w:color w:val="000000"/>
+                <w:kern w:val="0"/>
+                <w:sz w:val="20"/>
+                <w:szCs w:val="20"/>
+                <w:lang w:eastAsia="pt-BR"/>
+                <ns2:ligatures ns2:val="none"/>
+              </w:rPr>
+            </w:pPr>
+            <w:r>
+              <w:rPr>
+                <w:rFonts w:ascii="Liberation Sans" w:eastAsia="Liberation Serif" w:hAnsi="Liberation Sans" w:cs="Liberation Serif"/>
+                <w:color w:val="000000"/>
+                <w:kern w:val="0"/>
+                <w:sz w:val="20"/>
+                <w:szCs w:val="20"/>
+                <w:lang w:eastAsia="pt-BR"/>
+                <ns2:ligatures ns2:val="none"/>
+              </w:rPr>
+              <w:t>C2</w:t>
             </w:r>
           </w:p>
         </w:tc>
@@ -3655,26 +3655,26 @@
               <w:spacing w:after="0" w:line="240" w:lineRule="auto"/>
               <w:jc w:val="center"/>
               <w:rPr>
-                <w:rFonts w:ascii="Aptos" w:eastAsia="Times New Roman" w:hAnsi="Aptos" w:cs="Times New Roman"/>
-                <w:color w:val="000000"/>
-                <w:kern w:val="0"/>
-                <w:sz w:val="20"/>
-                <w:szCs w:val="20"/>
-                <w:lang w:eastAsia="pt-BR"/>
-                <ns2:ligatures ns2:val="none"/>
-              </w:rPr>
-            </w:pPr>
-            <w:r>
-              <w:rPr>
-                <w:rFonts w:ascii="Aptos" w:eastAsia="Times New Roman" w:hAnsi="Aptos" w:cs="Times New Roman"/>
-                <w:color w:val="000000"/>
-                <w:kern w:val="0"/>
-                <w:sz w:val="20"/>
-                <w:szCs w:val="20"/>
-                <w:lang w:eastAsia="pt-BR"/>
-                <ns2:ligatures ns2:val="none"/>
-              </w:rPr>
-              <w:t>M3</w:t>
+                <w:rFonts w:ascii="Liberation Sans" w:eastAsia="Liberation Serif" w:hAnsi="Liberation Sans" w:cs="Liberation Serif"/>
+                <w:color w:val="000000"/>
+                <w:kern w:val="0"/>
+                <w:sz w:val="20"/>
+                <w:szCs w:val="20"/>
+                <w:lang w:eastAsia="pt-BR"/>
+                <ns2:ligatures ns2:val="none"/>
+              </w:rPr>
+            </w:pPr>
+            <w:r>
+              <w:rPr>
+                <w:rFonts w:ascii="Liberation Sans" w:eastAsia="Liberation Serif" w:hAnsi="Liberation Sans" w:cs="Liberation Serif"/>
+                <w:color w:val="000000"/>
+                <w:kern w:val="0"/>
+                <w:sz w:val="20"/>
+                <w:szCs w:val="20"/>
+                <w:lang w:eastAsia="pt-BR"/>
+                <ns2:ligatures ns2:val="none"/>
+              </w:rPr>
+              <w:t>C3</w:t>
             </w:r>
           </w:p>
         </w:tc>
@@ -3694,26 +3694,26 @@
               <w:spacing w:after="0" w:line="240" w:lineRule="auto"/>
               <w:jc w:val="center"/>
               <w:rPr>
-                <w:rFonts w:ascii="Aptos" w:eastAsia="Times New Roman" w:hAnsi="Aptos" w:cs="Times New Roman"/>
-                <w:color w:val="000000"/>
-                <w:kern w:val="0"/>
-                <w:sz w:val="20"/>
-                <w:szCs w:val="20"/>
-                <w:lang w:eastAsia="pt-BR"/>
-                <ns2:ligatures ns2:val="none"/>
-              </w:rPr>
-            </w:pPr>
-            <w:r>
-              <w:rPr>
-                <w:rFonts w:ascii="Aptos" w:eastAsia="Times New Roman" w:hAnsi="Aptos" w:cs="Times New Roman"/>
-                <w:color w:val="000000"/>
-                <w:kern w:val="0"/>
-                <w:sz w:val="20"/>
-                <w:szCs w:val="20"/>
-                <w:lang w:eastAsia="pt-BR"/>
-                <ns2:ligatures ns2:val="none"/>
-              </w:rPr>
-              <w:t>M4</w:t>
+                <w:rFonts w:ascii="Liberation Sans" w:eastAsia="Liberation Serif" w:hAnsi="Liberation Sans" w:cs="Liberation Serif"/>
+                <w:color w:val="000000"/>
+                <w:kern w:val="0"/>
+                <w:sz w:val="20"/>
+                <w:szCs w:val="20"/>
+                <w:lang w:eastAsia="pt-BR"/>
+                <ns2:ligatures ns2:val="none"/>
+              </w:rPr>
+            </w:pPr>
+            <w:r>
+              <w:rPr>
+                <w:rFonts w:ascii="Liberation Sans" w:eastAsia="Liberation Serif" w:hAnsi="Liberation Sans" w:cs="Liberation Serif"/>
+                <w:color w:val="000000"/>
+                <w:kern w:val="0"/>
+                <w:sz w:val="20"/>
+                <w:szCs w:val="20"/>
+                <w:lang w:eastAsia="pt-BR"/>
+                <ns2:ligatures ns2:val="none"/>
+              </w:rPr>
+              <w:t>C4</w:t>
             </w:r>
           </w:p>
         </w:tc>
@@ -3732,26 +3732,26 @@
               <w:spacing w:after="0" w:line="240" w:lineRule="auto"/>
               <w:jc w:val="center"/>
               <w:rPr>
-                <w:rFonts w:ascii="Aptos" w:eastAsia="Times New Roman" w:hAnsi="Aptos" w:cs="Times New Roman"/>
-                <w:color w:val="000000"/>
-                <w:kern w:val="0"/>
-                <w:sz w:val="20"/>
-                <w:szCs w:val="20"/>
-                <w:lang w:eastAsia="pt-BR"/>
-                <ns2:ligatures ns2:val="none"/>
-              </w:rPr>
-            </w:pPr>
-            <w:r>
-              <w:rPr>
-                <w:rFonts w:ascii="Aptos" w:eastAsia="Times New Roman" w:hAnsi="Aptos" w:cs="Times New Roman"/>
-                <w:color w:val="000000"/>
-                <w:kern w:val="0"/>
-                <w:sz w:val="20"/>
-                <w:szCs w:val="20"/>
-                <w:lang w:eastAsia="pt-BR"/>
-                <ns2:ligatures ns2:val="none"/>
-              </w:rPr>
-              <w:t>M5</w:t>
+                <w:rFonts w:ascii="Liberation Sans" w:eastAsia="Liberation Serif" w:hAnsi="Liberation Sans" w:cs="Liberation Serif"/>
+                <w:color w:val="000000"/>
+                <w:kern w:val="0"/>
+                <w:sz w:val="20"/>
+                <w:szCs w:val="20"/>
+                <w:lang w:eastAsia="pt-BR"/>
+                <ns2:ligatures ns2:val="none"/>
+              </w:rPr>
+            </w:pPr>
+            <w:r>
+              <w:rPr>
+                <w:rFonts w:ascii="Liberation Sans" w:eastAsia="Liberation Serif" w:hAnsi="Liberation Sans" w:cs="Liberation Serif"/>
+                <w:color w:val="000000"/>
+                <w:kern w:val="0"/>
+                <w:sz w:val="20"/>
+                <w:szCs w:val="20"/>
+                <w:lang w:eastAsia="pt-BR"/>
+                <ns2:ligatures ns2:val="none"/>
+              </w:rPr>
+              <w:t>C5</w:t>
             </w:r>
           </w:p>
         </w:tc>
@@ -3770,26 +3770,26 @@
               <w:spacing w:after="0" w:line="240" w:lineRule="auto"/>
               <w:jc w:val="center"/>
               <w:rPr>
-                <w:rFonts w:ascii="Aptos" w:eastAsia="Times New Roman" w:hAnsi="Aptos" w:cs="Times New Roman"/>
-                <w:color w:val="000000"/>
-                <w:kern w:val="0"/>
-                <w:sz w:val="20"/>
-                <w:szCs w:val="20"/>
-                <w:lang w:eastAsia="pt-BR"/>
-                <ns2:ligatures ns2:val="none"/>
-              </w:rPr>
-            </w:pPr>
-            <w:r>
-              <w:rPr>
-                <w:rFonts w:ascii="Aptos" w:eastAsia="Times New Roman" w:hAnsi="Aptos" w:cs="Times New Roman"/>
-                <w:color w:val="000000"/>
-                <w:kern w:val="0"/>
-                <w:sz w:val="20"/>
-                <w:szCs w:val="20"/>
-                <w:lang w:eastAsia="pt-BR"/>
-                <ns2:ligatures ns2:val="none"/>
-              </w:rPr>
-              <w:t>M6</w:t>
+                <w:rFonts w:ascii="Liberation Sans" w:eastAsia="Liberation Serif" w:hAnsi="Liberation Sans" w:cs="Liberation Serif"/>
+                <w:color w:val="000000"/>
+                <w:kern w:val="0"/>
+                <w:sz w:val="20"/>
+                <w:szCs w:val="20"/>
+                <w:lang w:eastAsia="pt-BR"/>
+                <ns2:ligatures ns2:val="none"/>
+              </w:rPr>
+            </w:pPr>
+            <w:r>
+              <w:rPr>
+                <w:rFonts w:ascii="Liberation Sans" w:eastAsia="Liberation Serif" w:hAnsi="Liberation Sans" w:cs="Liberation Serif"/>
+                <w:color w:val="000000"/>
+                <w:kern w:val="0"/>
+                <w:sz w:val="20"/>
+                <w:szCs w:val="20"/>
+                <w:lang w:eastAsia="pt-BR"/>
+                <ns2:ligatures ns2:val="none"/>
+              </w:rPr>
+              <w:t>C6</w:t>
             </w:r>
           </w:p>
         </w:tc>
@@ -3808,26 +3808,26 @@
               <w:spacing w:after="0" w:line="240" w:lineRule="auto"/>
               <w:jc w:val="center"/>
               <w:rPr>
-                <w:rFonts w:ascii="Aptos" w:eastAsia="Times New Roman" w:hAnsi="Aptos" w:cs="Times New Roman"/>
-                <w:color w:val="000000"/>
-                <w:kern w:val="0"/>
-                <w:sz w:val="20"/>
-                <w:szCs w:val="20"/>
-                <w:lang w:eastAsia="pt-BR"/>
-                <ns2:ligatures ns2:val="none"/>
-              </w:rPr>
-            </w:pPr>
-            <w:r>
-              <w:rPr>
-                <w:rFonts w:ascii="Aptos" w:eastAsia="Times New Roman" w:hAnsi="Aptos" w:cs="Times New Roman"/>
-                <w:color w:val="000000"/>
-                <w:kern w:val="0"/>
-                <w:sz w:val="20"/>
-                <w:szCs w:val="20"/>
-                <w:lang w:eastAsia="pt-BR"/>
-                <ns2:ligatures ns2:val="none"/>
-              </w:rPr>
-              <w:t xml:space="preserve">M7</w:t>
+                <w:rFonts w:ascii="Liberation Sans" w:eastAsia="Liberation Serif" w:hAnsi="Liberation Sans" w:cs="Liberation Serif"/>
+                <w:color w:val="000000"/>
+                <w:kern w:val="0"/>
+                <w:sz w:val="20"/>
+                <w:szCs w:val="20"/>
+                <w:lang w:eastAsia="pt-BR"/>
+                <ns2:ligatures ns2:val="none"/>
+              </w:rPr>
+            </w:pPr>
+            <w:r>
+              <w:rPr>
+                <w:rFonts w:ascii="Liberation Sans" w:eastAsia="Liberation Serif" w:hAnsi="Liberation Sans" w:cs="Liberation Serif"/>
+                <w:color w:val="000000"/>
+                <w:kern w:val="0"/>
+                <w:sz w:val="20"/>
+                <w:szCs w:val="20"/>
+                <w:lang w:eastAsia="pt-BR"/>
+                <ns2:ligatures ns2:val="none"/>
+              </w:rPr>
+              <w:t xml:space="preserve">C7</w:t>
             </w:r>
           </w:p>
         </w:tc>
@@ -3846,26 +3846,26 @@
               <w:spacing w:after="0" w:line="240" w:lineRule="auto"/>
               <w:jc w:val="center"/>
               <w:rPr>
-                <w:rFonts w:ascii="Aptos" w:eastAsia="Times New Roman" w:hAnsi="Aptos" w:cs="Times New Roman"/>
-                <w:color w:val="000000"/>
-                <w:kern w:val="0"/>
-                <w:sz w:val="20"/>
-                <w:szCs w:val="20"/>
-                <w:lang w:eastAsia="pt-BR"/>
-                <ns2:ligatures ns2:val="none"/>
-              </w:rPr>
-            </w:pPr>
-            <w:r>
-              <w:rPr>
-                <w:rFonts w:ascii="Aptos" w:eastAsia="Times New Roman" w:hAnsi="Aptos" w:cs="Times New Roman"/>
-                <w:color w:val="000000"/>
-                <w:kern w:val="0"/>
-                <w:sz w:val="20"/>
-                <w:szCs w:val="20"/>
-                <w:lang w:eastAsia="pt-BR"/>
-                <ns2:ligatures ns2:val="none"/>
-              </w:rPr>
-              <w:t xml:space="preserve">M8</w:t>
+                <w:rFonts w:ascii="Liberation Sans" w:eastAsia="Liberation Serif" w:hAnsi="Liberation Sans" w:cs="Liberation Serif"/>
+                <w:color w:val="000000"/>
+                <w:kern w:val="0"/>
+                <w:sz w:val="20"/>
+                <w:szCs w:val="20"/>
+                <w:lang w:eastAsia="pt-BR"/>
+                <ns2:ligatures ns2:val="none"/>
+              </w:rPr>
+            </w:pPr>
+            <w:r>
+              <w:rPr>
+                <w:rFonts w:ascii="Liberation Sans" w:eastAsia="Liberation Serif" w:hAnsi="Liberation Sans" w:cs="Liberation Serif"/>
+                <w:color w:val="000000"/>
+                <w:kern w:val="0"/>
+                <w:sz w:val="20"/>
+                <w:szCs w:val="20"/>
+                <w:lang w:eastAsia="pt-BR"/>
+                <ns2:ligatures ns2:val="none"/>
+              </w:rPr>
+              <w:t xml:space="preserve">C8</w:t>
             </w:r>
           </w:p>
         </w:tc>
@@ -3882,26 +3882,26 @@
               <w:spacing w:after="0" w:line="240" w:lineRule="auto"/>
               <w:jc w:val="center"/>
               <w:rPr>
-                <w:rFonts w:ascii="Aptos" w:eastAsia="Times New Roman" w:hAnsi="Aptos" w:cs="Times New Roman"/>
-                <w:color w:val="000000"/>
-                <w:kern w:val="0"/>
-                <w:sz w:val="20"/>
-                <w:szCs w:val="20"/>
-                <w:lang w:eastAsia="pt-BR"/>
-                <ns2:ligatures ns2:val="none"/>
-              </w:rPr>
-            </w:pPr>
-            <w:r>
-              <w:rPr>
-                <w:rFonts w:ascii="Aptos" w:eastAsia="Times New Roman" w:hAnsi="Aptos" w:cs="Times New Roman"/>
-                <w:color w:val="000000"/>
-                <w:kern w:val="0"/>
-                <w:sz w:val="20"/>
-                <w:szCs w:val="20"/>
-                <w:lang w:eastAsia="pt-BR"/>
-                <ns2:ligatures ns2:val="none"/>
-              </w:rPr>
-              <w:t xml:space="preserve">M9</w:t>
+                <w:rFonts w:ascii="Liberation Sans" w:eastAsia="Liberation Serif" w:hAnsi="Liberation Sans" w:cs="Liberation Serif"/>
+                <w:color w:val="000000"/>
+                <w:kern w:val="0"/>
+                <w:sz w:val="20"/>
+                <w:szCs w:val="20"/>
+                <w:lang w:eastAsia="pt-BR"/>
+                <ns2:ligatures ns2:val="none"/>
+              </w:rPr>
+            </w:pPr>
+            <w:r>
+              <w:rPr>
+                <w:rFonts w:ascii="Liberation Sans" w:eastAsia="Liberation Serif" w:hAnsi="Liberation Sans" w:cs="Liberation Serif"/>
+                <w:color w:val="000000"/>
+                <w:kern w:val="0"/>
+                <w:sz w:val="20"/>
+                <w:szCs w:val="20"/>
+                <w:lang w:eastAsia="pt-BR"/>
+                <ns2:ligatures ns2:val="none"/>
+              </w:rPr>
+              <w:t xml:space="preserve">C9</w:t>
             </w:r>
           </w:p>
         </w:tc>
@@ -3925,18 +3925,18 @@
               <w:spacing w:after="0" w:line="240" w:lineRule="auto"/>
               <w:jc w:val="center"/>
               <w:rPr>
-                <w:rFonts w:ascii="Aptos" w:eastAsia="Times New Roman" w:hAnsi="Aptos" w:cs="Times New Roman"/>
-                <w:color w:val="FF0000"/>
-                <w:kern w:val="0"/>
-                <w:sz w:val="20"/>
-                <w:szCs w:val="20"/>
-                <w:lang w:eastAsia="pt-BR"/>
-                <ns2:ligatures ns2:val="none"/>
-              </w:rPr>
-            </w:pPr>
-            <w:r>
-              <w:rPr>
-                <w:rFonts w:ascii="Aptos" w:eastAsia="Times New Roman" w:hAnsi="Aptos" w:cs="Times New Roman"/>
+                <w:rFonts w:ascii="Liberation Sans" w:eastAsia="Liberation Serif" w:hAnsi="Liberation Sans" w:cs="Liberation Serif"/>
+                <w:color w:val="FF0000"/>
+                <w:kern w:val="0"/>
+                <w:sz w:val="20"/>
+                <w:szCs w:val="20"/>
+                <w:lang w:eastAsia="pt-BR"/>
+                <ns2:ligatures ns2:val="none"/>
+              </w:rPr>
+            </w:pPr>
+            <w:r>
+              <w:rPr>
+                <w:rFonts w:ascii="Liberation Sans" w:eastAsia="Liberation Serif" w:hAnsi="Liberation Sans" w:cs="Liberation Serif"/>
                 <w:color w:val="000000"/>
                 <w:kern w:val="0"/>
                 <w:sz w:val="20"/>
@@ -3948,7 +3948,7 @@
             </w:r>
             <w:r>
               <w:rPr>
-                <w:rFonts w:ascii="Aptos" w:eastAsia="Times New Roman" w:hAnsi="Aptos" w:cs="Times New Roman"/>
+                <w:rFonts w:ascii="Liberation Sans" w:eastAsia="Liberation Serif" w:hAnsi="Liberation Sans" w:cs="Liberation Serif"/>
                 <w:color w:val="000000"/>
                 <w:kern w:val="0"/>
                 <w:sz w:val="20"/>
@@ -3974,18 +3974,18 @@
               <w:spacing w:after="0" w:line="240" w:lineRule="auto"/>
               <w:jc w:val="center"/>
               <w:rPr>
-                <w:rFonts w:ascii="Aptos" w:eastAsia="Times New Roman" w:hAnsi="Aptos" w:cs="Times New Roman"/>
-                <w:color w:val="000000"/>
-                <w:kern w:val="0"/>
-                <w:sz w:val="20"/>
-                <w:szCs w:val="20"/>
-                <w:lang w:eastAsia="pt-BR"/>
-                <ns2:ligatures ns2:val="none"/>
-              </w:rPr>
-            </w:pPr>
-            <w:r>
-              <w:rPr>
-                <w:rFonts w:ascii="Aptos" w:eastAsia="Times New Roman" w:hAnsi="Aptos" w:cs="Times New Roman"/>
+                <w:rFonts w:ascii="Liberation Sans" w:eastAsia="Liberation Serif" w:hAnsi="Liberation Sans" w:cs="Liberation Serif"/>
+                <w:color w:val="000000"/>
+                <w:kern w:val="0"/>
+                <w:sz w:val="20"/>
+                <w:szCs w:val="20"/>
+                <w:lang w:eastAsia="pt-BR"/>
+                <ns2:ligatures ns2:val="none"/>
+              </w:rPr>
+            </w:pPr>
+            <w:r>
+              <w:rPr>
+                <w:rFonts w:ascii="Liberation Sans" w:eastAsia="Liberation Serif" w:hAnsi="Liberation Sans" w:cs="Liberation Serif"/>
                 <w:color w:val="000000"/>
                 <w:kern w:val="0"/>
                 <w:sz w:val="20"/>
@@ -3997,7 +3997,7 @@
             </w:r>
             <w:r>
               <w:rPr>
-                <w:rFonts w:ascii="Aptos" w:eastAsia="Times New Roman" w:hAnsi="Aptos" w:cs="Times New Roman"/>
+                <w:rFonts w:ascii="Liberation Sans" w:eastAsia="Liberation Serif" w:hAnsi="Liberation Sans" w:cs="Liberation Serif"/>
                 <w:color w:val="000000"/>
                 <w:kern w:val="0"/>
                 <w:sz w:val="20"/>
@@ -4025,18 +4025,18 @@
               <w:spacing w:after="0" w:line="240" w:lineRule="auto"/>
               <w:jc w:val="center"/>
               <w:rPr>
-                <w:rFonts w:ascii="Aptos" w:eastAsia="Times New Roman" w:hAnsi="Aptos" w:cs="Times New Roman"/>
-                <w:color w:val="FF0000"/>
-                <w:kern w:val="0"/>
-                <w:sz w:val="20"/>
-                <w:szCs w:val="20"/>
-                <w:lang w:eastAsia="pt-BR"/>
-                <ns2:ligatures ns2:val="none"/>
-              </w:rPr>
-            </w:pPr>
-            <w:r>
-              <w:rPr>
-                <w:rFonts w:ascii="Aptos" w:eastAsia="Times New Roman" w:hAnsi="Aptos" w:cs="Times New Roman"/>
+                <w:rFonts w:ascii="Liberation Sans" w:eastAsia="Liberation Serif" w:hAnsi="Liberation Sans" w:cs="Liberation Serif"/>
+                <w:color w:val="FF0000"/>
+                <w:kern w:val="0"/>
+                <w:sz w:val="20"/>
+                <w:szCs w:val="20"/>
+                <w:lang w:eastAsia="pt-BR"/>
+                <ns2:ligatures ns2:val="none"/>
+              </w:rPr>
+            </w:pPr>
+            <w:r>
+              <w:rPr>
+                <w:rFonts w:ascii="Liberation Sans" w:eastAsia="Liberation Serif" w:hAnsi="Liberation Sans" w:cs="Liberation Serif"/>
                 <w:color w:val="000000"/>
                 <w:kern w:val="0"/>
                 <w:sz w:val="20"/>
@@ -4048,7 +4048,7 @@
             </w:r>
             <w:r>
               <w:rPr>
-                <w:rFonts w:ascii="Aptos" w:eastAsia="Times New Roman" w:hAnsi="Aptos" w:cs="Times New Roman"/>
+                <w:rFonts w:ascii="Liberation Sans" w:eastAsia="Liberation Serif" w:hAnsi="Liberation Sans" w:cs="Liberation Serif"/>
                 <w:color w:val="000000"/>
                 <w:kern w:val="0"/>
                 <w:sz w:val="20"/>
@@ -4076,18 +4076,18 @@
               <w:spacing w:after="0" w:line="240" w:lineRule="auto"/>
               <w:jc w:val="center"/>
               <w:rPr>
-                <w:rFonts w:ascii="Aptos" w:eastAsia="Times New Roman" w:hAnsi="Aptos" w:cs="Times New Roman"/>
-                <w:color w:val="FF0000"/>
-                <w:kern w:val="0"/>
-                <w:sz w:val="20"/>
-                <w:szCs w:val="20"/>
-                <w:lang w:eastAsia="pt-BR"/>
-                <ns2:ligatures ns2:val="none"/>
-              </w:rPr>
-            </w:pPr>
-            <w:r>
-              <w:rPr>
-                <w:rFonts w:ascii="Aptos" w:eastAsia="Times New Roman" w:hAnsi="Aptos" w:cs="Times New Roman"/>
+                <w:rFonts w:ascii="Liberation Sans" w:eastAsia="Liberation Serif" w:hAnsi="Liberation Sans" w:cs="Liberation Serif"/>
+                <w:color w:val="FF0000"/>
+                <w:kern w:val="0"/>
+                <w:sz w:val="20"/>
+                <w:szCs w:val="20"/>
+                <w:lang w:eastAsia="pt-BR"/>
+                <ns2:ligatures ns2:val="none"/>
+              </w:rPr>
+            </w:pPr>
+            <w:r>
+              <w:rPr>
+                <w:rFonts w:ascii="Liberation Sans" w:eastAsia="Liberation Serif" w:hAnsi="Liberation Sans" w:cs="Liberation Serif"/>
                 <w:color w:val="000000"/>
                 <w:kern w:val="0"/>
                 <w:sz w:val="20"/>
@@ -4099,7 +4099,7 @@
             </w:r>
             <w:r>
               <w:rPr>
-                <w:rFonts w:ascii="Aptos" w:eastAsia="Times New Roman" w:hAnsi="Aptos" w:cs="Times New Roman"/>
+                <w:rFonts w:ascii="Liberation Sans" w:eastAsia="Liberation Serif" w:hAnsi="Liberation Sans" w:cs="Liberation Serif"/>
                 <w:color w:val="000000"/>
                 <w:kern w:val="0"/>
                 <w:sz w:val="20"/>
@@ -4127,18 +4127,18 @@
               <w:spacing w:after="0" w:line="240" w:lineRule="auto"/>
               <w:jc w:val="center"/>
               <w:rPr>
-                <w:rFonts w:ascii="Aptos" w:eastAsia="Times New Roman" w:hAnsi="Aptos" w:cs="Times New Roman"/>
-                <w:color w:val="FF0000"/>
-                <w:kern w:val="0"/>
-                <w:sz w:val="20"/>
-                <w:szCs w:val="20"/>
-                <w:lang w:eastAsia="pt-BR"/>
-                <ns2:ligatures ns2:val="none"/>
-              </w:rPr>
-            </w:pPr>
-            <w:r>
-              <w:rPr>
-                <w:rFonts w:ascii="Aptos" w:eastAsia="Times New Roman" w:hAnsi="Aptos" w:cs="Times New Roman"/>
+                <w:rFonts w:ascii="Liberation Sans" w:eastAsia="Liberation Serif" w:hAnsi="Liberation Sans" w:cs="Liberation Serif"/>
+                <w:color w:val="FF0000"/>
+                <w:kern w:val="0"/>
+                <w:sz w:val="20"/>
+                <w:szCs w:val="20"/>
+                <w:lang w:eastAsia="pt-BR"/>
+                <ns2:ligatures ns2:val="none"/>
+              </w:rPr>
+            </w:pPr>
+            <w:r>
+              <w:rPr>
+                <w:rFonts w:ascii="Liberation Sans" w:eastAsia="Liberation Serif" w:hAnsi="Liberation Sans" w:cs="Liberation Serif"/>
                 <w:color w:val="000000"/>
                 <w:kern w:val="0"/>
                 <w:sz w:val="20"/>
@@ -4150,7 +4150,7 @@
             </w:r>
             <w:r>
               <w:rPr>
-                <w:rFonts w:ascii="Aptos" w:eastAsia="Times New Roman" w:hAnsi="Aptos" w:cs="Times New Roman"/>
+                <w:rFonts w:ascii="Liberation Sans" w:eastAsia="Liberation Serif" w:hAnsi="Liberation Sans" w:cs="Liberation Serif"/>
                 <w:color w:val="000000"/>
                 <w:kern w:val="0"/>
                 <w:sz w:val="20"/>
@@ -4178,18 +4178,18 @@
               <w:spacing w:after="0" w:line="240" w:lineRule="auto"/>
               <w:jc w:val="center"/>
               <w:rPr>
-                <w:rFonts w:ascii="Aptos" w:eastAsia="Times New Roman" w:hAnsi="Aptos" w:cs="Times New Roman"/>
-                <w:color w:val="FF0000"/>
-                <w:kern w:val="0"/>
-                <w:sz w:val="20"/>
-                <w:szCs w:val="20"/>
-                <w:lang w:eastAsia="pt-BR"/>
-                <ns2:ligatures ns2:val="none"/>
-              </w:rPr>
-            </w:pPr>
-            <w:r>
-              <w:rPr>
-                <w:rFonts w:ascii="Aptos" w:eastAsia="Times New Roman" w:hAnsi="Aptos" w:cs="Times New Roman"/>
+                <w:rFonts w:ascii="Liberation Sans" w:eastAsia="Liberation Serif" w:hAnsi="Liberation Sans" w:cs="Liberation Serif"/>
+                <w:color w:val="FF0000"/>
+                <w:kern w:val="0"/>
+                <w:sz w:val="20"/>
+                <w:szCs w:val="20"/>
+                <w:lang w:eastAsia="pt-BR"/>
+                <ns2:ligatures ns2:val="none"/>
+              </w:rPr>
+            </w:pPr>
+            <w:r>
+              <w:rPr>
+                <w:rFonts w:ascii="Liberation Sans" w:eastAsia="Liberation Serif" w:hAnsi="Liberation Sans" w:cs="Liberation Serif"/>
                 <w:color w:val="000000"/>
                 <w:kern w:val="0"/>
                 <w:sz w:val="20"/>
@@ -4201,7 +4201,7 @@
             </w:r>
             <w:r>
               <w:rPr>
-                <w:rFonts w:ascii="Aptos" w:eastAsia="Times New Roman" w:hAnsi="Aptos" w:cs="Times New Roman"/>
+                <w:rFonts w:ascii="Liberation Sans" w:eastAsia="Liberation Serif" w:hAnsi="Liberation Sans" w:cs="Liberation Serif"/>
                 <w:color w:val="000000"/>
                 <w:kern w:val="0"/>
                 <w:sz w:val="20"/>
@@ -4228,18 +4228,18 @@
               <w:spacing w:after="0" w:line="240" w:lineRule="auto"/>
               <w:jc w:val="center"/>
               <w:rPr>
-                <w:rFonts w:ascii="Aptos" w:eastAsia="Times New Roman" w:hAnsi="Aptos" w:cs="Times New Roman"/>
-                <w:color w:val="FF0000"/>
-                <w:kern w:val="0"/>
-                <w:sz w:val="20"/>
-                <w:szCs w:val="20"/>
-                <w:lang w:eastAsia="pt-BR"/>
-                <ns2:ligatures ns2:val="none"/>
-              </w:rPr>
-            </w:pPr>
-            <w:r>
-              <w:rPr>
-                <w:rFonts w:ascii="Aptos" w:eastAsia="Times New Roman" w:hAnsi="Aptos" w:cs="Times New Roman"/>
+                <w:rFonts w:ascii="Liberation Sans" w:eastAsia="Liberation Serif" w:hAnsi="Liberation Sans" w:cs="Liberation Serif"/>
+                <w:color w:val="FF0000"/>
+                <w:kern w:val="0"/>
+                <w:sz w:val="20"/>
+                <w:szCs w:val="20"/>
+                <w:lang w:eastAsia="pt-BR"/>
+                <ns2:ligatures ns2:val="none"/>
+              </w:rPr>
+            </w:pPr>
+            <w:r>
+              <w:rPr>
+                <w:rFonts w:ascii="Liberation Sans" w:eastAsia="Liberation Serif" w:hAnsi="Liberation Sans" w:cs="Liberation Serif"/>
                 <w:color w:val="000000"/>
                 <w:kern w:val="0"/>
                 <w:sz w:val="20"/>
@@ -4251,7 +4251,7 @@
             </w:r>
             <w:r>
               <w:rPr>
-                <w:rFonts w:ascii="Aptos" w:eastAsia="Times New Roman" w:hAnsi="Aptos" w:cs="Times New Roman"/>
+                <w:rFonts w:ascii="Liberation Sans" w:eastAsia="Liberation Serif" w:hAnsi="Liberation Sans" w:cs="Liberation Serif"/>
                 <w:color w:val="000000"/>
                 <w:kern w:val="0"/>
                 <w:sz w:val="20"/>
@@ -4278,18 +4278,18 @@
               <w:spacing w:after="0" w:line="240" w:lineRule="auto"/>
               <w:jc w:val="center"/>
               <w:rPr>
-                <w:rFonts w:ascii="Aptos" w:eastAsia="Times New Roman" w:hAnsi="Aptos" w:cs="Times New Roman"/>
-                <w:color w:val="FF0000"/>
-                <w:kern w:val="0"/>
-                <w:sz w:val="20"/>
-                <w:szCs w:val="20"/>
-                <w:lang w:eastAsia="pt-BR"/>
-                <ns2:ligatures ns2:val="none"/>
-              </w:rPr>
-            </w:pPr>
-            <w:r>
-              <w:rPr>
-                <w:rFonts w:ascii="Aptos" w:eastAsia="Times New Roman" w:hAnsi="Aptos" w:cs="Times New Roman"/>
+                <w:rFonts w:ascii="Liberation Sans" w:eastAsia="Liberation Serif" w:hAnsi="Liberation Sans" w:cs="Liberation Serif"/>
+                <w:color w:val="FF0000"/>
+                <w:kern w:val="0"/>
+                <w:sz w:val="20"/>
+                <w:szCs w:val="20"/>
+                <w:lang w:eastAsia="pt-BR"/>
+                <ns2:ligatures ns2:val="none"/>
+              </w:rPr>
+            </w:pPr>
+            <w:r>
+              <w:rPr>
+                <w:rFonts w:ascii="Liberation Sans" w:eastAsia="Liberation Serif" w:hAnsi="Liberation Sans" w:cs="Liberation Serif"/>
                 <w:color w:val="000000"/>
                 <w:kern w:val="0"/>
                 <w:sz w:val="20"/>
@@ -4301,7 +4301,7 @@
             </w:r>
             <w:r>
               <w:rPr>
-                <w:rFonts w:ascii="Aptos" w:eastAsia="Times New Roman" w:hAnsi="Aptos" w:cs="Times New Roman"/>
+                <w:rFonts w:ascii="Liberation Sans" w:eastAsia="Liberation Serif" w:hAnsi="Liberation Sans" w:cs="Liberation Serif"/>
                 <w:color w:val="000000"/>
                 <w:kern w:val="0"/>
                 <w:sz w:val="20"/>
@@ -4326,18 +4326,18 @@
               <w:spacing w:after="0" w:line="240" w:lineRule="auto"/>
               <w:jc w:val="center"/>
               <w:rPr>
-                <w:rFonts w:ascii="Aptos" w:eastAsia="Times New Roman" w:hAnsi="Aptos" w:cs="Times New Roman"/>
-                <w:color w:val="FF0000"/>
-                <w:kern w:val="0"/>
-                <w:sz w:val="20"/>
-                <w:szCs w:val="20"/>
-                <w:lang w:eastAsia="pt-BR"/>
-                <ns2:ligatures ns2:val="none"/>
-              </w:rPr>
-            </w:pPr>
-            <w:r>
-              <w:rPr>
-                <w:rFonts w:ascii="Aptos" w:eastAsia="Times New Roman" w:hAnsi="Aptos" w:cs="Times New Roman"/>
+                <w:rFonts w:ascii="Liberation Sans" w:eastAsia="Liberation Serif" w:hAnsi="Liberation Sans" w:cs="Liberation Serif"/>
+                <w:color w:val="FF0000"/>
+                <w:kern w:val="0"/>
+                <w:sz w:val="20"/>
+                <w:szCs w:val="20"/>
+                <w:lang w:eastAsia="pt-BR"/>
+                <ns2:ligatures ns2:val="none"/>
+              </w:rPr>
+            </w:pPr>
+            <w:r>
+              <w:rPr>
+                <w:rFonts w:ascii="Liberation Sans" w:eastAsia="Liberation Serif" w:hAnsi="Liberation Sans" w:cs="Liberation Serif"/>
                 <w:color w:val="FF0000"/>
                 <w:kern w:val="0"/>
                 <w:sz w:val="20"/>
@@ -4370,18 +4370,18 @@
               <w:spacing w:after="0" w:line="240" w:lineRule="auto"/>
               <w:jc w:val="center"/>
               <w:rPr>
-                <w:rFonts w:ascii="Aptos" w:eastAsia="Times New Roman" w:hAnsi="Aptos" w:cs="Times New Roman"/>
-                <w:color w:val="FF0000"/>
-                <w:kern w:val="0"/>
-                <w:sz w:val="20"/>
-                <w:szCs w:val="20"/>
-                <w:lang w:eastAsia="pt-BR"/>
-                <ns2:ligatures ns2:val="none"/>
-              </w:rPr>
-            </w:pPr>
-            <w:r>
-              <w:rPr>
-                <w:rFonts w:ascii="Aptos" w:eastAsia="Times New Roman" w:hAnsi="Aptos" w:cs="Times New Roman"/>
+                <w:rFonts w:ascii="Liberation Sans" w:eastAsia="Liberation Serif" w:hAnsi="Liberation Sans" w:cs="Liberation Serif"/>
+                <w:color w:val="FF0000"/>
+                <w:kern w:val="0"/>
+                <w:sz w:val="20"/>
+                <w:szCs w:val="20"/>
+                <w:lang w:eastAsia="pt-BR"/>
+                <ns2:ligatures ns2:val="none"/>
+              </w:rPr>
+            </w:pPr>
+            <w:r>
+              <w:rPr>
+                <w:rFonts w:ascii="Liberation Sans" w:eastAsia="Liberation Serif" w:hAnsi="Liberation Sans" w:cs="Liberation Serif"/>
                 <w:color w:val="FF0000"/>
                 <w:kern w:val="0"/>
                 <w:sz w:val="20"/>
@@ -4406,18 +4406,18 @@
               <w:spacing w:after="0" w:line="240" w:lineRule="auto"/>
               <w:jc w:val="center"/>
               <w:rPr>
-                <w:rFonts w:ascii="Aptos" w:eastAsia="Times New Roman" w:hAnsi="Aptos" w:cs="Times New Roman"/>
-                <w:color w:val="FF0000"/>
-                <w:kern w:val="0"/>
-                <w:sz w:val="20"/>
-                <w:szCs w:val="20"/>
-                <w:lang w:eastAsia="pt-BR"/>
-                <ns2:ligatures ns2:val="none"/>
-              </w:rPr>
-            </w:pPr>
-            <w:r>
-              <w:rPr>
-                <w:rFonts w:ascii="Aptos" w:eastAsia="Times New Roman" w:hAnsi="Aptos" w:cs="Times New Roman"/>
+                <w:rFonts w:ascii="Liberation Sans" w:eastAsia="Liberation Serif" w:hAnsi="Liberation Sans" w:cs="Liberation Serif"/>
+                <w:color w:val="FF0000"/>
+                <w:kern w:val="0"/>
+                <w:sz w:val="20"/>
+                <w:szCs w:val="20"/>
+                <w:lang w:eastAsia="pt-BR"/>
+                <ns2:ligatures ns2:val="none"/>
+              </w:rPr>
+            </w:pPr>
+            <w:r>
+              <w:rPr>
+                <w:rFonts w:ascii="Liberation Sans" w:eastAsia="Liberation Serif" w:hAnsi="Liberation Sans" w:cs="Liberation Serif"/>
                 <w:color w:val="FF0000"/>
                 <w:kern w:val="0"/>
                 <w:sz w:val="20"/>
@@ -4445,18 +4445,18 @@
               <w:spacing w:after="0" w:line="240" w:lineRule="auto"/>
               <w:jc w:val="center"/>
               <w:rPr>
-                <w:rFonts w:ascii="Aptos" w:eastAsia="Times New Roman" w:hAnsi="Aptos" w:cs="Times New Roman"/>
-                <w:color w:val="FF0000"/>
-                <w:kern w:val="0"/>
-                <w:sz w:val="20"/>
-                <w:szCs w:val="20"/>
-                <w:lang w:eastAsia="pt-BR"/>
-                <ns2:ligatures ns2:val="none"/>
-              </w:rPr>
-            </w:pPr>
-            <w:r>
-              <w:rPr>
-                <w:rFonts w:ascii="Aptos" w:eastAsia="Times New Roman" w:hAnsi="Aptos" w:cs="Times New Roman"/>
+                <w:rFonts w:ascii="Liberation Sans" w:eastAsia="Liberation Serif" w:hAnsi="Liberation Sans" w:cs="Liberation Serif"/>
+                <w:color w:val="FF0000"/>
+                <w:kern w:val="0"/>
+                <w:sz w:val="20"/>
+                <w:szCs w:val="20"/>
+                <w:lang w:eastAsia="pt-BR"/>
+                <ns2:ligatures ns2:val="none"/>
+              </w:rPr>
+            </w:pPr>
+            <w:r>
+              <w:rPr>
+                <w:rFonts w:ascii="Liberation Sans" w:eastAsia="Liberation Serif" w:hAnsi="Liberation Sans" w:cs="Liberation Serif"/>
                 <w:color w:val="FF0000"/>
                 <w:kern w:val="0"/>
                 <w:sz w:val="20"/>
@@ -4484,18 +4484,18 @@
               <w:spacing w:after="0" w:line="240" w:lineRule="auto"/>
               <w:jc w:val="center"/>
               <w:rPr>
-                <w:rFonts w:ascii="Aptos" w:eastAsia="Times New Roman" w:hAnsi="Aptos" w:cs="Times New Roman"/>
-                <w:color w:val="FF0000"/>
-                <w:kern w:val="0"/>
-                <w:sz w:val="20"/>
-                <w:szCs w:val="20"/>
-                <w:lang w:eastAsia="pt-BR"/>
-                <ns2:ligatures ns2:val="none"/>
-              </w:rPr>
-            </w:pPr>
-            <w:r>
-              <w:rPr>
-                <w:rFonts w:ascii="Aptos" w:eastAsia="Times New Roman" w:hAnsi="Aptos" w:cs="Times New Roman"/>
+                <w:rFonts w:ascii="Liberation Sans" w:eastAsia="Liberation Serif" w:hAnsi="Liberation Sans" w:cs="Liberation Serif"/>
+                <w:color w:val="FF0000"/>
+                <w:kern w:val="0"/>
+                <w:sz w:val="20"/>
+                <w:szCs w:val="20"/>
+                <w:lang w:eastAsia="pt-BR"/>
+                <ns2:ligatures ns2:val="none"/>
+              </w:rPr>
+            </w:pPr>
+            <w:r>
+              <w:rPr>
+                <w:rFonts w:ascii="Liberation Sans" w:eastAsia="Liberation Serif" w:hAnsi="Liberation Sans" w:cs="Liberation Serif"/>
                 <w:color w:val="FF0000"/>
                 <w:kern w:val="0"/>
                 <w:sz w:val="20"/>
@@ -4523,18 +4523,18 @@
               <w:spacing w:after="0" w:line="240" w:lineRule="auto"/>
               <w:jc w:val="center"/>
               <w:rPr>
-                <w:rFonts w:ascii="Aptos" w:eastAsia="Times New Roman" w:hAnsi="Aptos" w:cs="Times New Roman"/>
-                <w:color w:val="FF0000"/>
-                <w:kern w:val="0"/>
-                <w:sz w:val="20"/>
-                <w:szCs w:val="20"/>
-                <w:lang w:eastAsia="pt-BR"/>
-                <ns2:ligatures ns2:val="none"/>
-              </w:rPr>
-            </w:pPr>
-            <w:r>
-              <w:rPr>
-                <w:rFonts w:ascii="Aptos" w:eastAsia="Times New Roman" w:hAnsi="Aptos" w:cs="Times New Roman"/>
+                <w:rFonts w:ascii="Liberation Sans" w:eastAsia="Liberation Serif" w:hAnsi="Liberation Sans" w:cs="Liberation Serif"/>
+                <w:color w:val="FF0000"/>
+                <w:kern w:val="0"/>
+                <w:sz w:val="20"/>
+                <w:szCs w:val="20"/>
+                <w:lang w:eastAsia="pt-BR"/>
+                <ns2:ligatures ns2:val="none"/>
+              </w:rPr>
+            </w:pPr>
+            <w:r>
+              <w:rPr>
+                <w:rFonts w:ascii="Liberation Sans" w:eastAsia="Liberation Serif" w:hAnsi="Liberation Sans" w:cs="Liberation Serif"/>
                 <w:color w:val="FF0000"/>
                 <w:kern w:val="0"/>
                 <w:sz w:val="20"/>
@@ -4562,18 +4562,18 @@
               <w:spacing w:after="0" w:line="240" w:lineRule="auto"/>
               <w:jc w:val="center"/>
               <w:rPr>
-                <w:rFonts w:ascii="Aptos" w:eastAsia="Times New Roman" w:hAnsi="Aptos" w:cs="Times New Roman"/>
-                <w:color w:val="FF0000"/>
-                <w:kern w:val="0"/>
-                <w:sz w:val="20"/>
-                <w:szCs w:val="20"/>
-                <w:lang w:eastAsia="pt-BR"/>
-                <ns2:ligatures ns2:val="none"/>
-              </w:rPr>
-            </w:pPr>
-            <w:r>
-              <w:rPr>
-                <w:rFonts w:ascii="Aptos" w:eastAsia="Times New Roman" w:hAnsi="Aptos" w:cs="Times New Roman"/>
+                <w:rFonts w:ascii="Liberation Sans" w:eastAsia="Liberation Serif" w:hAnsi="Liberation Sans" w:cs="Liberation Serif"/>
+                <w:color w:val="FF0000"/>
+                <w:kern w:val="0"/>
+                <w:sz w:val="20"/>
+                <w:szCs w:val="20"/>
+                <w:lang w:eastAsia="pt-BR"/>
+                <ns2:ligatures ns2:val="none"/>
+              </w:rPr>
+            </w:pPr>
+            <w:r>
+              <w:rPr>
+                <w:rFonts w:ascii="Liberation Sans" w:eastAsia="Liberation Serif" w:hAnsi="Liberation Sans" w:cs="Liberation Serif"/>
                 <w:color w:val="FF0000"/>
                 <w:kern w:val="0"/>
                 <w:sz w:val="20"/>
@@ -4601,18 +4601,18 @@
               <w:spacing w:after="0" w:line="240" w:lineRule="auto"/>
               <w:jc w:val="center"/>
               <w:rPr>
-                <w:rFonts w:ascii="Aptos" w:eastAsia="Times New Roman" w:hAnsi="Aptos" w:cs="Times New Roman"/>
-                <w:color w:val="FF0000"/>
-                <w:kern w:val="0"/>
-                <w:sz w:val="20"/>
-                <w:szCs w:val="20"/>
-                <w:lang w:eastAsia="pt-BR"/>
-                <ns2:ligatures ns2:val="none"/>
-              </w:rPr>
-            </w:pPr>
-            <w:r>
-              <w:rPr>
-                <w:rFonts w:ascii="Aptos" w:eastAsia="Times New Roman" w:hAnsi="Aptos" w:cs="Times New Roman"/>
+                <w:rFonts w:ascii="Liberation Sans" w:eastAsia="Liberation Serif" w:hAnsi="Liberation Sans" w:cs="Liberation Serif"/>
+                <w:color w:val="FF0000"/>
+                <w:kern w:val="0"/>
+                <w:sz w:val="20"/>
+                <w:szCs w:val="20"/>
+                <w:lang w:eastAsia="pt-BR"/>
+                <ns2:ligatures ns2:val="none"/>
+              </w:rPr>
+            </w:pPr>
+            <w:r>
+              <w:rPr>
+                <w:rFonts w:ascii="Liberation Sans" w:eastAsia="Liberation Serif" w:hAnsi="Liberation Sans" w:cs="Liberation Serif"/>
                 <w:color w:val="FF0000"/>
                 <w:kern w:val="0"/>
                 <w:sz w:val="20"/>
@@ -4640,18 +4640,18 @@
               <w:spacing w:after="0" w:line="240" w:lineRule="auto"/>
               <w:jc w:val="center"/>
               <w:rPr>
-                <w:rFonts w:ascii="Aptos" w:eastAsia="Times New Roman" w:hAnsi="Aptos" w:cs="Times New Roman"/>
-                <w:color w:val="FF0000"/>
-                <w:kern w:val="0"/>
-                <w:sz w:val="20"/>
-                <w:szCs w:val="20"/>
-                <w:lang w:eastAsia="pt-BR"/>
-                <ns2:ligatures ns2:val="none"/>
-              </w:rPr>
-            </w:pPr>
-            <w:r>
-              <w:rPr>
-                <w:rFonts w:ascii="Aptos" w:eastAsia="Times New Roman" w:hAnsi="Aptos" w:cs="Times New Roman"/>
+                <w:rFonts w:ascii="Liberation Sans" w:eastAsia="Liberation Serif" w:hAnsi="Liberation Sans" w:cs="Liberation Serif"/>
+                <w:color w:val="FF0000"/>
+                <w:kern w:val="0"/>
+                <w:sz w:val="20"/>
+                <w:szCs w:val="20"/>
+                <w:lang w:eastAsia="pt-BR"/>
+                <ns2:ligatures ns2:val="none"/>
+              </w:rPr>
+            </w:pPr>
+            <w:r>
+              <w:rPr>
+                <w:rFonts w:ascii="Liberation Sans" w:eastAsia="Liberation Serif" w:hAnsi="Liberation Sans" w:cs="Liberation Serif"/>
                 <w:color w:val="FF0000"/>
                 <w:kern w:val="0"/>
                 <w:sz w:val="20"/>
@@ -4676,18 +4676,18 @@
               <w:spacing w:after="0" w:line="240" w:lineRule="auto"/>
               <w:jc w:val="center"/>
               <w:rPr>
-                <w:rFonts w:ascii="Aptos" w:eastAsia="Times New Roman" w:hAnsi="Aptos" w:cs="Times New Roman"/>
-                <w:color w:val="FF0000"/>
-                <w:kern w:val="0"/>
-                <w:sz w:val="20"/>
-                <w:szCs w:val="20"/>
-                <w:lang w:eastAsia="pt-BR"/>
-                <ns2:ligatures ns2:val="none"/>
-              </w:rPr>
-            </w:pPr>
-            <w:r>
-              <w:rPr>
-                <w:rFonts w:ascii="Aptos" w:eastAsia="Times New Roman" w:hAnsi="Aptos" w:cs="Times New Roman"/>
+                <w:rFonts w:ascii="Liberation Sans" w:eastAsia="Liberation Serif" w:hAnsi="Liberation Sans" w:cs="Liberation Serif"/>
+                <w:color w:val="FF0000"/>
+                <w:kern w:val="0"/>
+                <w:sz w:val="20"/>
+                <w:szCs w:val="20"/>
+                <w:lang w:eastAsia="pt-BR"/>
+                <ns2:ligatures ns2:val="none"/>
+              </w:rPr>
+            </w:pPr>
+            <w:r>
+              <w:rPr>
+                <w:rFonts w:ascii="Liberation Sans" w:eastAsia="Liberation Serif" w:hAnsi="Liberation Sans" w:cs="Liberation Serif"/>
                 <w:color w:val="FF0000"/>
                 <w:kern w:val="0"/>
                 <w:sz w:val="20"/>
@@ -4704,14 +4704,14 @@
     <w:p ns2:paraId="6CE06D57" ns2:textId="77777777">
       <w:pPr>
         <w:rPr>
-          <w:rFonts w:ascii="Aptos" w:hAnsi="Aptos"/>
+          <w:rFonts w:ascii="Liberation Sans" w:hAnsi="Liberation Sans"/>
         </w:rPr>
       </w:pPr>
     </w:p>
     <w:p ns2:paraId="64A4335F" ns2:textId="007D9157">
       <w:pPr>
         <w:rPr>
-          <w:rFonts w:ascii="Aptos" w:eastAsia="Times New Roman" w:hAnsi="Aptos" w:cs="Times New Roman"/>
+          <w:rFonts w:ascii="Liberation Sans" w:eastAsia="Liberation Serif" w:hAnsi="Liberation Sans" w:cs="Liberation Serif"/>
           <w:color w:val="000000"/>
           <w:kern w:val="0"/>
           <w:szCs w:val="20"/>
@@ -4721,7 +4721,7 @@
       </w:pPr>
       <w:r>
         <w:rPr>
-          <w:rFonts w:ascii="Aptos" w:eastAsia="Times New Roman" w:hAnsi="Aptos" w:cs="Times New Roman"/>
+          <w:rFonts w:ascii="Liberation Sans" w:eastAsia="Liberation Serif" w:hAnsi="Liberation Sans" w:cs="Liberation Serif"/>
           <w:color w:val="000000"/>
           <w:kern w:val="0"/>
           <w:szCs w:val="20"/>
@@ -4732,7 +4732,7 @@
       </w:r>
       <w:r>
         <w:rPr>
-          <w:rFonts w:ascii="Aptos" w:eastAsia="Times New Roman" w:hAnsi="Aptos" w:cs="Times New Roman"/>
+          <w:rFonts w:ascii="Liberation Sans" w:eastAsia="Liberation Serif" w:hAnsi="Liberation Sans" w:cs="Liberation Serif"/>
           <w:color w:val="000000"/>
           <w:kern w:val="0"/>
           <w:szCs w:val="20"/>
@@ -4743,7 +4743,7 @@
       </w:r>
       <w:r>
         <w:rPr>
-          <w:rFonts w:ascii="Aptos" w:eastAsia="Times New Roman" w:hAnsi="Aptos" w:cs="Times New Roman"/>
+          <w:rFonts w:ascii="Liberation Sans" w:eastAsia="Liberation Serif" w:hAnsi="Liberation Sans" w:cs="Liberation Serif"/>
           <w:color w:val="000000"/>
           <w:kern w:val="0"/>
           <w:szCs w:val="20"/>
@@ -4754,7 +4754,7 @@
       </w:r>
       <w:r>
         <w:rPr>
-          <w:rFonts w:ascii="Aptos" w:eastAsia="Times New Roman" w:hAnsi="Aptos" w:cs="Times New Roman"/>
+          <w:rFonts w:ascii="Liberation Sans" w:eastAsia="Liberation Serif" w:hAnsi="Liberation Sans" w:cs="Liberation Serif"/>
           <w:color w:val="000000"/>
           <w:kern w:val="0"/>
           <w:szCs w:val="20"/>
@@ -4765,7 +4765,7 @@
       </w:r>
       <w:r>
         <w:rPr>
-          <w:rFonts w:ascii="Aptos" w:eastAsia="Times New Roman" w:hAnsi="Aptos" w:cs="Times New Roman"/>
+          <w:rFonts w:ascii="Liberation Sans" w:eastAsia="Liberation Serif" w:hAnsi="Liberation Sans" w:cs="Liberation Serif"/>
           <w:color w:val="000000"/>
           <w:kern w:val="0"/>
           <w:szCs w:val="20"/>
@@ -4776,7 +4776,7 @@
       </w:r>
       <w:r>
         <w:rPr>
-          <w:rFonts w:ascii="Aptos" w:eastAsia="Times New Roman" w:hAnsi="Aptos" w:cs="Times New Roman"/>
+          <w:rFonts w:ascii="Liberation Sans" w:eastAsia="Liberation Serif" w:hAnsi="Liberation Sans" w:cs="Liberation Serif"/>
           <w:color w:val="000000"/>
           <w:kern w:val="0"/>
           <w:szCs w:val="20"/>
@@ -4788,7 +4788,7 @@
       <w:proofErr w:type="gramStart"/>
       <w:r>
         <w:rPr>
-          <w:rFonts w:ascii="Aptos" w:eastAsia="Times New Roman" w:hAnsi="Aptos" w:cs="Times New Roman"/>
+          <w:rFonts w:ascii="Liberation Sans" w:eastAsia="Liberation Serif" w:hAnsi="Liberation Sans" w:cs="Liberation Serif"/>
           <w:color w:val="000000"/>
           <w:kern w:val="0"/>
           <w:szCs w:val="20"/>
@@ -4800,7 +4800,7 @@
       <w:proofErr w:type="gramEnd"/>
       <w:r>
         <w:rPr>
-          <w:rFonts w:ascii="Aptos" w:eastAsia="Times New Roman" w:hAnsi="Aptos" w:cs="Times New Roman"/>
+          <w:rFonts w:ascii="Liberation Sans" w:eastAsia="Liberation Serif" w:hAnsi="Liberation Sans" w:cs="Liberation Serif"/>
           <w:color w:val="000000"/>
           <w:kern w:val="0"/>
           <w:szCs w:val="20"/>
@@ -4814,7 +4814,7 @@
       <w:pPr>
         <w:jc w:val="right"/>
         <w:rPr>
-          <w:rFonts w:ascii="Aptos" w:eastAsia="Times New Roman" w:hAnsi="Aptos" w:cs="Times New Roman"/>
+          <w:rFonts w:ascii="Liberation Sans" w:eastAsia="Liberation Serif" w:hAnsi="Liberation Sans" w:cs="Liberation Serif"/>
           <w:color w:val="000000"/>
           <w:kern w:val="0"/>
           <w:sz w:val="20"/>
@@ -4828,7 +4828,7 @@
       <w:pPr>
         <w:jc w:val="right"/>
         <w:rPr>
-          <w:rFonts w:ascii="Aptos" w:eastAsia="Times New Roman" w:hAnsi="Aptos" w:cs="Times New Roman"/>
+          <w:rFonts w:ascii="Liberation Sans" w:eastAsia="Liberation Serif" w:hAnsi="Liberation Sans" w:cs="Liberation Serif"/>
           <w:color w:val="000000"/>
           <w:kern w:val="0"/>
           <w:sz w:val="20"/>
@@ -4842,7 +4842,7 @@
       <w:pPr>
         <w:jc w:val="right"/>
         <w:rPr>
-          <w:rFonts w:ascii="Aptos" w:eastAsia="Times New Roman" w:hAnsi="Aptos" w:cs="Times New Roman"/>
+          <w:rFonts w:ascii="Liberation Sans" w:eastAsia="Liberation Serif" w:hAnsi="Liberation Sans" w:cs="Liberation Serif"/>
           <w:color w:val="000000"/>
           <w:kern w:val="0"/>
           <w:sz w:val="20"/>
@@ -4863,14 +4863,14 @@
         <w:shd w:val="clear" w:color="auto" w:fill="E8E8E8" w:themeFill="background2"/>
         <w:jc w:val="center"/>
         <w:rPr>
-          <w:rFonts w:ascii="Aptos" w:hAnsi="Aptos"/>
+          <w:rFonts w:ascii="Liberation Sans" w:hAnsi="Liberation Sans"/>
           <w:b/>
           <w:sz w:val="24"/>
         </w:rPr>
       </w:pPr>
       <w:r>
         <w:rPr>
-          <w:rFonts w:ascii="Aptos" w:hAnsi="Aptos"/>
+          <w:rFonts w:ascii="Liberation Sans" w:hAnsi="Liberation Sans"/>
           <w:b/>
           <w:sz w:val="24"/>
         </w:rPr>
@@ -4881,7 +4881,7 @@
     <w:p ns2:paraId="4AF04912" ns2:textId="77777777">
       <w:pPr>
         <w:rPr>
-          <w:rFonts w:ascii="Aptos" w:eastAsia="Times New Roman" w:hAnsi="Aptos" w:cs="Times New Roman"/>
+          <w:rFonts w:ascii="Liberation Sans" w:eastAsia="Liberation Serif" w:hAnsi="Liberation Sans" w:cs="Liberation Serif"/>
           <w:color w:val="000000"/>
           <w:kern w:val="0"/>
           <w:sz w:val="20"/>
@@ -4899,7 +4899,7 @@
           <w:numId w:val="1"/>
         </w:numPr>
         <w:rPr>
-          <w:rFonts w:ascii="Aptos" w:eastAsia="Times New Roman" w:hAnsi="Aptos" w:cs="Times New Roman"/>
+          <w:rFonts w:ascii="Liberation Sans" w:eastAsia="Liberation Serif" w:hAnsi="Liberation Sans" w:cs="Liberation Serif"/>
           <w:color w:val="000000"/>
           <w:kern w:val="0"/>
           <w:sz w:val="20"/>
@@ -4910,7 +4910,7 @@
       </w:pPr>
       <w:r>
         <w:rPr>
-          <w:rFonts w:ascii="Aptos" w:eastAsia="Times New Roman" w:hAnsi="Aptos" w:cs="Times New Roman"/>
+          <w:rFonts w:ascii="Liberation Sans" w:eastAsia="Liberation Serif" w:hAnsi="Liberation Sans" w:cs="Liberation Serif"/>
           <w:color w:val="000000"/>
           <w:kern w:val="0"/>
           <w:sz w:val="20"/>
@@ -4922,7 +4922,7 @@
       </w:r>
       <w:r>
         <w:rPr>
-          <w:rFonts w:ascii="Aptos" w:eastAsia="Times New Roman" w:hAnsi="Aptos" w:cs="Times New Roman"/>
+          <w:rFonts w:ascii="Liberation Sans" w:eastAsia="Liberation Serif" w:hAnsi="Liberation Sans" w:cs="Liberation Serif"/>
           <w:color w:val="000000"/>
           <w:kern w:val="0"/>
           <w:sz w:val="20"/>
@@ -4937,7 +4937,7 @@
       <w:pPr>
         <w:jc w:val="right"/>
         <w:rPr>
-          <w:rFonts w:ascii="Aptos" w:eastAsia="Times New Roman" w:hAnsi="Aptos" w:cs="Times New Roman"/>
+          <w:rFonts w:ascii="Liberation Sans" w:eastAsia="Liberation Serif" w:hAnsi="Liberation Sans" w:cs="Liberation Serif"/>
           <w:color w:val="000000"/>
           <w:kern w:val="0"/>
           <w:sz w:val="20"/>
@@ -4948,7 +4948,7 @@
       </w:pPr>
       <w:r>
         <w:rPr>
-          <w:rFonts w:ascii="Aptos" w:eastAsia="Times New Roman" w:hAnsi="Aptos" w:cs="Times New Roman"/>
+          <w:rFonts w:ascii="Liberation Sans" w:eastAsia="Liberation Serif" w:hAnsi="Liberation Sans" w:cs="Liberation Serif"/>
           <w:color w:val="000000"/>
           <w:kern w:val="0"/>
           <w:sz w:val="20"/>
@@ -4961,7 +4961,7 @@
       <w:proofErr w:type="gramStart"/>
       <w:r>
         <w:rPr>
-          <w:rFonts w:ascii="Aptos" w:eastAsia="Times New Roman" w:hAnsi="Aptos" w:cs="Times New Roman"/>
+          <w:rFonts w:ascii="Liberation Sans" w:eastAsia="Liberation Serif" w:hAnsi="Liberation Sans" w:cs="Liberation Serif"/>
           <w:color w:val="000000"/>
           <w:kern w:val="0"/>
           <w:sz w:val="20"/>
@@ -4974,7 +4974,7 @@
       <w:proofErr w:type="gramEnd"/>
       <w:r>
         <w:rPr>
-          <w:rFonts w:ascii="Aptos" w:eastAsia="Times New Roman" w:hAnsi="Aptos" w:cs="Times New Roman"/>
+          <w:rFonts w:ascii="Liberation Sans" w:eastAsia="Liberation Serif" w:hAnsi="Liberation Sans" w:cs="Liberation Serif"/>
           <w:color w:val="000000"/>
           <w:kern w:val="0"/>
           <w:sz w:val="20"/>
@@ -4987,7 +4987,7 @@
       <w:proofErr w:type="spellStart"/>
       <w:r>
         <w:rPr>
-          <w:rFonts w:ascii="Aptos" w:eastAsia="Times New Roman" w:hAnsi="Aptos" w:cs="Times New Roman"/>
+          <w:rFonts w:ascii="Liberation Sans" w:eastAsia="Liberation Serif" w:hAnsi="Liberation Sans" w:cs="Liberation Serif"/>
           <w:color w:val="000000"/>
           <w:kern w:val="0"/>
           <w:sz w:val="20"/>
@@ -5000,7 +5000,7 @@
       <w:proofErr w:type="spellEnd"/>
       <w:r>
         <w:rPr>
-          <w:rFonts w:ascii="Aptos" w:eastAsia="Times New Roman" w:hAnsi="Aptos" w:cs="Times New Roman"/>
+          <w:rFonts w:ascii="Liberation Sans" w:eastAsia="Liberation Serif" w:hAnsi="Liberation Sans" w:cs="Liberation Serif"/>
           <w:color w:val="000000"/>
           <w:kern w:val="0"/>
           <w:sz w:val="20"/>
@@ -5012,7 +5012,7 @@
       </w:r>
       <w:r>
         <w:rPr>
-          <w:rFonts w:ascii="Aptos" w:eastAsia="Times New Roman" w:hAnsi="Aptos" w:cs="Times New Roman"/>
+          <w:rFonts w:ascii="Liberation Sans" w:eastAsia="Liberation Serif" w:hAnsi="Liberation Sans" w:cs="Liberation Serif"/>
           <w:color w:val="000000"/>
           <w:kern w:val="0"/>
           <w:sz w:val="20"/>
@@ -5027,7 +5027,7 @@
       <w:pPr>
         <w:jc w:val="right"/>
         <w:rPr>
-          <w:rFonts w:ascii="Aptos" w:eastAsia="Times New Roman" w:hAnsi="Aptos" w:cs="Times New Roman"/>
+          <w:rFonts w:ascii="Liberation Sans" w:eastAsia="Liberation Serif" w:hAnsi="Liberation Sans" w:cs="Liberation Serif"/>
           <w:color w:val="000000"/>
           <w:kern w:val="0"/>
           <w:sz w:val="20"/>
@@ -5038,7 +5038,7 @@
       </w:pPr>
       <w:r>
         <w:rPr>
-          <w:rFonts w:ascii="Aptos" w:eastAsia="Times New Roman" w:hAnsi="Aptos" w:cs="Times New Roman"/>
+          <w:rFonts w:ascii="Liberation Sans" w:eastAsia="Liberation Serif" w:hAnsi="Liberation Sans" w:cs="Liberation Serif"/>
           <w:color w:val="000000"/>
           <w:kern w:val="0"/>
           <w:sz w:val="20"/>
@@ -5053,7 +5053,7 @@
       <w:pPr>
         <w:jc w:val="right"/>
         <w:rPr>
-          <w:rFonts w:ascii="Aptos" w:eastAsia="Times New Roman" w:hAnsi="Aptos" w:cs="Times New Roman"/>
+          <w:rFonts w:ascii="Liberation Sans" w:eastAsia="Liberation Serif" w:hAnsi="Liberation Sans" w:cs="Liberation Serif"/>
           <w:color w:val="000000"/>
           <w:kern w:val="0"/>
           <w:sz w:val="20"/>
@@ -5064,7 +5064,7 @@
       </w:pPr>
       <w:r>
         <w:rPr>
-          <w:rFonts w:ascii="Aptos" w:eastAsia="Times New Roman" w:hAnsi="Aptos" w:cs="Times New Roman"/>
+          <w:rFonts w:ascii="Liberation Sans" w:eastAsia="Liberation Serif" w:hAnsi="Liberation Sans" w:cs="Liberation Serif"/>
           <w:color w:val="000000"/>
           <w:kern w:val="0"/>
           <w:sz w:val="20"/>
@@ -5083,7 +5083,7 @@
           <w:numId w:val="1"/>
         </w:numPr>
         <w:rPr>
-          <w:rFonts w:ascii="Aptos" w:eastAsia="Times New Roman" w:hAnsi="Aptos" w:cs="Times New Roman"/>
+          <w:rFonts w:ascii="Liberation Sans" w:eastAsia="Liberation Serif" w:hAnsi="Liberation Sans" w:cs="Liberation Serif"/>
           <w:color w:val="000000"/>
           <w:kern w:val="0"/>
           <w:sz w:val="20"/>
@@ -5094,7 +5094,7 @@
       </w:pPr>
       <w:r>
         <w:rPr>
-          <w:rFonts w:ascii="Aptos" w:eastAsia="Times New Roman" w:hAnsi="Aptos" w:cs="Times New Roman"/>
+          <w:rFonts w:ascii="Liberation Sans" w:eastAsia="Liberation Serif" w:hAnsi="Liberation Sans" w:cs="Liberation Serif"/>
           <w:color w:val="000000"/>
           <w:kern w:val="0"/>
           <w:sz w:val="20"/>
@@ -5106,7 +5106,7 @@
       </w:r>
       <w:r>
         <w:rPr>
-          <w:rFonts w:ascii="Aptos" w:eastAsia="Times New Roman" w:hAnsi="Aptos" w:cs="Times New Roman"/>
+          <w:rFonts w:ascii="Liberation Sans" w:eastAsia="Liberation Serif" w:hAnsi="Liberation Sans" w:cs="Liberation Serif"/>
           <w:color w:val="000000"/>
           <w:kern w:val="0"/>
           <w:sz w:val="20"/>
@@ -5121,7 +5121,7 @@
       <w:pPr>
         <w:pStyle w:val="PargrafodaLista"/>
         <w:rPr>
-          <w:rFonts w:ascii="Aptos" w:eastAsia="Times New Roman" w:hAnsi="Aptos" w:cs="Times New Roman"/>
+          <w:rFonts w:ascii="Liberation Sans" w:eastAsia="Liberation Serif" w:hAnsi="Liberation Sans" w:cs="Liberation Serif"/>
           <w:color w:val="000000"/>
           <w:kern w:val="0"/>
           <w:sz w:val="20"/>
@@ -5136,7 +5136,7 @@
         <w:pStyle w:val="PargrafodaLista"/>
         <w:jc w:val="center"/>
         <w:rPr>
-          <w:rFonts w:ascii="Aptos" w:eastAsia="Times New Roman" w:hAnsi="Aptos" w:cs="Times New Roman"/>
+          <w:rFonts w:ascii="Liberation Sans" w:eastAsia="Liberation Serif" w:hAnsi="Liberation Sans" w:cs="Liberation Serif"/>
           <w:color w:val="000000"/>
           <w:kern w:val="0"/>
           <w:sz w:val="20"/>
@@ -5151,7 +5151,7 @@
         <w:pStyle w:val="PargrafodaLista"/>
         <w:jc w:val="center"/>
         <w:rPr>
-          <w:rFonts w:ascii="Aptos" w:eastAsia="Times New Roman" w:hAnsi="Aptos" w:cs="Times New Roman"/>
+          <w:rFonts w:ascii="Liberation Sans" w:eastAsia="Liberation Serif" w:hAnsi="Liberation Sans" w:cs="Liberation Serif"/>
           <w:color w:val="000000"/>
           <w:kern w:val="0"/>
           <w:sz w:val="20"/>
@@ -5162,7 +5162,7 @@
       </w:pPr>
       <w:r>
         <w:rPr>
-          <w:rFonts w:ascii="Aptos" w:eastAsia="Times New Roman" w:hAnsi="Aptos" w:cs="Times New Roman"/>
+          <w:rFonts w:ascii="Liberation Sans" w:eastAsia="Liberation Serif" w:hAnsi="Liberation Sans" w:cs="Liberation Serif"/>
           <w:color w:val="000000"/>
           <w:kern w:val="0"/>
           <w:sz w:val="20"/>
@@ -5213,18 +5213,18 @@
               <w:spacing w:after="0" w:line="240" w:lineRule="auto"/>
               <w:jc w:val="center"/>
               <w:rPr>
-                <w:rFonts w:ascii="Aptos" w:eastAsia="Times New Roman" w:hAnsi="Aptos" w:cs="Times New Roman"/>
-                <w:color w:val="000000"/>
-                <w:kern w:val="0"/>
-                <w:sz w:val="20"/>
-                <w:szCs w:val="20"/>
-                <w:lang w:eastAsia="pt-BR"/>
-                <ns2:ligatures ns2:val="none"/>
-              </w:rPr>
-            </w:pPr>
-            <w:r>
-              <w:rPr>
-                <w:rFonts w:ascii="Aptos" w:eastAsia="Times New Roman" w:hAnsi="Aptos" w:cs="Times New Roman"/>
+                <w:rFonts w:ascii="Liberation Sans" w:eastAsia="Liberation Serif" w:hAnsi="Liberation Sans" w:cs="Liberation Serif"/>
+                <w:color w:val="000000"/>
+                <w:kern w:val="0"/>
+                <w:sz w:val="20"/>
+                <w:szCs w:val="20"/>
+                <w:lang w:eastAsia="pt-BR"/>
+                <ns2:ligatures ns2:val="none"/>
+              </w:rPr>
+            </w:pPr>
+            <w:r>
+              <w:rPr>
+                <w:rFonts w:ascii="Liberation Sans" w:eastAsia="Liberation Serif" w:hAnsi="Liberation Sans" w:cs="Liberation Serif"/>
                 <w:color w:val="000000"/>
                 <w:kern w:val="0"/>
                 <w:sz w:val="20"/>
@@ -5249,18 +5249,18 @@
               <w:spacing w:after="0" w:line="240" w:lineRule="auto"/>
               <w:jc w:val="center"/>
               <w:rPr>
-                <w:rFonts w:ascii="Aptos" w:eastAsia="Times New Roman" w:hAnsi="Aptos" w:cs="Times New Roman"/>
-                <w:color w:val="000000"/>
-                <w:kern w:val="0"/>
-                <w:sz w:val="20"/>
-                <w:szCs w:val="20"/>
-                <w:lang w:eastAsia="pt-BR"/>
-                <ns2:ligatures ns2:val="none"/>
-              </w:rPr>
-            </w:pPr>
-            <w:r>
-              <w:rPr>
-                <w:rFonts w:ascii="Aptos" w:eastAsia="Times New Roman" w:hAnsi="Aptos" w:cs="Times New Roman"/>
+                <w:rFonts w:ascii="Liberation Sans" w:eastAsia="Liberation Serif" w:hAnsi="Liberation Sans" w:cs="Liberation Serif"/>
+                <w:color w:val="000000"/>
+                <w:kern w:val="0"/>
+                <w:sz w:val="20"/>
+                <w:szCs w:val="20"/>
+                <w:lang w:eastAsia="pt-BR"/>
+                <ns2:ligatures ns2:val="none"/>
+              </w:rPr>
+            </w:pPr>
+            <w:r>
+              <w:rPr>
+                <w:rFonts w:ascii="Liberation Sans" w:eastAsia="Liberation Serif" w:hAnsi="Liberation Sans" w:cs="Liberation Serif"/>
                 <w:color w:val="000000"/>
                 <w:kern w:val="0"/>
                 <w:sz w:val="20"/>
@@ -5285,18 +5285,18 @@
               <w:spacing w:after="0" w:line="240" w:lineRule="auto"/>
               <w:jc w:val="center"/>
               <w:rPr>
-                <w:rFonts w:ascii="Aptos" w:eastAsia="Times New Roman" w:hAnsi="Aptos" w:cs="Times New Roman"/>
-                <w:color w:val="000000"/>
-                <w:kern w:val="0"/>
-                <w:sz w:val="20"/>
-                <w:szCs w:val="20"/>
-                <w:lang w:eastAsia="pt-BR"/>
-                <ns2:ligatures ns2:val="none"/>
-              </w:rPr>
-            </w:pPr>
-            <w:r>
-              <w:rPr>
-                <w:rFonts w:ascii="Aptos" w:eastAsia="Times New Roman" w:hAnsi="Aptos" w:cs="Times New Roman"/>
+                <w:rFonts w:ascii="Liberation Sans" w:eastAsia="Liberation Serif" w:hAnsi="Liberation Sans" w:cs="Liberation Serif"/>
+                <w:color w:val="000000"/>
+                <w:kern w:val="0"/>
+                <w:sz w:val="20"/>
+                <w:szCs w:val="20"/>
+                <w:lang w:eastAsia="pt-BR"/>
+                <ns2:ligatures ns2:val="none"/>
+              </w:rPr>
+            </w:pPr>
+            <w:r>
+              <w:rPr>
+                <w:rFonts w:ascii="Liberation Sans" w:eastAsia="Liberation Serif" w:hAnsi="Liberation Sans" w:cs="Liberation Serif"/>
                 <w:color w:val="000000"/>
                 <w:kern w:val="0"/>
                 <w:sz w:val="20"/>
@@ -5321,18 +5321,18 @@
               <w:spacing w:after="0" w:line="240" w:lineRule="auto"/>
               <w:jc w:val="center"/>
               <w:rPr>
-                <w:rFonts w:ascii="Aptos" w:eastAsia="Times New Roman" w:hAnsi="Aptos" w:cs="Times New Roman"/>
-                <w:color w:val="000000"/>
-                <w:kern w:val="0"/>
-                <w:sz w:val="20"/>
-                <w:szCs w:val="20"/>
-                <w:lang w:eastAsia="pt-BR"/>
-                <ns2:ligatures ns2:val="none"/>
-              </w:rPr>
-            </w:pPr>
-            <w:r>
-              <w:rPr>
-                <w:rFonts w:ascii="Aptos" w:eastAsia="Times New Roman" w:hAnsi="Aptos" w:cs="Times New Roman"/>
+                <w:rFonts w:ascii="Liberation Sans" w:eastAsia="Liberation Serif" w:hAnsi="Liberation Sans" w:cs="Liberation Serif"/>
+                <w:color w:val="000000"/>
+                <w:kern w:val="0"/>
+                <w:sz w:val="20"/>
+                <w:szCs w:val="20"/>
+                <w:lang w:eastAsia="pt-BR"/>
+                <ns2:ligatures ns2:val="none"/>
+              </w:rPr>
+            </w:pPr>
+            <w:r>
+              <w:rPr>
+                <w:rFonts w:ascii="Liberation Sans" w:eastAsia="Liberation Serif" w:hAnsi="Liberation Sans" w:cs="Liberation Serif"/>
                 <w:color w:val="000000"/>
                 <w:kern w:val="0"/>
                 <w:sz w:val="20"/>
@@ -5357,18 +5357,18 @@
               <w:spacing w:after="0" w:line="240" w:lineRule="auto"/>
               <w:jc w:val="center"/>
               <w:rPr>
-                <w:rFonts w:ascii="Aptos" w:eastAsia="Times New Roman" w:hAnsi="Aptos" w:cs="Times New Roman"/>
-                <w:color w:val="000000"/>
-                <w:kern w:val="0"/>
-                <w:sz w:val="20"/>
-                <w:szCs w:val="20"/>
-                <w:lang w:eastAsia="pt-BR"/>
-                <ns2:ligatures ns2:val="none"/>
-              </w:rPr>
-            </w:pPr>
-            <w:r>
-              <w:rPr>
-                <w:rFonts w:ascii="Aptos" w:eastAsia="Times New Roman" w:hAnsi="Aptos" w:cs="Times New Roman"/>
+                <w:rFonts w:ascii="Liberation Sans" w:eastAsia="Liberation Serif" w:hAnsi="Liberation Sans" w:cs="Liberation Serif"/>
+                <w:color w:val="000000"/>
+                <w:kern w:val="0"/>
+                <w:sz w:val="20"/>
+                <w:szCs w:val="20"/>
+                <w:lang w:eastAsia="pt-BR"/>
+                <ns2:ligatures ns2:val="none"/>
+              </w:rPr>
+            </w:pPr>
+            <w:r>
+              <w:rPr>
+                <w:rFonts w:ascii="Liberation Sans" w:eastAsia="Liberation Serif" w:hAnsi="Liberation Sans" w:cs="Liberation Serif"/>
                 <w:color w:val="000000"/>
                 <w:kern w:val="0"/>
                 <w:sz w:val="20"/>
@@ -5393,18 +5393,18 @@
               <w:spacing w:after="0" w:line="240" w:lineRule="auto"/>
               <w:jc w:val="center"/>
               <w:rPr>
-                <w:rFonts w:ascii="Aptos" w:eastAsia="Times New Roman" w:hAnsi="Aptos" w:cs="Times New Roman"/>
-                <w:color w:val="000000"/>
-                <w:kern w:val="0"/>
-                <w:sz w:val="20"/>
-                <w:szCs w:val="20"/>
-                <w:lang w:eastAsia="pt-BR"/>
-                <ns2:ligatures ns2:val="none"/>
-              </w:rPr>
-            </w:pPr>
-            <w:r>
-              <w:rPr>
-                <w:rFonts w:ascii="Aptos" w:eastAsia="Times New Roman" w:hAnsi="Aptos" w:cs="Times New Roman"/>
+                <w:rFonts w:ascii="Liberation Sans" w:eastAsia="Liberation Serif" w:hAnsi="Liberation Sans" w:cs="Liberation Serif"/>
+                <w:color w:val="000000"/>
+                <w:kern w:val="0"/>
+                <w:sz w:val="20"/>
+                <w:szCs w:val="20"/>
+                <w:lang w:eastAsia="pt-BR"/>
+                <ns2:ligatures ns2:val="none"/>
+              </w:rPr>
+            </w:pPr>
+            <w:r>
+              <w:rPr>
+                <w:rFonts w:ascii="Liberation Sans" w:eastAsia="Liberation Serif" w:hAnsi="Liberation Sans" w:cs="Liberation Serif"/>
                 <w:color w:val="000000"/>
                 <w:kern w:val="0"/>
                 <w:sz w:val="20"/>
@@ -5429,18 +5429,18 @@
               <w:spacing w:after="0" w:line="240" w:lineRule="auto"/>
               <w:jc w:val="center"/>
               <w:rPr>
-                <w:rFonts w:ascii="Aptos" w:eastAsia="Times New Roman" w:hAnsi="Aptos" w:cs="Times New Roman"/>
-                <w:color w:val="000000"/>
-                <w:kern w:val="0"/>
-                <w:sz w:val="20"/>
-                <w:szCs w:val="20"/>
-                <w:lang w:eastAsia="pt-BR"/>
-                <ns2:ligatures ns2:val="none"/>
-              </w:rPr>
-            </w:pPr>
-            <w:r>
-              <w:rPr>
-                <w:rFonts w:ascii="Aptos" w:eastAsia="Times New Roman" w:hAnsi="Aptos" w:cs="Times New Roman"/>
+                <w:rFonts w:ascii="Liberation Sans" w:eastAsia="Liberation Serif" w:hAnsi="Liberation Sans" w:cs="Liberation Serif"/>
+                <w:color w:val="000000"/>
+                <w:kern w:val="0"/>
+                <w:sz w:val="20"/>
+                <w:szCs w:val="20"/>
+                <w:lang w:eastAsia="pt-BR"/>
+                <ns2:ligatures ns2:val="none"/>
+              </w:rPr>
+            </w:pPr>
+            <w:r>
+              <w:rPr>
+                <w:rFonts w:ascii="Liberation Sans" w:eastAsia="Liberation Serif" w:hAnsi="Liberation Sans" w:cs="Liberation Serif"/>
                 <w:color w:val="000000"/>
                 <w:kern w:val="0"/>
                 <w:sz w:val="20"/>
@@ -5465,18 +5465,18 @@
               <w:spacing w:after="0" w:line="240" w:lineRule="auto"/>
               <w:jc w:val="center"/>
               <w:rPr>
-                <w:rFonts w:ascii="Aptos" w:eastAsia="Times New Roman" w:hAnsi="Aptos" w:cs="Times New Roman"/>
-                <w:color w:val="000000"/>
-                <w:kern w:val="0"/>
-                <w:sz w:val="20"/>
-                <w:szCs w:val="20"/>
-                <w:lang w:eastAsia="pt-BR"/>
-                <ns2:ligatures ns2:val="none"/>
-              </w:rPr>
-            </w:pPr>
-            <w:r>
-              <w:rPr>
-                <w:rFonts w:ascii="Aptos" w:eastAsia="Times New Roman" w:hAnsi="Aptos" w:cs="Times New Roman"/>
+                <w:rFonts w:ascii="Liberation Sans" w:eastAsia="Liberation Serif" w:hAnsi="Liberation Sans" w:cs="Liberation Serif"/>
+                <w:color w:val="000000"/>
+                <w:kern w:val="0"/>
+                <w:sz w:val="20"/>
+                <w:szCs w:val="20"/>
+                <w:lang w:eastAsia="pt-BR"/>
+                <ns2:ligatures ns2:val="none"/>
+              </w:rPr>
+            </w:pPr>
+            <w:r>
+              <w:rPr>
+                <w:rFonts w:ascii="Liberation Sans" w:eastAsia="Liberation Serif" w:hAnsi="Liberation Sans" w:cs="Liberation Serif"/>
                 <w:color w:val="000000"/>
                 <w:kern w:val="0"/>
                 <w:sz w:val="20"/>
@@ -5500,18 +5500,18 @@
               <w:spacing w:after="0" w:line="240" w:lineRule="auto"/>
               <w:jc w:val="center"/>
               <w:rPr>
-                <w:rFonts w:ascii="Aptos" w:eastAsia="Times New Roman" w:hAnsi="Aptos" w:cs="Times New Roman"/>
-                <w:color w:val="000000"/>
-                <w:kern w:val="0"/>
-                <w:sz w:val="20"/>
-                <w:szCs w:val="20"/>
-                <w:lang w:eastAsia="pt-BR"/>
-                <ns2:ligatures ns2:val="none"/>
-              </w:rPr>
-            </w:pPr>
-            <w:r>
-              <w:rPr>
-                <w:rFonts w:ascii="Aptos" w:eastAsia="Times New Roman" w:hAnsi="Aptos" w:cs="Times New Roman"/>
+                <w:rFonts w:ascii="Liberation Sans" w:eastAsia="Liberation Serif" w:hAnsi="Liberation Sans" w:cs="Liberation Serif"/>
+                <w:color w:val="000000"/>
+                <w:kern w:val="0"/>
+                <w:sz w:val="20"/>
+                <w:szCs w:val="20"/>
+                <w:lang w:eastAsia="pt-BR"/>
+                <ns2:ligatures ns2:val="none"/>
+              </w:rPr>
+            </w:pPr>
+            <w:r>
+              <w:rPr>
+                <w:rFonts w:ascii="Liberation Sans" w:eastAsia="Liberation Serif" w:hAnsi="Liberation Sans" w:cs="Liberation Serif"/>
                 <w:color w:val="000000"/>
                 <w:kern w:val="0"/>
                 <w:sz w:val="20"/>
@@ -5535,18 +5535,18 @@
               <w:spacing w:after="0" w:line="240" w:lineRule="auto"/>
               <w:jc w:val="center"/>
               <w:rPr>
-                <w:rFonts w:ascii="Aptos" w:eastAsia="Times New Roman" w:hAnsi="Aptos" w:cs="Times New Roman"/>
-                <w:color w:val="000000"/>
-                <w:kern w:val="0"/>
-                <w:sz w:val="20"/>
-                <w:szCs w:val="20"/>
-                <w:lang w:eastAsia="pt-BR"/>
-                <ns2:ligatures ns2:val="none"/>
-              </w:rPr>
-            </w:pPr>
-            <w:r>
-              <w:rPr>
-                <w:rFonts w:ascii="Aptos" w:eastAsia="Times New Roman" w:hAnsi="Aptos" w:cs="Times New Roman"/>
+                <w:rFonts w:ascii="Liberation Sans" w:eastAsia="Liberation Serif" w:hAnsi="Liberation Sans" w:cs="Liberation Serif"/>
+                <w:color w:val="000000"/>
+                <w:kern w:val="0"/>
+                <w:sz w:val="20"/>
+                <w:szCs w:val="20"/>
+                <w:lang w:eastAsia="pt-BR"/>
+                <ns2:ligatures ns2:val="none"/>
+              </w:rPr>
+            </w:pPr>
+            <w:r>
+              <w:rPr>
+                <w:rFonts w:ascii="Liberation Sans" w:eastAsia="Liberation Serif" w:hAnsi="Liberation Sans" w:cs="Liberation Serif"/>
                 <w:color w:val="000000"/>
                 <w:kern w:val="0"/>
                 <w:sz w:val="20"/>
@@ -5570,18 +5570,18 @@
               <w:spacing w:after="0" w:line="240" w:lineRule="auto"/>
               <w:jc w:val="center"/>
               <w:rPr>
-                <w:rFonts w:ascii="Aptos" w:eastAsia="Times New Roman" w:hAnsi="Aptos" w:cs="Times New Roman"/>
-                <w:color w:val="000000"/>
-                <w:kern w:val="0"/>
-                <w:sz w:val="20"/>
-                <w:szCs w:val="20"/>
-                <w:lang w:eastAsia="pt-BR"/>
-                <ns2:ligatures ns2:val="none"/>
-              </w:rPr>
-            </w:pPr>
-            <w:r>
-              <w:rPr>
-                <w:rFonts w:ascii="Aptos" w:eastAsia="Times New Roman" w:hAnsi="Aptos" w:cs="Times New Roman"/>
+                <w:rFonts w:ascii="Liberation Sans" w:eastAsia="Liberation Serif" w:hAnsi="Liberation Sans" w:cs="Liberation Serif"/>
+                <w:color w:val="000000"/>
+                <w:kern w:val="0"/>
+                <w:sz w:val="20"/>
+                <w:szCs w:val="20"/>
+                <w:lang w:eastAsia="pt-BR"/>
+                <ns2:ligatures ns2:val="none"/>
+              </w:rPr>
+            </w:pPr>
+            <w:r>
+              <w:rPr>
+                <w:rFonts w:ascii="Liberation Sans" w:eastAsia="Liberation Serif" w:hAnsi="Liberation Sans" w:cs="Liberation Serif"/>
                 <w:color w:val="000000"/>
                 <w:kern w:val="0"/>
                 <w:sz w:val="20"/>
@@ -5612,18 +5612,18 @@
               <w:spacing w:after="0" w:line="240" w:lineRule="auto"/>
               <w:jc w:val="center"/>
               <w:rPr>
-                <w:rFonts w:ascii="Aptos" w:eastAsia="Times New Roman" w:hAnsi="Aptos" w:cs="Times New Roman"/>
-                <w:color w:val="FF0000"/>
-                <w:kern w:val="0"/>
-                <w:sz w:val="20"/>
-                <w:szCs w:val="20"/>
-                <w:lang w:eastAsia="pt-BR"/>
-                <ns2:ligatures ns2:val="none"/>
-              </w:rPr>
-            </w:pPr>
-            <w:r>
-              <w:rPr>
-                <w:rFonts w:ascii="Aptos" w:eastAsia="Times New Roman" w:hAnsi="Aptos" w:cs="Times New Roman"/>
+                <w:rFonts w:ascii="Liberation Sans" w:eastAsia="Liberation Serif" w:hAnsi="Liberation Sans" w:cs="Liberation Serif"/>
+                <w:color w:val="FF0000"/>
+                <w:kern w:val="0"/>
+                <w:sz w:val="20"/>
+                <w:szCs w:val="20"/>
+                <w:lang w:eastAsia="pt-BR"/>
+                <ns2:ligatures ns2:val="none"/>
+              </w:rPr>
+            </w:pPr>
+            <w:r>
+              <w:rPr>
+                <w:rFonts w:ascii="Liberation Sans" w:eastAsia="Liberation Serif" w:hAnsi="Liberation Sans" w:cs="Liberation Serif"/>
                 <w:color w:val="FF0000"/>
                 <w:kern w:val="0"/>
                 <w:sz w:val="20"/>
@@ -5654,18 +5654,18 @@
               <w:spacing w:after="0" w:line="240" w:lineRule="auto"/>
               <w:jc w:val="center"/>
               <w:rPr>
-                <w:rFonts w:ascii="Aptos" w:eastAsia="Times New Roman" w:hAnsi="Aptos" w:cs="Times New Roman"/>
-                <w:color w:val="FF0000"/>
-                <w:kern w:val="0"/>
-                <w:sz w:val="20"/>
-                <w:szCs w:val="20"/>
-                <w:lang w:eastAsia="pt-BR"/>
-                <ns2:ligatures ns2:val="none"/>
-              </w:rPr>
-            </w:pPr>
-            <w:r>
-              <w:rPr>
-                <w:rFonts w:ascii="Aptos" w:eastAsia="Times New Roman" w:hAnsi="Aptos" w:cs="Times New Roman"/>
+                <w:rFonts w:ascii="Liberation Sans" w:eastAsia="Liberation Serif" w:hAnsi="Liberation Sans" w:cs="Liberation Serif"/>
+                <w:color w:val="FF0000"/>
+                <w:kern w:val="0"/>
+                <w:sz w:val="20"/>
+                <w:szCs w:val="20"/>
+                <w:lang w:eastAsia="pt-BR"/>
+                <ns2:ligatures ns2:val="none"/>
+              </w:rPr>
+            </w:pPr>
+            <w:r>
+              <w:rPr>
+                <w:rFonts w:ascii="Liberation Sans" w:eastAsia="Liberation Serif" w:hAnsi="Liberation Sans" w:cs="Liberation Serif"/>
                 <w:color w:val="FF0000"/>
                 <w:kern w:val="0"/>
                 <w:sz w:val="20"/>
@@ -5690,18 +5690,18 @@
               <w:spacing w:after="0" w:line="240" w:lineRule="auto"/>
               <w:jc w:val="center"/>
               <w:rPr>
-                <w:rFonts w:ascii="Aptos" w:eastAsia="Times New Roman" w:hAnsi="Aptos" w:cs="Times New Roman"/>
-                <w:color w:val="FF0000"/>
-                <w:kern w:val="0"/>
-                <w:sz w:val="20"/>
-                <w:szCs w:val="20"/>
-                <w:lang w:eastAsia="pt-BR"/>
-                <ns2:ligatures ns2:val="none"/>
-              </w:rPr>
-            </w:pPr>
-            <w:r>
-              <w:rPr>
-                <w:rFonts w:ascii="Aptos" w:eastAsia="Times New Roman" w:hAnsi="Aptos" w:cs="Times New Roman"/>
+                <w:rFonts w:ascii="Liberation Sans" w:eastAsia="Liberation Serif" w:hAnsi="Liberation Sans" w:cs="Liberation Serif"/>
+                <w:color w:val="FF0000"/>
+                <w:kern w:val="0"/>
+                <w:sz w:val="20"/>
+                <w:szCs w:val="20"/>
+                <w:lang w:eastAsia="pt-BR"/>
+                <ns2:ligatures ns2:val="none"/>
+              </w:rPr>
+            </w:pPr>
+            <w:r>
+              <w:rPr>
+                <w:rFonts w:ascii="Liberation Sans" w:eastAsia="Liberation Serif" w:hAnsi="Liberation Sans" w:cs="Liberation Serif"/>
                 <w:color w:val="FF0000"/>
                 <w:kern w:val="0"/>
                 <w:sz w:val="20"/>
@@ -5727,18 +5727,18 @@
               <w:spacing w:after="0" w:line="240" w:lineRule="auto"/>
               <w:jc w:val="center"/>
               <w:rPr>
-                <w:rFonts w:ascii="Aptos" w:eastAsia="Times New Roman" w:hAnsi="Aptos" w:cs="Times New Roman"/>
-                <w:color w:val="FF0000"/>
-                <w:kern w:val="0"/>
-                <w:sz w:val="20"/>
-                <w:szCs w:val="20"/>
-                <w:lang w:eastAsia="pt-BR"/>
-                <ns2:ligatures ns2:val="none"/>
-              </w:rPr>
-            </w:pPr>
-            <w:r>
-              <w:rPr>
-                <w:rFonts w:ascii="Aptos" w:eastAsia="Times New Roman" w:hAnsi="Aptos" w:cs="Times New Roman"/>
+                <w:rFonts w:ascii="Liberation Sans" w:eastAsia="Liberation Serif" w:hAnsi="Liberation Sans" w:cs="Liberation Serif"/>
+                <w:color w:val="FF0000"/>
+                <w:kern w:val="0"/>
+                <w:sz w:val="20"/>
+                <w:szCs w:val="20"/>
+                <w:lang w:eastAsia="pt-BR"/>
+                <ns2:ligatures ns2:val="none"/>
+              </w:rPr>
+            </w:pPr>
+            <w:r>
+              <w:rPr>
+                <w:rFonts w:ascii="Liberation Sans" w:eastAsia="Liberation Serif" w:hAnsi="Liberation Sans" w:cs="Liberation Serif"/>
                 <w:color w:val="FF0000"/>
                 <w:kern w:val="0"/>
                 <w:sz w:val="20"/>
@@ -5764,18 +5764,18 @@
               <w:spacing w:after="0" w:line="240" w:lineRule="auto"/>
               <w:jc w:val="center"/>
               <w:rPr>
-                <w:rFonts w:ascii="Aptos" w:eastAsia="Times New Roman" w:hAnsi="Aptos" w:cs="Times New Roman"/>
-                <w:color w:val="FF0000"/>
-                <w:kern w:val="0"/>
-                <w:sz w:val="20"/>
-                <w:szCs w:val="20"/>
-                <w:lang w:eastAsia="pt-BR"/>
-                <ns2:ligatures ns2:val="none"/>
-              </w:rPr>
-            </w:pPr>
-            <w:r>
-              <w:rPr>
-                <w:rFonts w:ascii="Aptos" w:eastAsia="Times New Roman" w:hAnsi="Aptos" w:cs="Times New Roman"/>
+                <w:rFonts w:ascii="Liberation Sans" w:eastAsia="Liberation Serif" w:hAnsi="Liberation Sans" w:cs="Liberation Serif"/>
+                <w:color w:val="FF0000"/>
+                <w:kern w:val="0"/>
+                <w:sz w:val="20"/>
+                <w:szCs w:val="20"/>
+                <w:lang w:eastAsia="pt-BR"/>
+                <ns2:ligatures ns2:val="none"/>
+              </w:rPr>
+            </w:pPr>
+            <w:r>
+              <w:rPr>
+                <w:rFonts w:ascii="Liberation Sans" w:eastAsia="Liberation Serif" w:hAnsi="Liberation Sans" w:cs="Liberation Serif"/>
                 <w:color w:val="FF0000"/>
                 <w:kern w:val="0"/>
                 <w:sz w:val="20"/>
@@ -5801,18 +5801,18 @@
               <w:spacing w:after="0" w:line="240" w:lineRule="auto"/>
               <w:jc w:val="center"/>
               <w:rPr>
-                <w:rFonts w:ascii="Aptos" w:eastAsia="Times New Roman" w:hAnsi="Aptos" w:cs="Times New Roman"/>
-                <w:color w:val="FF0000"/>
-                <w:kern w:val="0"/>
-                <w:sz w:val="20"/>
-                <w:szCs w:val="20"/>
-                <w:lang w:eastAsia="pt-BR"/>
-                <ns2:ligatures ns2:val="none"/>
-              </w:rPr>
-            </w:pPr>
-            <w:r>
-              <w:rPr>
-                <w:rFonts w:ascii="Aptos" w:eastAsia="Times New Roman" w:hAnsi="Aptos" w:cs="Times New Roman"/>
+                <w:rFonts w:ascii="Liberation Sans" w:eastAsia="Liberation Serif" w:hAnsi="Liberation Sans" w:cs="Liberation Serif"/>
+                <w:color w:val="FF0000"/>
+                <w:kern w:val="0"/>
+                <w:sz w:val="20"/>
+                <w:szCs w:val="20"/>
+                <w:lang w:eastAsia="pt-BR"/>
+                <ns2:ligatures ns2:val="none"/>
+              </w:rPr>
+            </w:pPr>
+            <w:r>
+              <w:rPr>
+                <w:rFonts w:ascii="Liberation Sans" w:eastAsia="Liberation Serif" w:hAnsi="Liberation Sans" w:cs="Liberation Serif"/>
                 <w:color w:val="FF0000"/>
                 <w:kern w:val="0"/>
                 <w:sz w:val="20"/>
@@ -5837,18 +5837,18 @@
               <w:spacing w:after="0" w:line="240" w:lineRule="auto"/>
               <w:jc w:val="center"/>
               <w:rPr>
-                <w:rFonts w:ascii="Aptos" w:eastAsia="Times New Roman" w:hAnsi="Aptos" w:cs="Times New Roman"/>
-                <w:color w:val="FF0000"/>
-                <w:kern w:val="0"/>
-                <w:sz w:val="20"/>
-                <w:szCs w:val="20"/>
-                <w:lang w:eastAsia="pt-BR"/>
-                <ns2:ligatures ns2:val="none"/>
-              </w:rPr>
-            </w:pPr>
-            <w:r>
-              <w:rPr>
-                <w:rFonts w:ascii="Aptos" w:eastAsia="Times New Roman" w:hAnsi="Aptos" w:cs="Times New Roman"/>
+                <w:rFonts w:ascii="Liberation Sans" w:eastAsia="Liberation Serif" w:hAnsi="Liberation Sans" w:cs="Liberation Serif"/>
+                <w:color w:val="FF0000"/>
+                <w:kern w:val="0"/>
+                <w:sz w:val="20"/>
+                <w:szCs w:val="20"/>
+                <w:lang w:eastAsia="pt-BR"/>
+                <ns2:ligatures ns2:val="none"/>
+              </w:rPr>
+            </w:pPr>
+            <w:r>
+              <w:rPr>
+                <w:rFonts w:ascii="Liberation Sans" w:eastAsia="Liberation Serif" w:hAnsi="Liberation Sans" w:cs="Liberation Serif"/>
                 <w:color w:val="FF0000"/>
                 <w:kern w:val="0"/>
                 <w:sz w:val="20"/>
@@ -5874,18 +5874,18 @@
               <w:spacing w:after="0" w:line="240" w:lineRule="auto"/>
               <w:jc w:val="center"/>
               <w:rPr>
-                <w:rFonts w:ascii="Aptos" w:eastAsia="Times New Roman" w:hAnsi="Aptos" w:cs="Times New Roman"/>
-                <w:color w:val="FF0000"/>
-                <w:kern w:val="0"/>
-                <w:sz w:val="20"/>
-                <w:szCs w:val="20"/>
-                <w:lang w:eastAsia="pt-BR"/>
-                <ns2:ligatures ns2:val="none"/>
-              </w:rPr>
-            </w:pPr>
-            <w:r>
-              <w:rPr>
-                <w:rFonts w:ascii="Aptos" w:eastAsia="Times New Roman" w:hAnsi="Aptos" w:cs="Times New Roman"/>
+                <w:rFonts w:ascii="Liberation Sans" w:eastAsia="Liberation Serif" w:hAnsi="Liberation Sans" w:cs="Liberation Serif"/>
+                <w:color w:val="FF0000"/>
+                <w:kern w:val="0"/>
+                <w:sz w:val="20"/>
+                <w:szCs w:val="20"/>
+                <w:lang w:eastAsia="pt-BR"/>
+                <ns2:ligatures ns2:val="none"/>
+              </w:rPr>
+            </w:pPr>
+            <w:r>
+              <w:rPr>
+                <w:rFonts w:ascii="Liberation Sans" w:eastAsia="Liberation Serif" w:hAnsi="Liberation Sans" w:cs="Liberation Serif"/>
                 <w:color w:val="FF0000"/>
                 <w:kern w:val="0"/>
                 <w:sz w:val="20"/>
@@ -5911,18 +5911,18 @@
               <w:spacing w:after="0" w:line="240" w:lineRule="auto"/>
               <w:jc w:val="center"/>
               <w:rPr>
-                <w:rFonts w:ascii="Aptos" w:eastAsia="Times New Roman" w:hAnsi="Aptos" w:cs="Times New Roman"/>
-                <w:color w:val="FF0000"/>
-                <w:kern w:val="0"/>
-                <w:sz w:val="20"/>
-                <w:szCs w:val="20"/>
-                <w:lang w:eastAsia="pt-BR"/>
-                <ns2:ligatures ns2:val="none"/>
-              </w:rPr>
-            </w:pPr>
-            <w:r>
-              <w:rPr>
-                <w:rFonts w:ascii="Aptos" w:eastAsia="Times New Roman" w:hAnsi="Aptos" w:cs="Times New Roman"/>
+                <w:rFonts w:ascii="Liberation Sans" w:eastAsia="Liberation Serif" w:hAnsi="Liberation Sans" w:cs="Liberation Serif"/>
+                <w:color w:val="FF0000"/>
+                <w:kern w:val="0"/>
+                <w:sz w:val="20"/>
+                <w:szCs w:val="20"/>
+                <w:lang w:eastAsia="pt-BR"/>
+                <ns2:ligatures ns2:val="none"/>
+              </w:rPr>
+            </w:pPr>
+            <w:r>
+              <w:rPr>
+                <w:rFonts w:ascii="Liberation Sans" w:eastAsia="Liberation Serif" w:hAnsi="Liberation Sans" w:cs="Liberation Serif"/>
                 <w:color w:val="FF0000"/>
                 <w:kern w:val="0"/>
                 <w:sz w:val="20"/>
@@ -5948,18 +5948,18 @@
               <w:spacing w:after="0" w:line="240" w:lineRule="auto"/>
               <w:jc w:val="center"/>
               <w:rPr>
-                <w:rFonts w:ascii="Aptos" w:eastAsia="Times New Roman" w:hAnsi="Aptos" w:cs="Times New Roman"/>
-                <w:color w:val="FF0000"/>
-                <w:kern w:val="0"/>
-                <w:sz w:val="20"/>
-                <w:szCs w:val="20"/>
-                <w:lang w:eastAsia="pt-BR"/>
-                <ns2:ligatures ns2:val="none"/>
-              </w:rPr>
-            </w:pPr>
-            <w:r>
-              <w:rPr>
-                <w:rFonts w:ascii="Aptos" w:eastAsia="Times New Roman" w:hAnsi="Aptos" w:cs="Times New Roman"/>
+                <w:rFonts w:ascii="Liberation Sans" w:eastAsia="Liberation Serif" w:hAnsi="Liberation Sans" w:cs="Liberation Serif"/>
+                <w:color w:val="FF0000"/>
+                <w:kern w:val="0"/>
+                <w:sz w:val="20"/>
+                <w:szCs w:val="20"/>
+                <w:lang w:eastAsia="pt-BR"/>
+                <ns2:ligatures ns2:val="none"/>
+              </w:rPr>
+            </w:pPr>
+            <w:r>
+              <w:rPr>
+                <w:rFonts w:ascii="Liberation Sans" w:eastAsia="Liberation Serif" w:hAnsi="Liberation Sans" w:cs="Liberation Serif"/>
                 <w:color w:val="FF0000"/>
                 <w:kern w:val="0"/>
                 <w:sz w:val="20"/>
@@ -5984,18 +5984,18 @@
               <w:spacing w:after="0" w:line="240" w:lineRule="auto"/>
               <w:jc w:val="center"/>
               <w:rPr>
-                <w:rFonts w:ascii="Aptos" w:eastAsia="Times New Roman" w:hAnsi="Aptos" w:cs="Times New Roman"/>
-                <w:color w:val="FF0000"/>
-                <w:kern w:val="0"/>
-                <w:sz w:val="20"/>
-                <w:szCs w:val="20"/>
-                <w:lang w:eastAsia="pt-BR"/>
-                <ns2:ligatures ns2:val="none"/>
-              </w:rPr>
-            </w:pPr>
-            <w:r>
-              <w:rPr>
-                <w:rFonts w:ascii="Aptos" w:eastAsia="Times New Roman" w:hAnsi="Aptos" w:cs="Times New Roman"/>
+                <w:rFonts w:ascii="Liberation Sans" w:eastAsia="Liberation Serif" w:hAnsi="Liberation Sans" w:cs="Liberation Serif"/>
+                <w:color w:val="FF0000"/>
+                <w:kern w:val="0"/>
+                <w:sz w:val="20"/>
+                <w:szCs w:val="20"/>
+                <w:lang w:eastAsia="pt-BR"/>
+                <ns2:ligatures ns2:val="none"/>
+              </w:rPr>
+            </w:pPr>
+            <w:r>
+              <w:rPr>
+                <w:rFonts w:ascii="Liberation Sans" w:eastAsia="Liberation Serif" w:hAnsi="Liberation Sans" w:cs="Liberation Serif"/>
                 <w:color w:val="FF0000"/>
                 <w:kern w:val="0"/>
                 <w:sz w:val="20"/>
@@ -6021,18 +6021,18 @@
               <w:spacing w:after="0" w:line="240" w:lineRule="auto"/>
               <w:jc w:val="center"/>
               <w:rPr>
-                <w:rFonts w:ascii="Aptos" w:eastAsia="Times New Roman" w:hAnsi="Aptos" w:cs="Times New Roman"/>
-                <w:color w:val="FF0000"/>
-                <w:kern w:val="0"/>
-                <w:sz w:val="20"/>
-                <w:szCs w:val="20"/>
-                <w:lang w:eastAsia="pt-BR"/>
-                <ns2:ligatures ns2:val="none"/>
-              </w:rPr>
-            </w:pPr>
-            <w:r>
-              <w:rPr>
-                <w:rFonts w:ascii="Aptos" w:eastAsia="Times New Roman" w:hAnsi="Aptos" w:cs="Times New Roman"/>
+                <w:rFonts w:ascii="Liberation Sans" w:eastAsia="Liberation Serif" w:hAnsi="Liberation Sans" w:cs="Liberation Serif"/>
+                <w:color w:val="FF0000"/>
+                <w:kern w:val="0"/>
+                <w:sz w:val="20"/>
+                <w:szCs w:val="20"/>
+                <w:lang w:eastAsia="pt-BR"/>
+                <ns2:ligatures ns2:val="none"/>
+              </w:rPr>
+            </w:pPr>
+            <w:r>
+              <w:rPr>
+                <w:rFonts w:ascii="Liberation Sans" w:eastAsia="Liberation Serif" w:hAnsi="Liberation Sans" w:cs="Liberation Serif"/>
                 <w:color w:val="FF0000"/>
                 <w:kern w:val="0"/>
                 <w:sz w:val="20"/>
@@ -6051,7 +6051,7 @@
         <w:ind w:left="360"/>
         <w:jc w:val="right"/>
         <w:rPr>
-          <w:rFonts w:ascii="Aptos" w:eastAsia="Times New Roman" w:hAnsi="Aptos" w:cs="Times New Roman"/>
+          <w:rFonts w:ascii="Liberation Sans" w:eastAsia="Liberation Serif" w:hAnsi="Liberation Sans" w:cs="Liberation Serif"/>
           <w:color w:val="000000"/>
           <w:kern w:val="0"/>
           <w:sz w:val="20"/>
@@ -6062,7 +6062,7 @@
       </w:pPr>
       <w:r>
         <w:rPr>
-          <w:rFonts w:ascii="Aptos" w:eastAsia="Times New Roman" w:hAnsi="Aptos" w:cs="Times New Roman"/>
+          <w:rFonts w:ascii="Liberation Sans" w:eastAsia="Liberation Serif" w:hAnsi="Liberation Sans" w:cs="Liberation Serif"/>
           <w:color w:val="000000"/>
           <w:kern w:val="0"/>
           <w:sz w:val="20"/>
@@ -6074,7 +6074,7 @@
       </w:r>
       <w:r>
         <w:rPr>
-          <w:rFonts w:ascii="Aptos" w:eastAsia="Times New Roman" w:hAnsi="Aptos" w:cs="Times New Roman"/>
+          <w:rFonts w:ascii="Liberation Sans" w:eastAsia="Liberation Serif" w:hAnsi="Liberation Sans" w:cs="Liberation Serif"/>
           <w:color w:val="000000"/>
           <w:kern w:val="0"/>
           <w:sz w:val="20"/>
@@ -6090,7 +6090,7 @@
         <w:pStyle w:val="PargrafodaLista"/>
         <w:jc w:val="center"/>
         <w:rPr>
-          <w:rFonts w:ascii="Aptos" w:eastAsia="Times New Roman" w:hAnsi="Aptos" w:cs="Times New Roman"/>
+          <w:rFonts w:ascii="Liberation Sans" w:eastAsia="Liberation Serif" w:hAnsi="Liberation Sans" w:cs="Liberation Serif"/>
           <w:color w:val="000000"/>
           <w:kern w:val="0"/>
           <w:sz w:val="20"/>
@@ -6101,7 +6101,7 @@
       </w:pPr>
       <w:r>
         <w:rPr>
-          <w:rFonts w:ascii="Aptos" w:eastAsia="Times New Roman" w:hAnsi="Aptos" w:cs="Times New Roman"/>
+          <w:rFonts w:ascii="Liberation Sans" w:eastAsia="Liberation Serif" w:hAnsi="Liberation Sans" w:cs="Liberation Serif"/>
           <w:color w:val="000000"/>
           <w:kern w:val="0"/>
           <w:sz w:val="20"/>
@@ -6152,18 +6152,18 @@
               <w:spacing w:after="0" w:line="240" w:lineRule="auto"/>
               <w:jc w:val="center"/>
               <w:rPr>
-                <w:rFonts w:ascii="Aptos" w:eastAsia="Times New Roman" w:hAnsi="Aptos" w:cs="Times New Roman"/>
-                <w:color w:val="000000"/>
-                <w:kern w:val="0"/>
-                <w:sz w:val="20"/>
-                <w:szCs w:val="20"/>
-                <w:lang w:eastAsia="pt-BR"/>
-                <ns2:ligatures ns2:val="none"/>
-              </w:rPr>
-            </w:pPr>
-            <w:r>
-              <w:rPr>
-                <w:rFonts w:ascii="Aptos" w:eastAsia="Times New Roman" w:hAnsi="Aptos" w:cs="Times New Roman"/>
+                <w:rFonts w:ascii="Liberation Sans" w:eastAsia="Liberation Serif" w:hAnsi="Liberation Sans" w:cs="Liberation Serif"/>
+                <w:color w:val="000000"/>
+                <w:kern w:val="0"/>
+                <w:sz w:val="20"/>
+                <w:szCs w:val="20"/>
+                <w:lang w:eastAsia="pt-BR"/>
+                <ns2:ligatures ns2:val="none"/>
+              </w:rPr>
+            </w:pPr>
+            <w:r>
+              <w:rPr>
+                <w:rFonts w:ascii="Liberation Sans" w:eastAsia="Liberation Serif" w:hAnsi="Liberation Sans" w:cs="Liberation Serif"/>
                 <w:color w:val="000000"/>
                 <w:kern w:val="0"/>
                 <w:sz w:val="20"/>
@@ -6188,18 +6188,18 @@
               <w:spacing w:after="0" w:line="240" w:lineRule="auto"/>
               <w:jc w:val="center"/>
               <w:rPr>
-                <w:rFonts w:ascii="Aptos" w:eastAsia="Times New Roman" w:hAnsi="Aptos" w:cs="Times New Roman"/>
-                <w:color w:val="000000"/>
-                <w:kern w:val="0"/>
-                <w:sz w:val="20"/>
-                <w:szCs w:val="20"/>
-                <w:lang w:eastAsia="pt-BR"/>
-                <ns2:ligatures ns2:val="none"/>
-              </w:rPr>
-            </w:pPr>
-            <w:r>
-              <w:rPr>
-                <w:rFonts w:ascii="Aptos" w:eastAsia="Times New Roman" w:hAnsi="Aptos" w:cs="Times New Roman"/>
+                <w:rFonts w:ascii="Liberation Sans" w:eastAsia="Liberation Serif" w:hAnsi="Liberation Sans" w:cs="Liberation Serif"/>
+                <w:color w:val="000000"/>
+                <w:kern w:val="0"/>
+                <w:sz w:val="20"/>
+                <w:szCs w:val="20"/>
+                <w:lang w:eastAsia="pt-BR"/>
+                <ns2:ligatures ns2:val="none"/>
+              </w:rPr>
+            </w:pPr>
+            <w:r>
+              <w:rPr>
+                <w:rFonts w:ascii="Liberation Sans" w:eastAsia="Liberation Serif" w:hAnsi="Liberation Sans" w:cs="Liberation Serif"/>
                 <w:color w:val="000000"/>
                 <w:kern w:val="0"/>
                 <w:sz w:val="20"/>
@@ -6224,18 +6224,18 @@
               <w:spacing w:after="0" w:line="240" w:lineRule="auto"/>
               <w:jc w:val="center"/>
               <w:rPr>
-                <w:rFonts w:ascii="Aptos" w:eastAsia="Times New Roman" w:hAnsi="Aptos" w:cs="Times New Roman"/>
-                <w:color w:val="000000"/>
-                <w:kern w:val="0"/>
-                <w:sz w:val="20"/>
-                <w:szCs w:val="20"/>
-                <w:lang w:eastAsia="pt-BR"/>
-                <ns2:ligatures ns2:val="none"/>
-              </w:rPr>
-            </w:pPr>
-            <w:r>
-              <w:rPr>
-                <w:rFonts w:ascii="Aptos" w:eastAsia="Times New Roman" w:hAnsi="Aptos" w:cs="Times New Roman"/>
+                <w:rFonts w:ascii="Liberation Sans" w:eastAsia="Liberation Serif" w:hAnsi="Liberation Sans" w:cs="Liberation Serif"/>
+                <w:color w:val="000000"/>
+                <w:kern w:val="0"/>
+                <w:sz w:val="20"/>
+                <w:szCs w:val="20"/>
+                <w:lang w:eastAsia="pt-BR"/>
+                <ns2:ligatures ns2:val="none"/>
+              </w:rPr>
+            </w:pPr>
+            <w:r>
+              <w:rPr>
+                <w:rFonts w:ascii="Liberation Sans" w:eastAsia="Liberation Serif" w:hAnsi="Liberation Sans" w:cs="Liberation Serif"/>
                 <w:color w:val="000000"/>
                 <w:kern w:val="0"/>
                 <w:sz w:val="20"/>
@@ -6260,18 +6260,18 @@
               <w:spacing w:after="0" w:line="240" w:lineRule="auto"/>
               <w:jc w:val="center"/>
               <w:rPr>
-                <w:rFonts w:ascii="Aptos" w:eastAsia="Times New Roman" w:hAnsi="Aptos" w:cs="Times New Roman"/>
-                <w:color w:val="000000"/>
-                <w:kern w:val="0"/>
-                <w:sz w:val="20"/>
-                <w:szCs w:val="20"/>
-                <w:lang w:eastAsia="pt-BR"/>
-                <ns2:ligatures ns2:val="none"/>
-              </w:rPr>
-            </w:pPr>
-            <w:r>
-              <w:rPr>
-                <w:rFonts w:ascii="Aptos" w:eastAsia="Times New Roman" w:hAnsi="Aptos" w:cs="Times New Roman"/>
+                <w:rFonts w:ascii="Liberation Sans" w:eastAsia="Liberation Serif" w:hAnsi="Liberation Sans" w:cs="Liberation Serif"/>
+                <w:color w:val="000000"/>
+                <w:kern w:val="0"/>
+                <w:sz w:val="20"/>
+                <w:szCs w:val="20"/>
+                <w:lang w:eastAsia="pt-BR"/>
+                <ns2:ligatures ns2:val="none"/>
+              </w:rPr>
+            </w:pPr>
+            <w:r>
+              <w:rPr>
+                <w:rFonts w:ascii="Liberation Sans" w:eastAsia="Liberation Serif" w:hAnsi="Liberation Sans" w:cs="Liberation Serif"/>
                 <w:color w:val="000000"/>
                 <w:kern w:val="0"/>
                 <w:sz w:val="20"/>
@@ -6296,18 +6296,18 @@
               <w:spacing w:after="0" w:line="240" w:lineRule="auto"/>
               <w:jc w:val="center"/>
               <w:rPr>
-                <w:rFonts w:ascii="Aptos" w:eastAsia="Times New Roman" w:hAnsi="Aptos" w:cs="Times New Roman"/>
-                <w:color w:val="000000"/>
-                <w:kern w:val="0"/>
-                <w:sz w:val="20"/>
-                <w:szCs w:val="20"/>
-                <w:lang w:eastAsia="pt-BR"/>
-                <ns2:ligatures ns2:val="none"/>
-              </w:rPr>
-            </w:pPr>
-            <w:r>
-              <w:rPr>
-                <w:rFonts w:ascii="Aptos" w:eastAsia="Times New Roman" w:hAnsi="Aptos" w:cs="Times New Roman"/>
+                <w:rFonts w:ascii="Liberation Sans" w:eastAsia="Liberation Serif" w:hAnsi="Liberation Sans" w:cs="Liberation Serif"/>
+                <w:color w:val="000000"/>
+                <w:kern w:val="0"/>
+                <w:sz w:val="20"/>
+                <w:szCs w:val="20"/>
+                <w:lang w:eastAsia="pt-BR"/>
+                <ns2:ligatures ns2:val="none"/>
+              </w:rPr>
+            </w:pPr>
+            <w:r>
+              <w:rPr>
+                <w:rFonts w:ascii="Liberation Sans" w:eastAsia="Liberation Serif" w:hAnsi="Liberation Sans" w:cs="Liberation Serif"/>
                 <w:color w:val="000000"/>
                 <w:kern w:val="0"/>
                 <w:sz w:val="20"/>
@@ -6332,18 +6332,18 @@
               <w:spacing w:after="0" w:line="240" w:lineRule="auto"/>
               <w:jc w:val="center"/>
               <w:rPr>
-                <w:rFonts w:ascii="Aptos" w:eastAsia="Times New Roman" w:hAnsi="Aptos" w:cs="Times New Roman"/>
-                <w:color w:val="000000"/>
-                <w:kern w:val="0"/>
-                <w:sz w:val="20"/>
-                <w:szCs w:val="20"/>
-                <w:lang w:eastAsia="pt-BR"/>
-                <ns2:ligatures ns2:val="none"/>
-              </w:rPr>
-            </w:pPr>
-            <w:r>
-              <w:rPr>
-                <w:rFonts w:ascii="Aptos" w:eastAsia="Times New Roman" w:hAnsi="Aptos" w:cs="Times New Roman"/>
+                <w:rFonts w:ascii="Liberation Sans" w:eastAsia="Liberation Serif" w:hAnsi="Liberation Sans" w:cs="Liberation Serif"/>
+                <w:color w:val="000000"/>
+                <w:kern w:val="0"/>
+                <w:sz w:val="20"/>
+                <w:szCs w:val="20"/>
+                <w:lang w:eastAsia="pt-BR"/>
+                <ns2:ligatures ns2:val="none"/>
+              </w:rPr>
+            </w:pPr>
+            <w:r>
+              <w:rPr>
+                <w:rFonts w:ascii="Liberation Sans" w:eastAsia="Liberation Serif" w:hAnsi="Liberation Sans" w:cs="Liberation Serif"/>
                 <w:color w:val="000000"/>
                 <w:kern w:val="0"/>
                 <w:sz w:val="20"/>
@@ -6368,18 +6368,18 @@
               <w:spacing w:after="0" w:line="240" w:lineRule="auto"/>
               <w:jc w:val="center"/>
               <w:rPr>
-                <w:rFonts w:ascii="Aptos" w:eastAsia="Times New Roman" w:hAnsi="Aptos" w:cs="Times New Roman"/>
-                <w:color w:val="000000"/>
-                <w:kern w:val="0"/>
-                <w:sz w:val="20"/>
-                <w:szCs w:val="20"/>
-                <w:lang w:eastAsia="pt-BR"/>
-                <ns2:ligatures ns2:val="none"/>
-              </w:rPr>
-            </w:pPr>
-            <w:r>
-              <w:rPr>
-                <w:rFonts w:ascii="Aptos" w:eastAsia="Times New Roman" w:hAnsi="Aptos" w:cs="Times New Roman"/>
+                <w:rFonts w:ascii="Liberation Sans" w:eastAsia="Liberation Serif" w:hAnsi="Liberation Sans" w:cs="Liberation Serif"/>
+                <w:color w:val="000000"/>
+                <w:kern w:val="0"/>
+                <w:sz w:val="20"/>
+                <w:szCs w:val="20"/>
+                <w:lang w:eastAsia="pt-BR"/>
+                <ns2:ligatures ns2:val="none"/>
+              </w:rPr>
+            </w:pPr>
+            <w:r>
+              <w:rPr>
+                <w:rFonts w:ascii="Liberation Sans" w:eastAsia="Liberation Serif" w:hAnsi="Liberation Sans" w:cs="Liberation Serif"/>
                 <w:color w:val="000000"/>
                 <w:kern w:val="0"/>
                 <w:sz w:val="20"/>
@@ -6404,18 +6404,18 @@
               <w:spacing w:after="0" w:line="240" w:lineRule="auto"/>
               <w:jc w:val="center"/>
               <w:rPr>
-                <w:rFonts w:ascii="Aptos" w:eastAsia="Times New Roman" w:hAnsi="Aptos" w:cs="Times New Roman"/>
-                <w:color w:val="000000"/>
-                <w:kern w:val="0"/>
-                <w:sz w:val="20"/>
-                <w:szCs w:val="20"/>
-                <w:lang w:eastAsia="pt-BR"/>
-                <ns2:ligatures ns2:val="none"/>
-              </w:rPr>
-            </w:pPr>
-            <w:r>
-              <w:rPr>
-                <w:rFonts w:ascii="Aptos" w:eastAsia="Times New Roman" w:hAnsi="Aptos" w:cs="Times New Roman"/>
+                <w:rFonts w:ascii="Liberation Sans" w:eastAsia="Liberation Serif" w:hAnsi="Liberation Sans" w:cs="Liberation Serif"/>
+                <w:color w:val="000000"/>
+                <w:kern w:val="0"/>
+                <w:sz w:val="20"/>
+                <w:szCs w:val="20"/>
+                <w:lang w:eastAsia="pt-BR"/>
+                <ns2:ligatures ns2:val="none"/>
+              </w:rPr>
+            </w:pPr>
+            <w:r>
+              <w:rPr>
+                <w:rFonts w:ascii="Liberation Sans" w:eastAsia="Liberation Serif" w:hAnsi="Liberation Sans" w:cs="Liberation Serif"/>
                 <w:color w:val="000000"/>
                 <w:kern w:val="0"/>
                 <w:sz w:val="20"/>
@@ -6439,18 +6439,18 @@
               <w:spacing w:after="0" w:line="240" w:lineRule="auto"/>
               <w:jc w:val="center"/>
               <w:rPr>
-                <w:rFonts w:ascii="Aptos" w:eastAsia="Times New Roman" w:hAnsi="Aptos" w:cs="Times New Roman"/>
-                <w:color w:val="000000"/>
-                <w:kern w:val="0"/>
-                <w:sz w:val="20"/>
-                <w:szCs w:val="20"/>
-                <w:lang w:eastAsia="pt-BR"/>
-                <ns2:ligatures ns2:val="none"/>
-              </w:rPr>
-            </w:pPr>
-            <w:r>
-              <w:rPr>
-                <w:rFonts w:ascii="Aptos" w:eastAsia="Times New Roman" w:hAnsi="Aptos" w:cs="Times New Roman"/>
+                <w:rFonts w:ascii="Liberation Sans" w:eastAsia="Liberation Serif" w:hAnsi="Liberation Sans" w:cs="Liberation Serif"/>
+                <w:color w:val="000000"/>
+                <w:kern w:val="0"/>
+                <w:sz w:val="20"/>
+                <w:szCs w:val="20"/>
+                <w:lang w:eastAsia="pt-BR"/>
+                <ns2:ligatures ns2:val="none"/>
+              </w:rPr>
+            </w:pPr>
+            <w:r>
+              <w:rPr>
+                <w:rFonts w:ascii="Liberation Sans" w:eastAsia="Liberation Serif" w:hAnsi="Liberation Sans" w:cs="Liberation Serif"/>
                 <w:color w:val="000000"/>
                 <w:kern w:val="0"/>
                 <w:sz w:val="20"/>
@@ -6474,18 +6474,18 @@
               <w:spacing w:after="0" w:line="240" w:lineRule="auto"/>
               <w:jc w:val="center"/>
               <w:rPr>
-                <w:rFonts w:ascii="Aptos" w:eastAsia="Times New Roman" w:hAnsi="Aptos" w:cs="Times New Roman"/>
-                <w:color w:val="000000"/>
-                <w:kern w:val="0"/>
-                <w:sz w:val="20"/>
-                <w:szCs w:val="20"/>
-                <w:lang w:eastAsia="pt-BR"/>
-                <ns2:ligatures ns2:val="none"/>
-              </w:rPr>
-            </w:pPr>
-            <w:r>
-              <w:rPr>
-                <w:rFonts w:ascii="Aptos" w:eastAsia="Times New Roman" w:hAnsi="Aptos" w:cs="Times New Roman"/>
+                <w:rFonts w:ascii="Liberation Sans" w:eastAsia="Liberation Serif" w:hAnsi="Liberation Sans" w:cs="Liberation Serif"/>
+                <w:color w:val="000000"/>
+                <w:kern w:val="0"/>
+                <w:sz w:val="20"/>
+                <w:szCs w:val="20"/>
+                <w:lang w:eastAsia="pt-BR"/>
+                <ns2:ligatures ns2:val="none"/>
+              </w:rPr>
+            </w:pPr>
+            <w:r>
+              <w:rPr>
+                <w:rFonts w:ascii="Liberation Sans" w:eastAsia="Liberation Serif" w:hAnsi="Liberation Sans" w:cs="Liberation Serif"/>
                 <w:color w:val="000000"/>
                 <w:kern w:val="0"/>
                 <w:sz w:val="20"/>
@@ -6509,18 +6509,18 @@
               <w:spacing w:after="0" w:line="240" w:lineRule="auto"/>
               <w:jc w:val="center"/>
               <w:rPr>
-                <w:rFonts w:ascii="Aptos" w:eastAsia="Times New Roman" w:hAnsi="Aptos" w:cs="Times New Roman"/>
-                <w:color w:val="000000"/>
-                <w:kern w:val="0"/>
-                <w:sz w:val="20"/>
-                <w:szCs w:val="20"/>
-                <w:lang w:eastAsia="pt-BR"/>
-                <ns2:ligatures ns2:val="none"/>
-              </w:rPr>
-            </w:pPr>
-            <w:r>
-              <w:rPr>
-                <w:rFonts w:ascii="Aptos" w:eastAsia="Times New Roman" w:hAnsi="Aptos" w:cs="Times New Roman"/>
+                <w:rFonts w:ascii="Liberation Sans" w:eastAsia="Liberation Serif" w:hAnsi="Liberation Sans" w:cs="Liberation Serif"/>
+                <w:color w:val="000000"/>
+                <w:kern w:val="0"/>
+                <w:sz w:val="20"/>
+                <w:szCs w:val="20"/>
+                <w:lang w:eastAsia="pt-BR"/>
+                <ns2:ligatures ns2:val="none"/>
+              </w:rPr>
+            </w:pPr>
+            <w:r>
+              <w:rPr>
+                <w:rFonts w:ascii="Liberation Sans" w:eastAsia="Liberation Serif" w:hAnsi="Liberation Sans" w:cs="Liberation Serif"/>
                 <w:color w:val="000000"/>
                 <w:kern w:val="0"/>
                 <w:sz w:val="20"/>
@@ -6551,18 +6551,18 @@
               <w:spacing w:after="0" w:line="240" w:lineRule="auto"/>
               <w:jc w:val="center"/>
               <w:rPr>
-                <w:rFonts w:ascii="Aptos" w:eastAsia="Times New Roman" w:hAnsi="Aptos" w:cs="Times New Roman"/>
-                <w:color w:val="FF0000"/>
-                <w:kern w:val="0"/>
-                <w:sz w:val="20"/>
-                <w:szCs w:val="20"/>
-                <w:lang w:eastAsia="pt-BR"/>
-                <ns2:ligatures ns2:val="none"/>
-              </w:rPr>
-            </w:pPr>
-            <w:r>
-              <w:rPr>
-                <w:rFonts w:ascii="Aptos" w:eastAsia="Times New Roman" w:hAnsi="Aptos" w:cs="Times New Roman"/>
+                <w:rFonts w:ascii="Liberation Sans" w:eastAsia="Liberation Serif" w:hAnsi="Liberation Sans" w:cs="Liberation Serif"/>
+                <w:color w:val="FF0000"/>
+                <w:kern w:val="0"/>
+                <w:sz w:val="20"/>
+                <w:szCs w:val="20"/>
+                <w:lang w:eastAsia="pt-BR"/>
+                <ns2:ligatures ns2:val="none"/>
+              </w:rPr>
+            </w:pPr>
+            <w:r>
+              <w:rPr>
+                <w:rFonts w:ascii="Liberation Sans" w:eastAsia="Liberation Serif" w:hAnsi="Liberation Sans" w:cs="Liberation Serif"/>
                 <w:color w:val="FF0000"/>
                 <w:kern w:val="0"/>
                 <w:sz w:val="20"/>
@@ -6593,18 +6593,18 @@
               <w:spacing w:after="0" w:line="240" w:lineRule="auto"/>
               <w:jc w:val="center"/>
               <w:rPr>
-                <w:rFonts w:ascii="Aptos" w:eastAsia="Times New Roman" w:hAnsi="Aptos" w:cs="Times New Roman"/>
-                <w:color w:val="FF0000"/>
-                <w:kern w:val="0"/>
-                <w:sz w:val="20"/>
-                <w:szCs w:val="20"/>
-                <w:lang w:eastAsia="pt-BR"/>
-                <ns2:ligatures ns2:val="none"/>
-              </w:rPr>
-            </w:pPr>
-            <w:r>
-              <w:rPr>
-                <w:rFonts w:ascii="Aptos" w:eastAsia="Times New Roman" w:hAnsi="Aptos" w:cs="Times New Roman"/>
+                <w:rFonts w:ascii="Liberation Sans" w:eastAsia="Liberation Serif" w:hAnsi="Liberation Sans" w:cs="Liberation Serif"/>
+                <w:color w:val="FF0000"/>
+                <w:kern w:val="0"/>
+                <w:sz w:val="20"/>
+                <w:szCs w:val="20"/>
+                <w:lang w:eastAsia="pt-BR"/>
+                <ns2:ligatures ns2:val="none"/>
+              </w:rPr>
+            </w:pPr>
+            <w:r>
+              <w:rPr>
+                <w:rFonts w:ascii="Liberation Sans" w:eastAsia="Liberation Serif" w:hAnsi="Liberation Sans" w:cs="Liberation Serif"/>
                 <w:color w:val="FF0000"/>
                 <w:kern w:val="0"/>
                 <w:sz w:val="20"/>
@@ -6629,18 +6629,18 @@
               <w:spacing w:after="0" w:line="240" w:lineRule="auto"/>
               <w:jc w:val="center"/>
               <w:rPr>
-                <w:rFonts w:ascii="Aptos" w:eastAsia="Times New Roman" w:hAnsi="Aptos" w:cs="Times New Roman"/>
-                <w:color w:val="FF0000"/>
-                <w:kern w:val="0"/>
-                <w:sz w:val="20"/>
-                <w:szCs w:val="20"/>
-                <w:lang w:eastAsia="pt-BR"/>
-                <ns2:ligatures ns2:val="none"/>
-              </w:rPr>
-            </w:pPr>
-            <w:r>
-              <w:rPr>
-                <w:rFonts w:ascii="Aptos" w:eastAsia="Times New Roman" w:hAnsi="Aptos" w:cs="Times New Roman"/>
+                <w:rFonts w:ascii="Liberation Sans" w:eastAsia="Liberation Serif" w:hAnsi="Liberation Sans" w:cs="Liberation Serif"/>
+                <w:color w:val="FF0000"/>
+                <w:kern w:val="0"/>
+                <w:sz w:val="20"/>
+                <w:szCs w:val="20"/>
+                <w:lang w:eastAsia="pt-BR"/>
+                <ns2:ligatures ns2:val="none"/>
+              </w:rPr>
+            </w:pPr>
+            <w:r>
+              <w:rPr>
+                <w:rFonts w:ascii="Liberation Sans" w:eastAsia="Liberation Serif" w:hAnsi="Liberation Sans" w:cs="Liberation Serif"/>
                 <w:color w:val="FF0000"/>
                 <w:kern w:val="0"/>
                 <w:sz w:val="20"/>
@@ -6666,18 +6666,18 @@
               <w:spacing w:after="0" w:line="240" w:lineRule="auto"/>
               <w:jc w:val="center"/>
               <w:rPr>
-                <w:rFonts w:ascii="Aptos" w:eastAsia="Times New Roman" w:hAnsi="Aptos" w:cs="Times New Roman"/>
-                <w:color w:val="FF0000"/>
-                <w:kern w:val="0"/>
-                <w:sz w:val="20"/>
-                <w:szCs w:val="20"/>
-                <w:lang w:eastAsia="pt-BR"/>
-                <ns2:ligatures ns2:val="none"/>
-              </w:rPr>
-            </w:pPr>
-            <w:r>
-              <w:rPr>
-                <w:rFonts w:ascii="Aptos" w:eastAsia="Times New Roman" w:hAnsi="Aptos" w:cs="Times New Roman"/>
+                <w:rFonts w:ascii="Liberation Sans" w:eastAsia="Liberation Serif" w:hAnsi="Liberation Sans" w:cs="Liberation Serif"/>
+                <w:color w:val="FF0000"/>
+                <w:kern w:val="0"/>
+                <w:sz w:val="20"/>
+                <w:szCs w:val="20"/>
+                <w:lang w:eastAsia="pt-BR"/>
+                <ns2:ligatures ns2:val="none"/>
+              </w:rPr>
+            </w:pPr>
+            <w:r>
+              <w:rPr>
+                <w:rFonts w:ascii="Liberation Sans" w:eastAsia="Liberation Serif" w:hAnsi="Liberation Sans" w:cs="Liberation Serif"/>
                 <w:color w:val="FF0000"/>
                 <w:kern w:val="0"/>
                 <w:sz w:val="20"/>
@@ -6703,18 +6703,18 @@
               <w:spacing w:after="0" w:line="240" w:lineRule="auto"/>
               <w:jc w:val="center"/>
               <w:rPr>
-                <w:rFonts w:ascii="Aptos" w:eastAsia="Times New Roman" w:hAnsi="Aptos" w:cs="Times New Roman"/>
-                <w:color w:val="FF0000"/>
-                <w:kern w:val="0"/>
-                <w:sz w:val="20"/>
-                <w:szCs w:val="20"/>
-                <w:lang w:eastAsia="pt-BR"/>
-                <ns2:ligatures ns2:val="none"/>
-              </w:rPr>
-            </w:pPr>
-            <w:r>
-              <w:rPr>
-                <w:rFonts w:ascii="Aptos" w:eastAsia="Times New Roman" w:hAnsi="Aptos" w:cs="Times New Roman"/>
+                <w:rFonts w:ascii="Liberation Sans" w:eastAsia="Liberation Serif" w:hAnsi="Liberation Sans" w:cs="Liberation Serif"/>
+                <w:color w:val="FF0000"/>
+                <w:kern w:val="0"/>
+                <w:sz w:val="20"/>
+                <w:szCs w:val="20"/>
+                <w:lang w:eastAsia="pt-BR"/>
+                <ns2:ligatures ns2:val="none"/>
+              </w:rPr>
+            </w:pPr>
+            <w:r>
+              <w:rPr>
+                <w:rFonts w:ascii="Liberation Sans" w:eastAsia="Liberation Serif" w:hAnsi="Liberation Sans" w:cs="Liberation Serif"/>
                 <w:color w:val="FF0000"/>
                 <w:kern w:val="0"/>
                 <w:sz w:val="20"/>
@@ -6740,18 +6740,18 @@
               <w:spacing w:after="0" w:line="240" w:lineRule="auto"/>
               <w:jc w:val="center"/>
               <w:rPr>
-                <w:rFonts w:ascii="Aptos" w:eastAsia="Times New Roman" w:hAnsi="Aptos" w:cs="Times New Roman"/>
-                <w:color w:val="FF0000"/>
-                <w:kern w:val="0"/>
-                <w:sz w:val="20"/>
-                <w:szCs w:val="20"/>
-                <w:lang w:eastAsia="pt-BR"/>
-                <ns2:ligatures ns2:val="none"/>
-              </w:rPr>
-            </w:pPr>
-            <w:r>
-              <w:rPr>
-                <w:rFonts w:ascii="Aptos" w:eastAsia="Times New Roman" w:hAnsi="Aptos" w:cs="Times New Roman"/>
+                <w:rFonts w:ascii="Liberation Sans" w:eastAsia="Liberation Serif" w:hAnsi="Liberation Sans" w:cs="Liberation Serif"/>
+                <w:color w:val="FF0000"/>
+                <w:kern w:val="0"/>
+                <w:sz w:val="20"/>
+                <w:szCs w:val="20"/>
+                <w:lang w:eastAsia="pt-BR"/>
+                <ns2:ligatures ns2:val="none"/>
+              </w:rPr>
+            </w:pPr>
+            <w:r>
+              <w:rPr>
+                <w:rFonts w:ascii="Liberation Sans" w:eastAsia="Liberation Serif" w:hAnsi="Liberation Sans" w:cs="Liberation Serif"/>
                 <w:color w:val="FF0000"/>
                 <w:kern w:val="0"/>
                 <w:sz w:val="20"/>
@@ -6776,18 +6776,18 @@
               <w:spacing w:after="0" w:line="240" w:lineRule="auto"/>
               <w:jc w:val="center"/>
               <w:rPr>
-                <w:rFonts w:ascii="Aptos" w:eastAsia="Times New Roman" w:hAnsi="Aptos" w:cs="Times New Roman"/>
-                <w:color w:val="FF0000"/>
-                <w:kern w:val="0"/>
-                <w:sz w:val="20"/>
-                <w:szCs w:val="20"/>
-                <w:lang w:eastAsia="pt-BR"/>
-                <ns2:ligatures ns2:val="none"/>
-              </w:rPr>
-            </w:pPr>
-            <w:r>
-              <w:rPr>
-                <w:rFonts w:ascii="Aptos" w:eastAsia="Times New Roman" w:hAnsi="Aptos" w:cs="Times New Roman"/>
+                <w:rFonts w:ascii="Liberation Sans" w:eastAsia="Liberation Serif" w:hAnsi="Liberation Sans" w:cs="Liberation Serif"/>
+                <w:color w:val="FF0000"/>
+                <w:kern w:val="0"/>
+                <w:sz w:val="20"/>
+                <w:szCs w:val="20"/>
+                <w:lang w:eastAsia="pt-BR"/>
+                <ns2:ligatures ns2:val="none"/>
+              </w:rPr>
+            </w:pPr>
+            <w:r>
+              <w:rPr>
+                <w:rFonts w:ascii="Liberation Sans" w:eastAsia="Liberation Serif" w:hAnsi="Liberation Sans" w:cs="Liberation Serif"/>
                 <w:color w:val="FF0000"/>
                 <w:kern w:val="0"/>
                 <w:sz w:val="20"/>
@@ -6813,18 +6813,18 @@
               <w:spacing w:after="0" w:line="240" w:lineRule="auto"/>
               <w:jc w:val="center"/>
               <w:rPr>
-                <w:rFonts w:ascii="Aptos" w:eastAsia="Times New Roman" w:hAnsi="Aptos" w:cs="Times New Roman"/>
-                <w:color w:val="FF0000"/>
-                <w:kern w:val="0"/>
-                <w:sz w:val="20"/>
-                <w:szCs w:val="20"/>
-                <w:lang w:eastAsia="pt-BR"/>
-                <ns2:ligatures ns2:val="none"/>
-              </w:rPr>
-            </w:pPr>
-            <w:r>
-              <w:rPr>
-                <w:rFonts w:ascii="Aptos" w:eastAsia="Times New Roman" w:hAnsi="Aptos" w:cs="Times New Roman"/>
+                <w:rFonts w:ascii="Liberation Sans" w:eastAsia="Liberation Serif" w:hAnsi="Liberation Sans" w:cs="Liberation Serif"/>
+                <w:color w:val="FF0000"/>
+                <w:kern w:val="0"/>
+                <w:sz w:val="20"/>
+                <w:szCs w:val="20"/>
+                <w:lang w:eastAsia="pt-BR"/>
+                <ns2:ligatures ns2:val="none"/>
+              </w:rPr>
+            </w:pPr>
+            <w:r>
+              <w:rPr>
+                <w:rFonts w:ascii="Liberation Sans" w:eastAsia="Liberation Serif" w:hAnsi="Liberation Sans" w:cs="Liberation Serif"/>
                 <w:color w:val="FF0000"/>
                 <w:kern w:val="0"/>
                 <w:sz w:val="20"/>
@@ -6850,18 +6850,18 @@
               <w:spacing w:after="0" w:line="240" w:lineRule="auto"/>
               <w:jc w:val="center"/>
               <w:rPr>
-                <w:rFonts w:ascii="Aptos" w:eastAsia="Times New Roman" w:hAnsi="Aptos" w:cs="Times New Roman"/>
-                <w:color w:val="FF0000"/>
-                <w:kern w:val="0"/>
-                <w:sz w:val="20"/>
-                <w:szCs w:val="20"/>
-                <w:lang w:eastAsia="pt-BR"/>
-                <ns2:ligatures ns2:val="none"/>
-              </w:rPr>
-            </w:pPr>
-            <w:r>
-              <w:rPr>
-                <w:rFonts w:ascii="Aptos" w:eastAsia="Times New Roman" w:hAnsi="Aptos" w:cs="Times New Roman"/>
+                <w:rFonts w:ascii="Liberation Sans" w:eastAsia="Liberation Serif" w:hAnsi="Liberation Sans" w:cs="Liberation Serif"/>
+                <w:color w:val="FF0000"/>
+                <w:kern w:val="0"/>
+                <w:sz w:val="20"/>
+                <w:szCs w:val="20"/>
+                <w:lang w:eastAsia="pt-BR"/>
+                <ns2:ligatures ns2:val="none"/>
+              </w:rPr>
+            </w:pPr>
+            <w:r>
+              <w:rPr>
+                <w:rFonts w:ascii="Liberation Sans" w:eastAsia="Liberation Serif" w:hAnsi="Liberation Sans" w:cs="Liberation Serif"/>
                 <w:color w:val="FF0000"/>
                 <w:kern w:val="0"/>
                 <w:sz w:val="20"/>
@@ -6887,18 +6887,18 @@
               <w:spacing w:after="0" w:line="240" w:lineRule="auto"/>
               <w:jc w:val="center"/>
               <w:rPr>
-                <w:rFonts w:ascii="Aptos" w:eastAsia="Times New Roman" w:hAnsi="Aptos" w:cs="Times New Roman"/>
-                <w:color w:val="FF0000"/>
-                <w:kern w:val="0"/>
-                <w:sz w:val="20"/>
-                <w:szCs w:val="20"/>
-                <w:lang w:eastAsia="pt-BR"/>
-                <ns2:ligatures ns2:val="none"/>
-              </w:rPr>
-            </w:pPr>
-            <w:r>
-              <w:rPr>
-                <w:rFonts w:ascii="Aptos" w:eastAsia="Times New Roman" w:hAnsi="Aptos" w:cs="Times New Roman"/>
+                <w:rFonts w:ascii="Liberation Sans" w:eastAsia="Liberation Serif" w:hAnsi="Liberation Sans" w:cs="Liberation Serif"/>
+                <w:color w:val="FF0000"/>
+                <w:kern w:val="0"/>
+                <w:sz w:val="20"/>
+                <w:szCs w:val="20"/>
+                <w:lang w:eastAsia="pt-BR"/>
+                <ns2:ligatures ns2:val="none"/>
+              </w:rPr>
+            </w:pPr>
+            <w:r>
+              <w:rPr>
+                <w:rFonts w:ascii="Liberation Sans" w:eastAsia="Liberation Serif" w:hAnsi="Liberation Sans" w:cs="Liberation Serif"/>
                 <w:color w:val="FF0000"/>
                 <w:kern w:val="0"/>
                 <w:sz w:val="20"/>
@@ -6923,18 +6923,18 @@
               <w:spacing w:after="0" w:line="240" w:lineRule="auto"/>
               <w:jc w:val="center"/>
               <w:rPr>
-                <w:rFonts w:ascii="Aptos" w:eastAsia="Times New Roman" w:hAnsi="Aptos" w:cs="Times New Roman"/>
-                <w:color w:val="FF0000"/>
-                <w:kern w:val="0"/>
-                <w:sz w:val="20"/>
-                <w:szCs w:val="20"/>
-                <w:lang w:eastAsia="pt-BR"/>
-                <ns2:ligatures ns2:val="none"/>
-              </w:rPr>
-            </w:pPr>
-            <w:r>
-              <w:rPr>
-                <w:rFonts w:ascii="Aptos" w:eastAsia="Times New Roman" w:hAnsi="Aptos" w:cs="Times New Roman"/>
+                <w:rFonts w:ascii="Liberation Sans" w:eastAsia="Liberation Serif" w:hAnsi="Liberation Sans" w:cs="Liberation Serif"/>
+                <w:color w:val="FF0000"/>
+                <w:kern w:val="0"/>
+                <w:sz w:val="20"/>
+                <w:szCs w:val="20"/>
+                <w:lang w:eastAsia="pt-BR"/>
+                <ns2:ligatures ns2:val="none"/>
+              </w:rPr>
+            </w:pPr>
+            <w:r>
+              <w:rPr>
+                <w:rFonts w:ascii="Liberation Sans" w:eastAsia="Liberation Serif" w:hAnsi="Liberation Sans" w:cs="Liberation Serif"/>
                 <w:color w:val="FF0000"/>
                 <w:kern w:val="0"/>
                 <w:sz w:val="20"/>
@@ -6960,18 +6960,18 @@
               <w:spacing w:after="0" w:line="240" w:lineRule="auto"/>
               <w:jc w:val="center"/>
               <w:rPr>
-                <w:rFonts w:ascii="Aptos" w:eastAsia="Times New Roman" w:hAnsi="Aptos" w:cs="Times New Roman"/>
-                <w:color w:val="FF0000"/>
-                <w:kern w:val="0"/>
-                <w:sz w:val="20"/>
-                <w:szCs w:val="20"/>
-                <w:lang w:eastAsia="pt-BR"/>
-                <ns2:ligatures ns2:val="none"/>
-              </w:rPr>
-            </w:pPr>
-            <w:r>
-              <w:rPr>
-                <w:rFonts w:ascii="Aptos" w:eastAsia="Times New Roman" w:hAnsi="Aptos" w:cs="Times New Roman"/>
+                <w:rFonts w:ascii="Liberation Sans" w:eastAsia="Liberation Serif" w:hAnsi="Liberation Sans" w:cs="Liberation Serif"/>
+                <w:color w:val="FF0000"/>
+                <w:kern w:val="0"/>
+                <w:sz w:val="20"/>
+                <w:szCs w:val="20"/>
+                <w:lang w:eastAsia="pt-BR"/>
+                <ns2:ligatures ns2:val="none"/>
+              </w:rPr>
+            </w:pPr>
+            <w:r>
+              <w:rPr>
+                <w:rFonts w:ascii="Liberation Sans" w:eastAsia="Liberation Serif" w:hAnsi="Liberation Sans" w:cs="Liberation Serif"/>
                 <w:color w:val="FF0000"/>
                 <w:kern w:val="0"/>
                 <w:sz w:val="20"/>
@@ -6990,7 +6990,7 @@
         <w:ind w:left="360"/>
         <w:jc w:val="right"/>
         <w:rPr>
-          <w:rFonts w:ascii="Aptos" w:eastAsia="Times New Roman" w:hAnsi="Aptos" w:cs="Times New Roman"/>
+          <w:rFonts w:ascii="Liberation Sans" w:eastAsia="Liberation Serif" w:hAnsi="Liberation Sans" w:cs="Liberation Serif"/>
           <w:color w:val="000000"/>
           <w:kern w:val="0"/>
           <w:sz w:val="20"/>
@@ -7001,7 +7001,7 @@
       </w:pPr>
       <w:r>
         <w:rPr>
-          <w:rFonts w:ascii="Aptos" w:eastAsia="Times New Roman" w:hAnsi="Aptos" w:cs="Times New Roman"/>
+          <w:rFonts w:ascii="Liberation Sans" w:eastAsia="Liberation Serif" w:hAnsi="Liberation Sans" w:cs="Liberation Serif"/>
           <w:color w:val="000000"/>
           <w:kern w:val="0"/>
           <w:sz w:val="20"/>
@@ -7017,7 +7017,7 @@
         <w:pStyle w:val="PargrafodaLista"/>
         <w:jc w:val="center"/>
         <w:rPr>
-          <w:rFonts w:ascii="Aptos" w:eastAsia="Times New Roman" w:hAnsi="Aptos" w:cs="Times New Roman"/>
+          <w:rFonts w:ascii="Liberation Sans" w:eastAsia="Liberation Serif" w:hAnsi="Liberation Sans" w:cs="Liberation Serif"/>
           <w:color w:val="000000"/>
           <w:kern w:val="0"/>
           <w:sz w:val="20"/>
@@ -7028,7 +7028,7 @@
       </w:pPr>
       <w:r>
         <w:rPr>
-          <w:rFonts w:ascii="Aptos" w:eastAsia="Times New Roman" w:hAnsi="Aptos" w:cs="Times New Roman"/>
+          <w:rFonts w:ascii="Liberation Sans" w:eastAsia="Liberation Serif" w:hAnsi="Liberation Sans" w:cs="Liberation Serif"/>
           <w:color w:val="000000"/>
           <w:kern w:val="0"/>
           <w:sz w:val="20"/>
@@ -7079,18 +7079,18 @@
               <w:spacing w:after="0" w:line="240" w:lineRule="auto"/>
               <w:jc w:val="center"/>
               <w:rPr>
-                <w:rFonts w:ascii="Aptos" w:eastAsia="Times New Roman" w:hAnsi="Aptos" w:cs="Times New Roman"/>
-                <w:color w:val="000000"/>
-                <w:kern w:val="0"/>
-                <w:sz w:val="20"/>
-                <w:szCs w:val="20"/>
-                <w:lang w:eastAsia="pt-BR"/>
-                <ns2:ligatures ns2:val="none"/>
-              </w:rPr>
-            </w:pPr>
-            <w:r>
-              <w:rPr>
-                <w:rFonts w:ascii="Aptos" w:eastAsia="Times New Roman" w:hAnsi="Aptos" w:cs="Times New Roman"/>
+                <w:rFonts w:ascii="Liberation Sans" w:eastAsia="Liberation Serif" w:hAnsi="Liberation Sans" w:cs="Liberation Serif"/>
+                <w:color w:val="000000"/>
+                <w:kern w:val="0"/>
+                <w:sz w:val="20"/>
+                <w:szCs w:val="20"/>
+                <w:lang w:eastAsia="pt-BR"/>
+                <ns2:ligatures ns2:val="none"/>
+              </w:rPr>
+            </w:pPr>
+            <w:r>
+              <w:rPr>
+                <w:rFonts w:ascii="Liberation Sans" w:eastAsia="Liberation Serif" w:hAnsi="Liberation Sans" w:cs="Liberation Serif"/>
                 <w:color w:val="000000"/>
                 <w:kern w:val="0"/>
                 <w:sz w:val="20"/>
@@ -7115,18 +7115,18 @@
               <w:spacing w:after="0" w:line="240" w:lineRule="auto"/>
               <w:jc w:val="center"/>
               <w:rPr>
-                <w:rFonts w:ascii="Aptos" w:eastAsia="Times New Roman" w:hAnsi="Aptos" w:cs="Times New Roman"/>
-                <w:color w:val="000000"/>
-                <w:kern w:val="0"/>
-                <w:sz w:val="20"/>
-                <w:szCs w:val="20"/>
-                <w:lang w:eastAsia="pt-BR"/>
-                <ns2:ligatures ns2:val="none"/>
-              </w:rPr>
-            </w:pPr>
-            <w:r>
-              <w:rPr>
-                <w:rFonts w:ascii="Aptos" w:eastAsia="Times New Roman" w:hAnsi="Aptos" w:cs="Times New Roman"/>
+                <w:rFonts w:ascii="Liberation Sans" w:eastAsia="Liberation Serif" w:hAnsi="Liberation Sans" w:cs="Liberation Serif"/>
+                <w:color w:val="000000"/>
+                <w:kern w:val="0"/>
+                <w:sz w:val="20"/>
+                <w:szCs w:val="20"/>
+                <w:lang w:eastAsia="pt-BR"/>
+                <ns2:ligatures ns2:val="none"/>
+              </w:rPr>
+            </w:pPr>
+            <w:r>
+              <w:rPr>
+                <w:rFonts w:ascii="Liberation Sans" w:eastAsia="Liberation Serif" w:hAnsi="Liberation Sans" w:cs="Liberation Serif"/>
                 <w:color w:val="000000"/>
                 <w:kern w:val="0"/>
                 <w:sz w:val="20"/>
@@ -7151,18 +7151,18 @@
               <w:spacing w:after="0" w:line="240" w:lineRule="auto"/>
               <w:jc w:val="center"/>
               <w:rPr>
-                <w:rFonts w:ascii="Aptos" w:eastAsia="Times New Roman" w:hAnsi="Aptos" w:cs="Times New Roman"/>
-                <w:color w:val="000000"/>
-                <w:kern w:val="0"/>
-                <w:sz w:val="20"/>
-                <w:szCs w:val="20"/>
-                <w:lang w:eastAsia="pt-BR"/>
-                <ns2:ligatures ns2:val="none"/>
-              </w:rPr>
-            </w:pPr>
-            <w:r>
-              <w:rPr>
-                <w:rFonts w:ascii="Aptos" w:eastAsia="Times New Roman" w:hAnsi="Aptos" w:cs="Times New Roman"/>
+                <w:rFonts w:ascii="Liberation Sans" w:eastAsia="Liberation Serif" w:hAnsi="Liberation Sans" w:cs="Liberation Serif"/>
+                <w:color w:val="000000"/>
+                <w:kern w:val="0"/>
+                <w:sz w:val="20"/>
+                <w:szCs w:val="20"/>
+                <w:lang w:eastAsia="pt-BR"/>
+                <ns2:ligatures ns2:val="none"/>
+              </w:rPr>
+            </w:pPr>
+            <w:r>
+              <w:rPr>
+                <w:rFonts w:ascii="Liberation Sans" w:eastAsia="Liberation Serif" w:hAnsi="Liberation Sans" w:cs="Liberation Serif"/>
                 <w:color w:val="000000"/>
                 <w:kern w:val="0"/>
                 <w:sz w:val="20"/>
@@ -7187,18 +7187,18 @@
               <w:spacing w:after="0" w:line="240" w:lineRule="auto"/>
               <w:jc w:val="center"/>
               <w:rPr>
-                <w:rFonts w:ascii="Aptos" w:eastAsia="Times New Roman" w:hAnsi="Aptos" w:cs="Times New Roman"/>
-                <w:color w:val="000000"/>
-                <w:kern w:val="0"/>
-                <w:sz w:val="20"/>
-                <w:szCs w:val="20"/>
-                <w:lang w:eastAsia="pt-BR"/>
-                <ns2:ligatures ns2:val="none"/>
-              </w:rPr>
-            </w:pPr>
-            <w:r>
-              <w:rPr>
-                <w:rFonts w:ascii="Aptos" w:eastAsia="Times New Roman" w:hAnsi="Aptos" w:cs="Times New Roman"/>
+                <w:rFonts w:ascii="Liberation Sans" w:eastAsia="Liberation Serif" w:hAnsi="Liberation Sans" w:cs="Liberation Serif"/>
+                <w:color w:val="000000"/>
+                <w:kern w:val="0"/>
+                <w:sz w:val="20"/>
+                <w:szCs w:val="20"/>
+                <w:lang w:eastAsia="pt-BR"/>
+                <ns2:ligatures ns2:val="none"/>
+              </w:rPr>
+            </w:pPr>
+            <w:r>
+              <w:rPr>
+                <w:rFonts w:ascii="Liberation Sans" w:eastAsia="Liberation Serif" w:hAnsi="Liberation Sans" w:cs="Liberation Serif"/>
                 <w:color w:val="000000"/>
                 <w:kern w:val="0"/>
                 <w:sz w:val="20"/>
@@ -7223,18 +7223,18 @@
               <w:spacing w:after="0" w:line="240" w:lineRule="auto"/>
               <w:jc w:val="center"/>
               <w:rPr>
-                <w:rFonts w:ascii="Aptos" w:eastAsia="Times New Roman" w:hAnsi="Aptos" w:cs="Times New Roman"/>
-                <w:color w:val="000000"/>
-                <w:kern w:val="0"/>
-                <w:sz w:val="20"/>
-                <w:szCs w:val="20"/>
-                <w:lang w:eastAsia="pt-BR"/>
-                <ns2:ligatures ns2:val="none"/>
-              </w:rPr>
-            </w:pPr>
-            <w:r>
-              <w:rPr>
-                <w:rFonts w:ascii="Aptos" w:eastAsia="Times New Roman" w:hAnsi="Aptos" w:cs="Times New Roman"/>
+                <w:rFonts w:ascii="Liberation Sans" w:eastAsia="Liberation Serif" w:hAnsi="Liberation Sans" w:cs="Liberation Serif"/>
+                <w:color w:val="000000"/>
+                <w:kern w:val="0"/>
+                <w:sz w:val="20"/>
+                <w:szCs w:val="20"/>
+                <w:lang w:eastAsia="pt-BR"/>
+                <ns2:ligatures ns2:val="none"/>
+              </w:rPr>
+            </w:pPr>
+            <w:r>
+              <w:rPr>
+                <w:rFonts w:ascii="Liberation Sans" w:eastAsia="Liberation Serif" w:hAnsi="Liberation Sans" w:cs="Liberation Serif"/>
                 <w:color w:val="000000"/>
                 <w:kern w:val="0"/>
                 <w:sz w:val="20"/>
@@ -7259,18 +7259,18 @@
               <w:spacing w:after="0" w:line="240" w:lineRule="auto"/>
               <w:jc w:val="center"/>
               <w:rPr>
-                <w:rFonts w:ascii="Aptos" w:eastAsia="Times New Roman" w:hAnsi="Aptos" w:cs="Times New Roman"/>
-                <w:color w:val="000000"/>
-                <w:kern w:val="0"/>
-                <w:sz w:val="20"/>
-                <w:szCs w:val="20"/>
-                <w:lang w:eastAsia="pt-BR"/>
-                <ns2:ligatures ns2:val="none"/>
-              </w:rPr>
-            </w:pPr>
-            <w:r>
-              <w:rPr>
-                <w:rFonts w:ascii="Aptos" w:eastAsia="Times New Roman" w:hAnsi="Aptos" w:cs="Times New Roman"/>
+                <w:rFonts w:ascii="Liberation Sans" w:eastAsia="Liberation Serif" w:hAnsi="Liberation Sans" w:cs="Liberation Serif"/>
+                <w:color w:val="000000"/>
+                <w:kern w:val="0"/>
+                <w:sz w:val="20"/>
+                <w:szCs w:val="20"/>
+                <w:lang w:eastAsia="pt-BR"/>
+                <ns2:ligatures ns2:val="none"/>
+              </w:rPr>
+            </w:pPr>
+            <w:r>
+              <w:rPr>
+                <w:rFonts w:ascii="Liberation Sans" w:eastAsia="Liberation Serif" w:hAnsi="Liberation Sans" w:cs="Liberation Serif"/>
                 <w:color w:val="000000"/>
                 <w:kern w:val="0"/>
                 <w:sz w:val="20"/>
@@ -7295,18 +7295,18 @@
               <w:spacing w:after="0" w:line="240" w:lineRule="auto"/>
               <w:jc w:val="center"/>
               <w:rPr>
-                <w:rFonts w:ascii="Aptos" w:eastAsia="Times New Roman" w:hAnsi="Aptos" w:cs="Times New Roman"/>
-                <w:color w:val="000000"/>
-                <w:kern w:val="0"/>
-                <w:sz w:val="20"/>
-                <w:szCs w:val="20"/>
-                <w:lang w:eastAsia="pt-BR"/>
-                <ns2:ligatures ns2:val="none"/>
-              </w:rPr>
-            </w:pPr>
-            <w:r>
-              <w:rPr>
-                <w:rFonts w:ascii="Aptos" w:eastAsia="Times New Roman" w:hAnsi="Aptos" w:cs="Times New Roman"/>
+                <w:rFonts w:ascii="Liberation Sans" w:eastAsia="Liberation Serif" w:hAnsi="Liberation Sans" w:cs="Liberation Serif"/>
+                <w:color w:val="000000"/>
+                <w:kern w:val="0"/>
+                <w:sz w:val="20"/>
+                <w:szCs w:val="20"/>
+                <w:lang w:eastAsia="pt-BR"/>
+                <ns2:ligatures ns2:val="none"/>
+              </w:rPr>
+            </w:pPr>
+            <w:r>
+              <w:rPr>
+                <w:rFonts w:ascii="Liberation Sans" w:eastAsia="Liberation Serif" w:hAnsi="Liberation Sans" w:cs="Liberation Serif"/>
                 <w:color w:val="000000"/>
                 <w:kern w:val="0"/>
                 <w:sz w:val="20"/>
@@ -7331,18 +7331,18 @@
               <w:spacing w:after="0" w:line="240" w:lineRule="auto"/>
               <w:jc w:val="center"/>
               <w:rPr>
-                <w:rFonts w:ascii="Aptos" w:eastAsia="Times New Roman" w:hAnsi="Aptos" w:cs="Times New Roman"/>
-                <w:color w:val="000000"/>
-                <w:kern w:val="0"/>
-                <w:sz w:val="20"/>
-                <w:szCs w:val="20"/>
-                <w:lang w:eastAsia="pt-BR"/>
-                <ns2:ligatures ns2:val="none"/>
-              </w:rPr>
-            </w:pPr>
-            <w:r>
-              <w:rPr>
-                <w:rFonts w:ascii="Aptos" w:eastAsia="Times New Roman" w:hAnsi="Aptos" w:cs="Times New Roman"/>
+                <w:rFonts w:ascii="Liberation Sans" w:eastAsia="Liberation Serif" w:hAnsi="Liberation Sans" w:cs="Liberation Serif"/>
+                <w:color w:val="000000"/>
+                <w:kern w:val="0"/>
+                <w:sz w:val="20"/>
+                <w:szCs w:val="20"/>
+                <w:lang w:eastAsia="pt-BR"/>
+                <ns2:ligatures ns2:val="none"/>
+              </w:rPr>
+            </w:pPr>
+            <w:r>
+              <w:rPr>
+                <w:rFonts w:ascii="Liberation Sans" w:eastAsia="Liberation Serif" w:hAnsi="Liberation Sans" w:cs="Liberation Serif"/>
                 <w:color w:val="000000"/>
                 <w:kern w:val="0"/>
                 <w:sz w:val="20"/>
@@ -7366,18 +7366,18 @@
               <w:spacing w:after="0" w:line="240" w:lineRule="auto"/>
               <w:jc w:val="center"/>
               <w:rPr>
-                <w:rFonts w:ascii="Aptos" w:eastAsia="Times New Roman" w:hAnsi="Aptos" w:cs="Times New Roman"/>
-                <w:color w:val="000000"/>
-                <w:kern w:val="0"/>
-                <w:sz w:val="20"/>
-                <w:szCs w:val="20"/>
-                <w:lang w:eastAsia="pt-BR"/>
-                <ns2:ligatures ns2:val="none"/>
-              </w:rPr>
-            </w:pPr>
-            <w:r>
-              <w:rPr>
-                <w:rFonts w:ascii="Aptos" w:eastAsia="Times New Roman" w:hAnsi="Aptos" w:cs="Times New Roman"/>
+                <w:rFonts w:ascii="Liberation Sans" w:eastAsia="Liberation Serif" w:hAnsi="Liberation Sans" w:cs="Liberation Serif"/>
+                <w:color w:val="000000"/>
+                <w:kern w:val="0"/>
+                <w:sz w:val="20"/>
+                <w:szCs w:val="20"/>
+                <w:lang w:eastAsia="pt-BR"/>
+                <ns2:ligatures ns2:val="none"/>
+              </w:rPr>
+            </w:pPr>
+            <w:r>
+              <w:rPr>
+                <w:rFonts w:ascii="Liberation Sans" w:eastAsia="Liberation Serif" w:hAnsi="Liberation Sans" w:cs="Liberation Serif"/>
                 <w:color w:val="000000"/>
                 <w:kern w:val="0"/>
                 <w:sz w:val="20"/>
@@ -7401,18 +7401,18 @@
               <w:spacing w:after="0" w:line="240" w:lineRule="auto"/>
               <w:jc w:val="center"/>
               <w:rPr>
-                <w:rFonts w:ascii="Aptos" w:eastAsia="Times New Roman" w:hAnsi="Aptos" w:cs="Times New Roman"/>
-                <w:color w:val="000000"/>
-                <w:kern w:val="0"/>
-                <w:sz w:val="20"/>
-                <w:szCs w:val="20"/>
-                <w:lang w:eastAsia="pt-BR"/>
-                <ns2:ligatures ns2:val="none"/>
-              </w:rPr>
-            </w:pPr>
-            <w:r>
-              <w:rPr>
-                <w:rFonts w:ascii="Aptos" w:eastAsia="Times New Roman" w:hAnsi="Aptos" w:cs="Times New Roman"/>
+                <w:rFonts w:ascii="Liberation Sans" w:eastAsia="Liberation Serif" w:hAnsi="Liberation Sans" w:cs="Liberation Serif"/>
+                <w:color w:val="000000"/>
+                <w:kern w:val="0"/>
+                <w:sz w:val="20"/>
+                <w:szCs w:val="20"/>
+                <w:lang w:eastAsia="pt-BR"/>
+                <ns2:ligatures ns2:val="none"/>
+              </w:rPr>
+            </w:pPr>
+            <w:r>
+              <w:rPr>
+                <w:rFonts w:ascii="Liberation Sans" w:eastAsia="Liberation Serif" w:hAnsi="Liberation Sans" w:cs="Liberation Serif"/>
                 <w:color w:val="000000"/>
                 <w:kern w:val="0"/>
                 <w:sz w:val="20"/>
@@ -7436,18 +7436,18 @@
               <w:spacing w:after="0" w:line="240" w:lineRule="auto"/>
               <w:jc w:val="center"/>
               <w:rPr>
-                <w:rFonts w:ascii="Aptos" w:eastAsia="Times New Roman" w:hAnsi="Aptos" w:cs="Times New Roman"/>
-                <w:color w:val="000000"/>
-                <w:kern w:val="0"/>
-                <w:sz w:val="20"/>
-                <w:szCs w:val="20"/>
-                <w:lang w:eastAsia="pt-BR"/>
-                <ns2:ligatures ns2:val="none"/>
-              </w:rPr>
-            </w:pPr>
-            <w:r>
-              <w:rPr>
-                <w:rFonts w:ascii="Aptos" w:eastAsia="Times New Roman" w:hAnsi="Aptos" w:cs="Times New Roman"/>
+                <w:rFonts w:ascii="Liberation Sans" w:eastAsia="Liberation Serif" w:hAnsi="Liberation Sans" w:cs="Liberation Serif"/>
+                <w:color w:val="000000"/>
+                <w:kern w:val="0"/>
+                <w:sz w:val="20"/>
+                <w:szCs w:val="20"/>
+                <w:lang w:eastAsia="pt-BR"/>
+                <ns2:ligatures ns2:val="none"/>
+              </w:rPr>
+            </w:pPr>
+            <w:r>
+              <w:rPr>
+                <w:rFonts w:ascii="Liberation Sans" w:eastAsia="Liberation Serif" w:hAnsi="Liberation Sans" w:cs="Liberation Serif"/>
                 <w:color w:val="000000"/>
                 <w:kern w:val="0"/>
                 <w:sz w:val="20"/>
@@ -7478,18 +7478,18 @@
               <w:spacing w:after="0" w:line="240" w:lineRule="auto"/>
               <w:jc w:val="center"/>
               <w:rPr>
-                <w:rFonts w:ascii="Aptos" w:eastAsia="Times New Roman" w:hAnsi="Aptos" w:cs="Times New Roman"/>
-                <w:color w:val="FF0000"/>
-                <w:kern w:val="0"/>
-                <w:sz w:val="20"/>
-                <w:szCs w:val="20"/>
-                <w:lang w:eastAsia="pt-BR"/>
-                <ns2:ligatures ns2:val="none"/>
-              </w:rPr>
-            </w:pPr>
-            <w:r>
-              <w:rPr>
-                <w:rFonts w:ascii="Aptos" w:eastAsia="Times New Roman" w:hAnsi="Aptos" w:cs="Times New Roman"/>
+                <w:rFonts w:ascii="Liberation Sans" w:eastAsia="Liberation Serif" w:hAnsi="Liberation Sans" w:cs="Liberation Serif"/>
+                <w:color w:val="FF0000"/>
+                <w:kern w:val="0"/>
+                <w:sz w:val="20"/>
+                <w:szCs w:val="20"/>
+                <w:lang w:eastAsia="pt-BR"/>
+                <ns2:ligatures ns2:val="none"/>
+              </w:rPr>
+            </w:pPr>
+            <w:r>
+              <w:rPr>
+                <w:rFonts w:ascii="Liberation Sans" w:eastAsia="Liberation Serif" w:hAnsi="Liberation Sans" w:cs="Liberation Serif"/>
                 <w:color w:val="FF0000"/>
                 <w:kern w:val="0"/>
                 <w:sz w:val="20"/>
@@ -7520,18 +7520,18 @@
               <w:spacing w:after="0" w:line="240" w:lineRule="auto"/>
               <w:jc w:val="center"/>
               <w:rPr>
-                <w:rFonts w:ascii="Aptos" w:eastAsia="Times New Roman" w:hAnsi="Aptos" w:cs="Times New Roman"/>
-                <w:color w:val="FF0000"/>
-                <w:kern w:val="0"/>
-                <w:sz w:val="20"/>
-                <w:szCs w:val="20"/>
-                <w:lang w:eastAsia="pt-BR"/>
-                <ns2:ligatures ns2:val="none"/>
-              </w:rPr>
-            </w:pPr>
-            <w:r>
-              <w:rPr>
-                <w:rFonts w:ascii="Aptos" w:eastAsia="Times New Roman" w:hAnsi="Aptos" w:cs="Times New Roman"/>
+                <w:rFonts w:ascii="Liberation Sans" w:eastAsia="Liberation Serif" w:hAnsi="Liberation Sans" w:cs="Liberation Serif"/>
+                <w:color w:val="FF0000"/>
+                <w:kern w:val="0"/>
+                <w:sz w:val="20"/>
+                <w:szCs w:val="20"/>
+                <w:lang w:eastAsia="pt-BR"/>
+                <ns2:ligatures ns2:val="none"/>
+              </w:rPr>
+            </w:pPr>
+            <w:r>
+              <w:rPr>
+                <w:rFonts w:ascii="Liberation Sans" w:eastAsia="Liberation Serif" w:hAnsi="Liberation Sans" w:cs="Liberation Serif"/>
                 <w:color w:val="FF0000"/>
                 <w:kern w:val="0"/>
                 <w:sz w:val="20"/>
@@ -7556,18 +7556,18 @@
               <w:spacing w:after="0" w:line="240" w:lineRule="auto"/>
               <w:jc w:val="center"/>
               <w:rPr>
-                <w:rFonts w:ascii="Aptos" w:eastAsia="Times New Roman" w:hAnsi="Aptos" w:cs="Times New Roman"/>
-                <w:color w:val="FF0000"/>
-                <w:kern w:val="0"/>
-                <w:sz w:val="20"/>
-                <w:szCs w:val="20"/>
-                <w:lang w:eastAsia="pt-BR"/>
-                <ns2:ligatures ns2:val="none"/>
-              </w:rPr>
-            </w:pPr>
-            <w:r>
-              <w:rPr>
-                <w:rFonts w:ascii="Aptos" w:eastAsia="Times New Roman" w:hAnsi="Aptos" w:cs="Times New Roman"/>
+                <w:rFonts w:ascii="Liberation Sans" w:eastAsia="Liberation Serif" w:hAnsi="Liberation Sans" w:cs="Liberation Serif"/>
+                <w:color w:val="FF0000"/>
+                <w:kern w:val="0"/>
+                <w:sz w:val="20"/>
+                <w:szCs w:val="20"/>
+                <w:lang w:eastAsia="pt-BR"/>
+                <ns2:ligatures ns2:val="none"/>
+              </w:rPr>
+            </w:pPr>
+            <w:r>
+              <w:rPr>
+                <w:rFonts w:ascii="Liberation Sans" w:eastAsia="Liberation Serif" w:hAnsi="Liberation Sans" w:cs="Liberation Serif"/>
                 <w:color w:val="FF0000"/>
                 <w:kern w:val="0"/>
                 <w:sz w:val="20"/>
@@ -7593,18 +7593,18 @@
               <w:spacing w:after="0" w:line="240" w:lineRule="auto"/>
               <w:jc w:val="center"/>
               <w:rPr>
-                <w:rFonts w:ascii="Aptos" w:eastAsia="Times New Roman" w:hAnsi="Aptos" w:cs="Times New Roman"/>
-                <w:color w:val="FF0000"/>
-                <w:kern w:val="0"/>
-                <w:sz w:val="20"/>
-                <w:szCs w:val="20"/>
-                <w:lang w:eastAsia="pt-BR"/>
-                <ns2:ligatures ns2:val="none"/>
-              </w:rPr>
-            </w:pPr>
-            <w:r>
-              <w:rPr>
-                <w:rFonts w:ascii="Aptos" w:eastAsia="Times New Roman" w:hAnsi="Aptos" w:cs="Times New Roman"/>
+                <w:rFonts w:ascii="Liberation Sans" w:eastAsia="Liberation Serif" w:hAnsi="Liberation Sans" w:cs="Liberation Serif"/>
+                <w:color w:val="FF0000"/>
+                <w:kern w:val="0"/>
+                <w:sz w:val="20"/>
+                <w:szCs w:val="20"/>
+                <w:lang w:eastAsia="pt-BR"/>
+                <ns2:ligatures ns2:val="none"/>
+              </w:rPr>
+            </w:pPr>
+            <w:r>
+              <w:rPr>
+                <w:rFonts w:ascii="Liberation Sans" w:eastAsia="Liberation Serif" w:hAnsi="Liberation Sans" w:cs="Liberation Serif"/>
                 <w:color w:val="FF0000"/>
                 <w:kern w:val="0"/>
                 <w:sz w:val="20"/>
@@ -7630,18 +7630,18 @@
               <w:spacing w:after="0" w:line="240" w:lineRule="auto"/>
               <w:jc w:val="center"/>
               <w:rPr>
-                <w:rFonts w:ascii="Aptos" w:eastAsia="Times New Roman" w:hAnsi="Aptos" w:cs="Times New Roman"/>
-                <w:color w:val="FF0000"/>
-                <w:kern w:val="0"/>
-                <w:sz w:val="20"/>
-                <w:szCs w:val="20"/>
-                <w:lang w:eastAsia="pt-BR"/>
-                <ns2:ligatures ns2:val="none"/>
-              </w:rPr>
-            </w:pPr>
-            <w:r>
-              <w:rPr>
-                <w:rFonts w:ascii="Aptos" w:eastAsia="Times New Roman" w:hAnsi="Aptos" w:cs="Times New Roman"/>
+                <w:rFonts w:ascii="Liberation Sans" w:eastAsia="Liberation Serif" w:hAnsi="Liberation Sans" w:cs="Liberation Serif"/>
+                <w:color w:val="FF0000"/>
+                <w:kern w:val="0"/>
+                <w:sz w:val="20"/>
+                <w:szCs w:val="20"/>
+                <w:lang w:eastAsia="pt-BR"/>
+                <ns2:ligatures ns2:val="none"/>
+              </w:rPr>
+            </w:pPr>
+            <w:r>
+              <w:rPr>
+                <w:rFonts w:ascii="Liberation Sans" w:eastAsia="Liberation Serif" w:hAnsi="Liberation Sans" w:cs="Liberation Serif"/>
                 <w:color w:val="FF0000"/>
                 <w:kern w:val="0"/>
                 <w:sz w:val="20"/>
@@ -7667,18 +7667,18 @@
               <w:spacing w:after="0" w:line="240" w:lineRule="auto"/>
               <w:jc w:val="center"/>
               <w:rPr>
-                <w:rFonts w:ascii="Aptos" w:eastAsia="Times New Roman" w:hAnsi="Aptos" w:cs="Times New Roman"/>
-                <w:color w:val="FF0000"/>
-                <w:kern w:val="0"/>
-                <w:sz w:val="20"/>
-                <w:szCs w:val="20"/>
-                <w:lang w:eastAsia="pt-BR"/>
-                <ns2:ligatures ns2:val="none"/>
-              </w:rPr>
-            </w:pPr>
-            <w:r>
-              <w:rPr>
-                <w:rFonts w:ascii="Aptos" w:eastAsia="Times New Roman" w:hAnsi="Aptos" w:cs="Times New Roman"/>
+                <w:rFonts w:ascii="Liberation Sans" w:eastAsia="Liberation Serif" w:hAnsi="Liberation Sans" w:cs="Liberation Serif"/>
+                <w:color w:val="FF0000"/>
+                <w:kern w:val="0"/>
+                <w:sz w:val="20"/>
+                <w:szCs w:val="20"/>
+                <w:lang w:eastAsia="pt-BR"/>
+                <ns2:ligatures ns2:val="none"/>
+              </w:rPr>
+            </w:pPr>
+            <w:r>
+              <w:rPr>
+                <w:rFonts w:ascii="Liberation Sans" w:eastAsia="Liberation Serif" w:hAnsi="Liberation Sans" w:cs="Liberation Serif"/>
                 <w:color w:val="FF0000"/>
                 <w:kern w:val="0"/>
                 <w:sz w:val="20"/>
@@ -7703,18 +7703,18 @@
               <w:spacing w:after="0" w:line="240" w:lineRule="auto"/>
               <w:jc w:val="center"/>
               <w:rPr>
-                <w:rFonts w:ascii="Aptos" w:eastAsia="Times New Roman" w:hAnsi="Aptos" w:cs="Times New Roman"/>
-                <w:color w:val="FF0000"/>
-                <w:kern w:val="0"/>
-                <w:sz w:val="20"/>
-                <w:szCs w:val="20"/>
-                <w:lang w:eastAsia="pt-BR"/>
-                <ns2:ligatures ns2:val="none"/>
-              </w:rPr>
-            </w:pPr>
-            <w:r>
-              <w:rPr>
-                <w:rFonts w:ascii="Aptos" w:eastAsia="Times New Roman" w:hAnsi="Aptos" w:cs="Times New Roman"/>
+                <w:rFonts w:ascii="Liberation Sans" w:eastAsia="Liberation Serif" w:hAnsi="Liberation Sans" w:cs="Liberation Serif"/>
+                <w:color w:val="FF0000"/>
+                <w:kern w:val="0"/>
+                <w:sz w:val="20"/>
+                <w:szCs w:val="20"/>
+                <w:lang w:eastAsia="pt-BR"/>
+                <ns2:ligatures ns2:val="none"/>
+              </w:rPr>
+            </w:pPr>
+            <w:r>
+              <w:rPr>
+                <w:rFonts w:ascii="Liberation Sans" w:eastAsia="Liberation Serif" w:hAnsi="Liberation Sans" w:cs="Liberation Serif"/>
                 <w:color w:val="FF0000"/>
                 <w:kern w:val="0"/>
                 <w:sz w:val="20"/>
@@ -7740,18 +7740,18 @@
               <w:spacing w:after="0" w:line="240" w:lineRule="auto"/>
               <w:jc w:val="center"/>
               <w:rPr>
-                <w:rFonts w:ascii="Aptos" w:eastAsia="Times New Roman" w:hAnsi="Aptos" w:cs="Times New Roman"/>
-                <w:color w:val="FF0000"/>
-                <w:kern w:val="0"/>
-                <w:sz w:val="20"/>
-                <w:szCs w:val="20"/>
-                <w:lang w:eastAsia="pt-BR"/>
-                <ns2:ligatures ns2:val="none"/>
-              </w:rPr>
-            </w:pPr>
-            <w:r>
-              <w:rPr>
-                <w:rFonts w:ascii="Aptos" w:eastAsia="Times New Roman" w:hAnsi="Aptos" w:cs="Times New Roman"/>
+                <w:rFonts w:ascii="Liberation Sans" w:eastAsia="Liberation Serif" w:hAnsi="Liberation Sans" w:cs="Liberation Serif"/>
+                <w:color w:val="FF0000"/>
+                <w:kern w:val="0"/>
+                <w:sz w:val="20"/>
+                <w:szCs w:val="20"/>
+                <w:lang w:eastAsia="pt-BR"/>
+                <ns2:ligatures ns2:val="none"/>
+              </w:rPr>
+            </w:pPr>
+            <w:r>
+              <w:rPr>
+                <w:rFonts w:ascii="Liberation Sans" w:eastAsia="Liberation Serif" w:hAnsi="Liberation Sans" w:cs="Liberation Serif"/>
                 <w:color w:val="FF0000"/>
                 <w:kern w:val="0"/>
                 <w:sz w:val="20"/>
@@ -7777,18 +7777,18 @@
               <w:spacing w:after="0" w:line="240" w:lineRule="auto"/>
               <w:jc w:val="center"/>
               <w:rPr>
-                <w:rFonts w:ascii="Aptos" w:eastAsia="Times New Roman" w:hAnsi="Aptos" w:cs="Times New Roman"/>
-                <w:color w:val="FF0000"/>
-                <w:kern w:val="0"/>
-                <w:sz w:val="20"/>
-                <w:szCs w:val="20"/>
-                <w:lang w:eastAsia="pt-BR"/>
-                <ns2:ligatures ns2:val="none"/>
-              </w:rPr>
-            </w:pPr>
-            <w:r>
-              <w:rPr>
-                <w:rFonts w:ascii="Aptos" w:eastAsia="Times New Roman" w:hAnsi="Aptos" w:cs="Times New Roman"/>
+                <w:rFonts w:ascii="Liberation Sans" w:eastAsia="Liberation Serif" w:hAnsi="Liberation Sans" w:cs="Liberation Serif"/>
+                <w:color w:val="FF0000"/>
+                <w:kern w:val="0"/>
+                <w:sz w:val="20"/>
+                <w:szCs w:val="20"/>
+                <w:lang w:eastAsia="pt-BR"/>
+                <ns2:ligatures ns2:val="none"/>
+              </w:rPr>
+            </w:pPr>
+            <w:r>
+              <w:rPr>
+                <w:rFonts w:ascii="Liberation Sans" w:eastAsia="Liberation Serif" w:hAnsi="Liberation Sans" w:cs="Liberation Serif"/>
                 <w:color w:val="FF0000"/>
                 <w:kern w:val="0"/>
                 <w:sz w:val="20"/>
@@ -7814,18 +7814,18 @@
               <w:spacing w:after="0" w:line="240" w:lineRule="auto"/>
               <w:jc w:val="center"/>
               <w:rPr>
-                <w:rFonts w:ascii="Aptos" w:eastAsia="Times New Roman" w:hAnsi="Aptos" w:cs="Times New Roman"/>
-                <w:color w:val="FF0000"/>
-                <w:kern w:val="0"/>
-                <w:sz w:val="20"/>
-                <w:szCs w:val="20"/>
-                <w:lang w:eastAsia="pt-BR"/>
-                <ns2:ligatures ns2:val="none"/>
-              </w:rPr>
-            </w:pPr>
-            <w:r>
-              <w:rPr>
-                <w:rFonts w:ascii="Aptos" w:eastAsia="Times New Roman" w:hAnsi="Aptos" w:cs="Times New Roman"/>
+                <w:rFonts w:ascii="Liberation Sans" w:eastAsia="Liberation Serif" w:hAnsi="Liberation Sans" w:cs="Liberation Serif"/>
+                <w:color w:val="FF0000"/>
+                <w:kern w:val="0"/>
+                <w:sz w:val="20"/>
+                <w:szCs w:val="20"/>
+                <w:lang w:eastAsia="pt-BR"/>
+                <ns2:ligatures ns2:val="none"/>
+              </w:rPr>
+            </w:pPr>
+            <w:r>
+              <w:rPr>
+                <w:rFonts w:ascii="Liberation Sans" w:eastAsia="Liberation Serif" w:hAnsi="Liberation Sans" w:cs="Liberation Serif"/>
                 <w:color w:val="FF0000"/>
                 <w:kern w:val="0"/>
                 <w:sz w:val="20"/>
@@ -7850,18 +7850,18 @@
               <w:spacing w:after="0" w:line="240" w:lineRule="auto"/>
               <w:jc w:val="center"/>
               <w:rPr>
-                <w:rFonts w:ascii="Aptos" w:eastAsia="Times New Roman" w:hAnsi="Aptos" w:cs="Times New Roman"/>
-                <w:color w:val="FF0000"/>
-                <w:kern w:val="0"/>
-                <w:sz w:val="20"/>
-                <w:szCs w:val="20"/>
-                <w:lang w:eastAsia="pt-BR"/>
-                <ns2:ligatures ns2:val="none"/>
-              </w:rPr>
-            </w:pPr>
-            <w:r>
-              <w:rPr>
-                <w:rFonts w:ascii="Aptos" w:eastAsia="Times New Roman" w:hAnsi="Aptos" w:cs="Times New Roman"/>
+                <w:rFonts w:ascii="Liberation Sans" w:eastAsia="Liberation Serif" w:hAnsi="Liberation Sans" w:cs="Liberation Serif"/>
+                <w:color w:val="FF0000"/>
+                <w:kern w:val="0"/>
+                <w:sz w:val="20"/>
+                <w:szCs w:val="20"/>
+                <w:lang w:eastAsia="pt-BR"/>
+                <ns2:ligatures ns2:val="none"/>
+              </w:rPr>
+            </w:pPr>
+            <w:r>
+              <w:rPr>
+                <w:rFonts w:ascii="Liberation Sans" w:eastAsia="Liberation Serif" w:hAnsi="Liberation Sans" w:cs="Liberation Serif"/>
                 <w:color w:val="FF0000"/>
                 <w:kern w:val="0"/>
                 <w:sz w:val="20"/>
@@ -7887,18 +7887,18 @@
               <w:spacing w:after="0" w:line="240" w:lineRule="auto"/>
               <w:jc w:val="center"/>
               <w:rPr>
-                <w:rFonts w:ascii="Aptos" w:eastAsia="Times New Roman" w:hAnsi="Aptos" w:cs="Times New Roman"/>
-                <w:color w:val="FF0000"/>
-                <w:kern w:val="0"/>
-                <w:sz w:val="20"/>
-                <w:szCs w:val="20"/>
-                <w:lang w:eastAsia="pt-BR"/>
-                <ns2:ligatures ns2:val="none"/>
-              </w:rPr>
-            </w:pPr>
-            <w:r>
-              <w:rPr>
-                <w:rFonts w:ascii="Aptos" w:eastAsia="Times New Roman" w:hAnsi="Aptos" w:cs="Times New Roman"/>
+                <w:rFonts w:ascii="Liberation Sans" w:eastAsia="Liberation Serif" w:hAnsi="Liberation Sans" w:cs="Liberation Serif"/>
+                <w:color w:val="FF0000"/>
+                <w:kern w:val="0"/>
+                <w:sz w:val="20"/>
+                <w:szCs w:val="20"/>
+                <w:lang w:eastAsia="pt-BR"/>
+                <ns2:ligatures ns2:val="none"/>
+              </w:rPr>
+            </w:pPr>
+            <w:r>
+              <w:rPr>
+                <w:rFonts w:ascii="Liberation Sans" w:eastAsia="Liberation Serif" w:hAnsi="Liberation Sans" w:cs="Liberation Serif"/>
                 <w:color w:val="FF0000"/>
                 <w:kern w:val="0"/>
                 <w:sz w:val="20"/>
@@ -7916,7 +7916,7 @@
       <w:pPr>
         <w:jc w:val="right"/>
         <w:rPr>
-          <w:rFonts w:ascii="Aptos" w:eastAsia="Times New Roman" w:hAnsi="Aptos" w:cs="Times New Roman"/>
+          <w:rFonts w:ascii="Liberation Sans" w:eastAsia="Liberation Serif" w:hAnsi="Liberation Sans" w:cs="Liberation Serif"/>
           <w:color w:val="000000"/>
           <w:kern w:val="0"/>
           <w:sz w:val="20"/>
@@ -7931,7 +7931,7 @@
         <w:pStyle w:val="PargrafodaLista"/>
         <w:jc w:val="center"/>
         <w:rPr>
-          <w:rFonts w:ascii="Aptos" w:eastAsia="Times New Roman" w:hAnsi="Aptos" w:cs="Times New Roman"/>
+          <w:rFonts w:ascii="Liberation Sans" w:eastAsia="Liberation Serif" w:hAnsi="Liberation Sans" w:cs="Liberation Serif"/>
           <w:color w:val="000000"/>
           <w:kern w:val="0"/>
           <w:sz w:val="20"/>
@@ -7942,7 +7942,7 @@
       </w:pPr>
       <w:r>
         <w:rPr>
-          <w:rFonts w:ascii="Aptos" w:eastAsia="Times New Roman" w:hAnsi="Aptos" w:cs="Times New Roman"/>
+          <w:rFonts w:ascii="Liberation Sans" w:eastAsia="Liberation Serif" w:hAnsi="Liberation Sans" w:cs="Liberation Serif"/>
           <w:color w:val="000000"/>
           <w:kern w:val="0"/>
           <w:sz w:val="20"/>
@@ -7993,18 +7993,18 @@
               <w:spacing w:after="0" w:line="240" w:lineRule="auto"/>
               <w:jc w:val="center"/>
               <w:rPr>
-                <w:rFonts w:ascii="Aptos" w:eastAsia="Times New Roman" w:hAnsi="Aptos" w:cs="Times New Roman"/>
-                <w:color w:val="000000"/>
-                <w:kern w:val="0"/>
-                <w:sz w:val="20"/>
-                <w:szCs w:val="20"/>
-                <w:lang w:eastAsia="pt-BR"/>
-                <ns2:ligatures ns2:val="none"/>
-              </w:rPr>
-            </w:pPr>
-            <w:r>
-              <w:rPr>
-                <w:rFonts w:ascii="Aptos" w:eastAsia="Times New Roman" w:hAnsi="Aptos" w:cs="Times New Roman"/>
+                <w:rFonts w:ascii="Liberation Sans" w:eastAsia="Liberation Serif" w:hAnsi="Liberation Sans" w:cs="Liberation Serif"/>
+                <w:color w:val="000000"/>
+                <w:kern w:val="0"/>
+                <w:sz w:val="20"/>
+                <w:szCs w:val="20"/>
+                <w:lang w:eastAsia="pt-BR"/>
+                <ns2:ligatures ns2:val="none"/>
+              </w:rPr>
+            </w:pPr>
+            <w:r>
+              <w:rPr>
+                <w:rFonts w:ascii="Liberation Sans" w:eastAsia="Liberation Serif" w:hAnsi="Liberation Sans" w:cs="Liberation Serif"/>
                 <w:color w:val="000000"/>
                 <w:kern w:val="0"/>
                 <w:sz w:val="20"/>
@@ -8029,18 +8029,18 @@
               <w:spacing w:after="0" w:line="240" w:lineRule="auto"/>
               <w:jc w:val="center"/>
               <w:rPr>
-                <w:rFonts w:ascii="Aptos" w:eastAsia="Times New Roman" w:hAnsi="Aptos" w:cs="Times New Roman"/>
-                <w:color w:val="000000"/>
-                <w:kern w:val="0"/>
-                <w:sz w:val="20"/>
-                <w:szCs w:val="20"/>
-                <w:lang w:eastAsia="pt-BR"/>
-                <ns2:ligatures ns2:val="none"/>
-              </w:rPr>
-            </w:pPr>
-            <w:r>
-              <w:rPr>
-                <w:rFonts w:ascii="Aptos" w:eastAsia="Times New Roman" w:hAnsi="Aptos" w:cs="Times New Roman"/>
+                <w:rFonts w:ascii="Liberation Sans" w:eastAsia="Liberation Serif" w:hAnsi="Liberation Sans" w:cs="Liberation Serif"/>
+                <w:color w:val="000000"/>
+                <w:kern w:val="0"/>
+                <w:sz w:val="20"/>
+                <w:szCs w:val="20"/>
+                <w:lang w:eastAsia="pt-BR"/>
+                <ns2:ligatures ns2:val="none"/>
+              </w:rPr>
+            </w:pPr>
+            <w:r>
+              <w:rPr>
+                <w:rFonts w:ascii="Liberation Sans" w:eastAsia="Liberation Serif" w:hAnsi="Liberation Sans" w:cs="Liberation Serif"/>
                 <w:color w:val="000000"/>
                 <w:kern w:val="0"/>
                 <w:sz w:val="20"/>
@@ -8052,7 +8052,7 @@
             </w:r>
             <w:r>
               <w:rPr>
-                <w:rFonts w:ascii="Aptos" w:eastAsia="Times New Roman" w:hAnsi="Aptos" w:cs="Times New Roman"/>
+                <w:rFonts w:ascii="Liberation Sans" w:eastAsia="Liberation Serif" w:hAnsi="Liberation Sans" w:cs="Liberation Serif"/>
                 <w:color w:val="000000"/>
                 <w:kern w:val="0"/>
                 <w:sz w:val="20"/>
@@ -8065,7 +8065,7 @@
             </w:r>
             <w:r>
               <w:rPr>
-                <w:rFonts w:ascii="Aptos" w:eastAsia="Times New Roman" w:hAnsi="Aptos" w:cs="Times New Roman"/>
+                <w:rFonts w:ascii="Liberation Sans" w:eastAsia="Liberation Serif" w:hAnsi="Liberation Sans" w:cs="Liberation Serif"/>
                 <w:color w:val="000000"/>
                 <w:kern w:val="0"/>
                 <w:sz w:val="20"/>
@@ -8077,7 +8077,7 @@
             </w:r>
             <w:r>
               <w:rPr>
-                <w:rFonts w:ascii="Aptos" w:eastAsia="Times New Roman" w:hAnsi="Aptos" w:cs="Times New Roman"/>
+                <w:rFonts w:ascii="Liberation Sans" w:eastAsia="Liberation Serif" w:hAnsi="Liberation Sans" w:cs="Liberation Serif"/>
                 <w:color w:val="000000"/>
                 <w:kern w:val="0"/>
                 <w:sz w:val="20"/>
@@ -8103,18 +8103,18 @@
               <w:spacing w:after="0" w:line="240" w:lineRule="auto"/>
               <w:jc w:val="center"/>
               <w:rPr>
-                <w:rFonts w:ascii="Aptos" w:eastAsia="Times New Roman" w:hAnsi="Aptos" w:cs="Times New Roman"/>
-                <w:color w:val="000000"/>
-                <w:kern w:val="0"/>
-                <w:sz w:val="20"/>
-                <w:szCs w:val="20"/>
-                <w:lang w:eastAsia="pt-BR"/>
-                <ns2:ligatures ns2:val="none"/>
-              </w:rPr>
-            </w:pPr>
-            <w:r>
-              <w:rPr>
-                <w:rFonts w:ascii="Aptos" w:eastAsia="Times New Roman" w:hAnsi="Aptos" w:cs="Times New Roman"/>
+                <w:rFonts w:ascii="Liberation Sans" w:eastAsia="Liberation Serif" w:hAnsi="Liberation Sans" w:cs="Liberation Serif"/>
+                <w:color w:val="000000"/>
+                <w:kern w:val="0"/>
+                <w:sz w:val="20"/>
+                <w:szCs w:val="20"/>
+                <w:lang w:eastAsia="pt-BR"/>
+                <ns2:ligatures ns2:val="none"/>
+              </w:rPr>
+            </w:pPr>
+            <w:r>
+              <w:rPr>
+                <w:rFonts w:ascii="Liberation Sans" w:eastAsia="Liberation Serif" w:hAnsi="Liberation Sans" w:cs="Liberation Serif"/>
                 <w:color w:val="000000"/>
                 <w:kern w:val="0"/>
                 <w:sz w:val="20"/>
@@ -8126,7 +8126,7 @@
             </w:r>
             <w:r>
               <w:rPr>
-                <w:rFonts w:ascii="Aptos" w:eastAsia="Times New Roman" w:hAnsi="Aptos" w:cs="Times New Roman"/>
+                <w:rFonts w:ascii="Liberation Sans" w:eastAsia="Liberation Serif" w:hAnsi="Liberation Sans" w:cs="Liberation Serif"/>
                 <w:color w:val="000000"/>
                 <w:kern w:val="0"/>
                 <w:sz w:val="20"/>
@@ -8139,7 +8139,7 @@
             </w:r>
             <w:r>
               <w:rPr>
-                <w:rFonts w:ascii="Aptos" w:eastAsia="Times New Roman" w:hAnsi="Aptos" w:cs="Times New Roman"/>
+                <w:rFonts w:ascii="Liberation Sans" w:eastAsia="Liberation Serif" w:hAnsi="Liberation Sans" w:cs="Liberation Serif"/>
                 <w:color w:val="000000"/>
                 <w:kern w:val="0"/>
                 <w:sz w:val="20"/>
@@ -8164,18 +8164,18 @@
               <w:spacing w:after="0" w:line="240" w:lineRule="auto"/>
               <w:jc w:val="center"/>
               <w:rPr>
-                <w:rFonts w:ascii="Aptos" w:eastAsia="Times New Roman" w:hAnsi="Aptos" w:cs="Times New Roman"/>
-                <w:color w:val="000000"/>
-                <w:kern w:val="0"/>
-                <w:sz w:val="20"/>
-                <w:szCs w:val="20"/>
-                <w:lang w:eastAsia="pt-BR"/>
-                <ns2:ligatures ns2:val="none"/>
-              </w:rPr>
-            </w:pPr>
-            <w:r>
-              <w:rPr>
-                <w:rFonts w:ascii="Aptos" w:eastAsia="Times New Roman" w:hAnsi="Aptos" w:cs="Times New Roman"/>
+                <w:rFonts w:ascii="Liberation Sans" w:eastAsia="Liberation Serif" w:hAnsi="Liberation Sans" w:cs="Liberation Serif"/>
+                <w:color w:val="000000"/>
+                <w:kern w:val="0"/>
+                <w:sz w:val="20"/>
+                <w:szCs w:val="20"/>
+                <w:lang w:eastAsia="pt-BR"/>
+                <ns2:ligatures ns2:val="none"/>
+              </w:rPr>
+            </w:pPr>
+            <w:r>
+              <w:rPr>
+                <w:rFonts w:ascii="Liberation Sans" w:eastAsia="Liberation Serif" w:hAnsi="Liberation Sans" w:cs="Liberation Serif"/>
                 <w:color w:val="000000"/>
                 <w:kern w:val="0"/>
                 <w:sz w:val="20"/>
@@ -8200,18 +8200,18 @@
               <w:spacing w:after="0" w:line="240" w:lineRule="auto"/>
               <w:jc w:val="center"/>
               <w:rPr>
-                <w:rFonts w:ascii="Aptos" w:eastAsia="Times New Roman" w:hAnsi="Aptos" w:cs="Times New Roman"/>
-                <w:color w:val="000000"/>
-                <w:kern w:val="0"/>
-                <w:sz w:val="20"/>
-                <w:szCs w:val="20"/>
-                <w:lang w:eastAsia="pt-BR"/>
-                <ns2:ligatures ns2:val="none"/>
-              </w:rPr>
-            </w:pPr>
-            <w:r>
-              <w:rPr>
-                <w:rFonts w:ascii="Aptos" w:eastAsia="Times New Roman" w:hAnsi="Aptos" w:cs="Times New Roman"/>
+                <w:rFonts w:ascii="Liberation Sans" w:eastAsia="Liberation Serif" w:hAnsi="Liberation Sans" w:cs="Liberation Serif"/>
+                <w:color w:val="000000"/>
+                <w:kern w:val="0"/>
+                <w:sz w:val="20"/>
+                <w:szCs w:val="20"/>
+                <w:lang w:eastAsia="pt-BR"/>
+                <ns2:ligatures ns2:val="none"/>
+              </w:rPr>
+            </w:pPr>
+            <w:r>
+              <w:rPr>
+                <w:rFonts w:ascii="Liberation Sans" w:eastAsia="Liberation Serif" w:hAnsi="Liberation Sans" w:cs="Liberation Serif"/>
                 <w:color w:val="000000"/>
                 <w:kern w:val="0"/>
                 <w:sz w:val="20"/>
@@ -8236,18 +8236,18 @@
               <w:spacing w:after="0" w:line="240" w:lineRule="auto"/>
               <w:jc w:val="center"/>
               <w:rPr>
-                <w:rFonts w:ascii="Aptos" w:eastAsia="Times New Roman" w:hAnsi="Aptos" w:cs="Times New Roman"/>
-                <w:color w:val="000000"/>
-                <w:kern w:val="0"/>
-                <w:sz w:val="20"/>
-                <w:szCs w:val="20"/>
-                <w:lang w:eastAsia="pt-BR"/>
-                <ns2:ligatures ns2:val="none"/>
-              </w:rPr>
-            </w:pPr>
-            <w:r>
-              <w:rPr>
-                <w:rFonts w:ascii="Aptos" w:eastAsia="Times New Roman" w:hAnsi="Aptos" w:cs="Times New Roman"/>
+                <w:rFonts w:ascii="Liberation Sans" w:eastAsia="Liberation Serif" w:hAnsi="Liberation Sans" w:cs="Liberation Serif"/>
+                <w:color w:val="000000"/>
+                <w:kern w:val="0"/>
+                <w:sz w:val="20"/>
+                <w:szCs w:val="20"/>
+                <w:lang w:eastAsia="pt-BR"/>
+                <ns2:ligatures ns2:val="none"/>
+              </w:rPr>
+            </w:pPr>
+            <w:r>
+              <w:rPr>
+                <w:rFonts w:ascii="Liberation Sans" w:eastAsia="Liberation Serif" w:hAnsi="Liberation Sans" w:cs="Liberation Serif"/>
                 <w:color w:val="000000"/>
                 <w:kern w:val="0"/>
                 <w:sz w:val="20"/>
@@ -8272,18 +8272,18 @@
               <w:spacing w:after="0" w:line="240" w:lineRule="auto"/>
               <w:jc w:val="center"/>
               <w:rPr>
-                <w:rFonts w:ascii="Aptos" w:eastAsia="Times New Roman" w:hAnsi="Aptos" w:cs="Times New Roman"/>
-                <w:color w:val="000000"/>
-                <w:kern w:val="0"/>
-                <w:sz w:val="20"/>
-                <w:szCs w:val="20"/>
-                <w:lang w:eastAsia="pt-BR"/>
-                <ns2:ligatures ns2:val="none"/>
-              </w:rPr>
-            </w:pPr>
-            <w:r>
-              <w:rPr>
-                <w:rFonts w:ascii="Aptos" w:eastAsia="Times New Roman" w:hAnsi="Aptos" w:cs="Times New Roman"/>
+                <w:rFonts w:ascii="Liberation Sans" w:eastAsia="Liberation Serif" w:hAnsi="Liberation Sans" w:cs="Liberation Serif"/>
+                <w:color w:val="000000"/>
+                <w:kern w:val="0"/>
+                <w:sz w:val="20"/>
+                <w:szCs w:val="20"/>
+                <w:lang w:eastAsia="pt-BR"/>
+                <ns2:ligatures ns2:val="none"/>
+              </w:rPr>
+            </w:pPr>
+            <w:r>
+              <w:rPr>
+                <w:rFonts w:ascii="Liberation Sans" w:eastAsia="Liberation Serif" w:hAnsi="Liberation Sans" w:cs="Liberation Serif"/>
                 <w:color w:val="000000"/>
                 <w:kern w:val="0"/>
                 <w:sz w:val="20"/>
@@ -8308,18 +8308,18 @@
               <w:spacing w:after="0" w:line="240" w:lineRule="auto"/>
               <w:jc w:val="center"/>
               <w:rPr>
-                <w:rFonts w:ascii="Aptos" w:eastAsia="Times New Roman" w:hAnsi="Aptos" w:cs="Times New Roman"/>
-                <w:color w:val="000000"/>
-                <w:kern w:val="0"/>
-                <w:sz w:val="20"/>
-                <w:szCs w:val="20"/>
-                <w:lang w:eastAsia="pt-BR"/>
-                <ns2:ligatures ns2:val="none"/>
-              </w:rPr>
-            </w:pPr>
-            <w:r>
-              <w:rPr>
-                <w:rFonts w:ascii="Aptos" w:eastAsia="Times New Roman" w:hAnsi="Aptos" w:cs="Times New Roman"/>
+                <w:rFonts w:ascii="Liberation Sans" w:eastAsia="Liberation Serif" w:hAnsi="Liberation Sans" w:cs="Liberation Serif"/>
+                <w:color w:val="000000"/>
+                <w:kern w:val="0"/>
+                <w:sz w:val="20"/>
+                <w:szCs w:val="20"/>
+                <w:lang w:eastAsia="pt-BR"/>
+                <ns2:ligatures ns2:val="none"/>
+              </w:rPr>
+            </w:pPr>
+            <w:r>
+              <w:rPr>
+                <w:rFonts w:ascii="Liberation Sans" w:eastAsia="Liberation Serif" w:hAnsi="Liberation Sans" w:cs="Liberation Serif"/>
                 <w:color w:val="000000"/>
                 <w:kern w:val="0"/>
                 <w:sz w:val="20"/>
@@ -8343,18 +8343,18 @@
               <w:spacing w:after="0" w:line="240" w:lineRule="auto"/>
               <w:jc w:val="center"/>
               <w:rPr>
-                <w:rFonts w:ascii="Aptos" w:eastAsia="Times New Roman" w:hAnsi="Aptos" w:cs="Times New Roman"/>
-                <w:color w:val="000000"/>
-                <w:kern w:val="0"/>
-                <w:sz w:val="20"/>
-                <w:szCs w:val="20"/>
-                <w:lang w:eastAsia="pt-BR"/>
-                <ns2:ligatures ns2:val="none"/>
-              </w:rPr>
-            </w:pPr>
-            <w:r>
-              <w:rPr>
-                <w:rFonts w:ascii="Aptos" w:eastAsia="Times New Roman" w:hAnsi="Aptos" w:cs="Times New Roman"/>
+                <w:rFonts w:ascii="Liberation Sans" w:eastAsia="Liberation Serif" w:hAnsi="Liberation Sans" w:cs="Liberation Serif"/>
+                <w:color w:val="000000"/>
+                <w:kern w:val="0"/>
+                <w:sz w:val="20"/>
+                <w:szCs w:val="20"/>
+                <w:lang w:eastAsia="pt-BR"/>
+                <ns2:ligatures ns2:val="none"/>
+              </w:rPr>
+            </w:pPr>
+            <w:r>
+              <w:rPr>
+                <w:rFonts w:ascii="Liberation Sans" w:eastAsia="Liberation Serif" w:hAnsi="Liberation Sans" w:cs="Liberation Serif"/>
                 <w:color w:val="000000"/>
                 <w:kern w:val="0"/>
                 <w:sz w:val="20"/>
@@ -8378,18 +8378,18 @@
               <w:spacing w:after="0" w:line="240" w:lineRule="auto"/>
               <w:jc w:val="center"/>
               <w:rPr>
-                <w:rFonts w:ascii="Aptos" w:eastAsia="Times New Roman" w:hAnsi="Aptos" w:cs="Times New Roman"/>
-                <w:color w:val="000000"/>
-                <w:kern w:val="0"/>
-                <w:sz w:val="20"/>
-                <w:szCs w:val="20"/>
-                <w:lang w:eastAsia="pt-BR"/>
-                <ns2:ligatures ns2:val="none"/>
-              </w:rPr>
-            </w:pPr>
-            <w:r>
-              <w:rPr>
-                <w:rFonts w:ascii="Aptos" w:eastAsia="Times New Roman" w:hAnsi="Aptos" w:cs="Times New Roman"/>
+                <w:rFonts w:ascii="Liberation Sans" w:eastAsia="Liberation Serif" w:hAnsi="Liberation Sans" w:cs="Liberation Serif"/>
+                <w:color w:val="000000"/>
+                <w:kern w:val="0"/>
+                <w:sz w:val="20"/>
+                <w:szCs w:val="20"/>
+                <w:lang w:eastAsia="pt-BR"/>
+                <ns2:ligatures ns2:val="none"/>
+              </w:rPr>
+            </w:pPr>
+            <w:r>
+              <w:rPr>
+                <w:rFonts w:ascii="Liberation Sans" w:eastAsia="Liberation Serif" w:hAnsi="Liberation Sans" w:cs="Liberation Serif"/>
                 <w:color w:val="000000"/>
                 <w:kern w:val="0"/>
                 <w:sz w:val="20"/>
@@ -8413,18 +8413,18 @@
               <w:spacing w:after="0" w:line="240" w:lineRule="auto"/>
               <w:jc w:val="center"/>
               <w:rPr>
-                <w:rFonts w:ascii="Aptos" w:eastAsia="Times New Roman" w:hAnsi="Aptos" w:cs="Times New Roman"/>
-                <w:color w:val="000000"/>
-                <w:kern w:val="0"/>
-                <w:sz w:val="20"/>
-                <w:szCs w:val="20"/>
-                <w:lang w:eastAsia="pt-BR"/>
-                <ns2:ligatures ns2:val="none"/>
-              </w:rPr>
-            </w:pPr>
-            <w:r>
-              <w:rPr>
-                <w:rFonts w:ascii="Aptos" w:eastAsia="Times New Roman" w:hAnsi="Aptos" w:cs="Times New Roman"/>
+                <w:rFonts w:ascii="Liberation Sans" w:eastAsia="Liberation Serif" w:hAnsi="Liberation Sans" w:cs="Liberation Serif"/>
+                <w:color w:val="000000"/>
+                <w:kern w:val="0"/>
+                <w:sz w:val="20"/>
+                <w:szCs w:val="20"/>
+                <w:lang w:eastAsia="pt-BR"/>
+                <ns2:ligatures ns2:val="none"/>
+              </w:rPr>
+            </w:pPr>
+            <w:r>
+              <w:rPr>
+                <w:rFonts w:ascii="Liberation Sans" w:eastAsia="Liberation Serif" w:hAnsi="Liberation Sans" w:cs="Liberation Serif"/>
                 <w:color w:val="000000"/>
                 <w:kern w:val="0"/>
                 <w:sz w:val="20"/>
@@ -8455,18 +8455,18 @@
               <w:spacing w:after="0" w:line="240" w:lineRule="auto"/>
               <w:jc w:val="center"/>
               <w:rPr>
-                <w:rFonts w:ascii="Aptos" w:eastAsia="Times New Roman" w:hAnsi="Aptos" w:cs="Times New Roman"/>
-                <w:color w:val="FF0000"/>
-                <w:kern w:val="0"/>
-                <w:sz w:val="20"/>
-                <w:szCs w:val="20"/>
-                <w:lang w:eastAsia="pt-BR"/>
-                <ns2:ligatures ns2:val="none"/>
-              </w:rPr>
-            </w:pPr>
-            <w:r>
-              <w:rPr>
-                <w:rFonts w:ascii="Aptos" w:eastAsia="Times New Roman" w:hAnsi="Aptos" w:cs="Times New Roman"/>
+                <w:rFonts w:ascii="Liberation Sans" w:eastAsia="Liberation Serif" w:hAnsi="Liberation Sans" w:cs="Liberation Serif"/>
+                <w:color w:val="FF0000"/>
+                <w:kern w:val="0"/>
+                <w:sz w:val="20"/>
+                <w:szCs w:val="20"/>
+                <w:lang w:eastAsia="pt-BR"/>
+                <ns2:ligatures ns2:val="none"/>
+              </w:rPr>
+            </w:pPr>
+            <w:r>
+              <w:rPr>
+                <w:rFonts w:ascii="Liberation Sans" w:eastAsia="Liberation Serif" w:hAnsi="Liberation Sans" w:cs="Liberation Serif"/>
                 <w:color w:val="FF0000"/>
                 <w:kern w:val="0"/>
                 <w:sz w:val="20"/>
@@ -8497,18 +8497,18 @@
               <w:spacing w:after="0" w:line="240" w:lineRule="auto"/>
               <w:jc w:val="center"/>
               <w:rPr>
-                <w:rFonts w:ascii="Aptos" w:eastAsia="Times New Roman" w:hAnsi="Aptos" w:cs="Times New Roman"/>
-                <w:color w:val="FF0000"/>
-                <w:kern w:val="0"/>
-                <w:sz w:val="20"/>
-                <w:szCs w:val="20"/>
-                <w:lang w:eastAsia="pt-BR"/>
-                <ns2:ligatures ns2:val="none"/>
-              </w:rPr>
-            </w:pPr>
-            <w:r>
-              <w:rPr>
-                <w:rFonts w:ascii="Aptos" w:eastAsia="Times New Roman" w:hAnsi="Aptos" w:cs="Times New Roman"/>
+                <w:rFonts w:ascii="Liberation Sans" w:eastAsia="Liberation Serif" w:hAnsi="Liberation Sans" w:cs="Liberation Serif"/>
+                <w:color w:val="FF0000"/>
+                <w:kern w:val="0"/>
+                <w:sz w:val="20"/>
+                <w:szCs w:val="20"/>
+                <w:lang w:eastAsia="pt-BR"/>
+                <ns2:ligatures ns2:val="none"/>
+              </w:rPr>
+            </w:pPr>
+            <w:r>
+              <w:rPr>
+                <w:rFonts w:ascii="Liberation Sans" w:eastAsia="Liberation Serif" w:hAnsi="Liberation Sans" w:cs="Liberation Serif"/>
                 <w:color w:val="FF0000"/>
                 <w:kern w:val="0"/>
                 <w:sz w:val="20"/>
@@ -8533,18 +8533,18 @@
               <w:spacing w:after="0" w:line="240" w:lineRule="auto"/>
               <w:jc w:val="center"/>
               <w:rPr>
-                <w:rFonts w:ascii="Aptos" w:eastAsia="Times New Roman" w:hAnsi="Aptos" w:cs="Times New Roman"/>
-                <w:color w:val="FF0000"/>
-                <w:kern w:val="0"/>
-                <w:sz w:val="20"/>
-                <w:szCs w:val="20"/>
-                <w:lang w:eastAsia="pt-BR"/>
-                <ns2:ligatures ns2:val="none"/>
-              </w:rPr>
-            </w:pPr>
-            <w:r>
-              <w:rPr>
-                <w:rFonts w:ascii="Aptos" w:eastAsia="Times New Roman" w:hAnsi="Aptos" w:cs="Times New Roman"/>
+                <w:rFonts w:ascii="Liberation Sans" w:eastAsia="Liberation Serif" w:hAnsi="Liberation Sans" w:cs="Liberation Serif"/>
+                <w:color w:val="FF0000"/>
+                <w:kern w:val="0"/>
+                <w:sz w:val="20"/>
+                <w:szCs w:val="20"/>
+                <w:lang w:eastAsia="pt-BR"/>
+                <ns2:ligatures ns2:val="none"/>
+              </w:rPr>
+            </w:pPr>
+            <w:r>
+              <w:rPr>
+                <w:rFonts w:ascii="Liberation Sans" w:eastAsia="Liberation Serif" w:hAnsi="Liberation Sans" w:cs="Liberation Serif"/>
                 <w:color w:val="FF0000"/>
                 <w:kern w:val="0"/>
                 <w:sz w:val="20"/>
@@ -8570,18 +8570,18 @@
               <w:spacing w:after="0" w:line="240" w:lineRule="auto"/>
               <w:jc w:val="center"/>
               <w:rPr>
-                <w:rFonts w:ascii="Aptos" w:eastAsia="Times New Roman" w:hAnsi="Aptos" w:cs="Times New Roman"/>
-                <w:color w:val="FF0000"/>
-                <w:kern w:val="0"/>
-                <w:sz w:val="20"/>
-                <w:szCs w:val="20"/>
-                <w:lang w:eastAsia="pt-BR"/>
-                <ns2:ligatures ns2:val="none"/>
-              </w:rPr>
-            </w:pPr>
-            <w:r>
-              <w:rPr>
-                <w:rFonts w:ascii="Aptos" w:eastAsia="Times New Roman" w:hAnsi="Aptos" w:cs="Times New Roman"/>
+                <w:rFonts w:ascii="Liberation Sans" w:eastAsia="Liberation Serif" w:hAnsi="Liberation Sans" w:cs="Liberation Serif"/>
+                <w:color w:val="FF0000"/>
+                <w:kern w:val="0"/>
+                <w:sz w:val="20"/>
+                <w:szCs w:val="20"/>
+                <w:lang w:eastAsia="pt-BR"/>
+                <ns2:ligatures ns2:val="none"/>
+              </w:rPr>
+            </w:pPr>
+            <w:r>
+              <w:rPr>
+                <w:rFonts w:ascii="Liberation Sans" w:eastAsia="Liberation Serif" w:hAnsi="Liberation Sans" w:cs="Liberation Serif"/>
                 <w:color w:val="FF0000"/>
                 <w:kern w:val="0"/>
                 <w:sz w:val="20"/>
@@ -8607,18 +8607,18 @@
               <w:spacing w:after="0" w:line="240" w:lineRule="auto"/>
               <w:jc w:val="center"/>
               <w:rPr>
-                <w:rFonts w:ascii="Aptos" w:eastAsia="Times New Roman" w:hAnsi="Aptos" w:cs="Times New Roman"/>
-                <w:color w:val="FF0000"/>
-                <w:kern w:val="0"/>
-                <w:sz w:val="20"/>
-                <w:szCs w:val="20"/>
-                <w:lang w:eastAsia="pt-BR"/>
-                <ns2:ligatures ns2:val="none"/>
-              </w:rPr>
-            </w:pPr>
-            <w:r>
-              <w:rPr>
-                <w:rFonts w:ascii="Aptos" w:eastAsia="Times New Roman" w:hAnsi="Aptos" w:cs="Times New Roman"/>
+                <w:rFonts w:ascii="Liberation Sans" w:eastAsia="Liberation Serif" w:hAnsi="Liberation Sans" w:cs="Liberation Serif"/>
+                <w:color w:val="FF0000"/>
+                <w:kern w:val="0"/>
+                <w:sz w:val="20"/>
+                <w:szCs w:val="20"/>
+                <w:lang w:eastAsia="pt-BR"/>
+                <ns2:ligatures ns2:val="none"/>
+              </w:rPr>
+            </w:pPr>
+            <w:r>
+              <w:rPr>
+                <w:rFonts w:ascii="Liberation Sans" w:eastAsia="Liberation Serif" w:hAnsi="Liberation Sans" w:cs="Liberation Serif"/>
                 <w:color w:val="FF0000"/>
                 <w:kern w:val="0"/>
                 <w:sz w:val="20"/>
@@ -8644,18 +8644,18 @@
               <w:spacing w:after="0" w:line="240" w:lineRule="auto"/>
               <w:jc w:val="center"/>
               <w:rPr>
-                <w:rFonts w:ascii="Aptos" w:eastAsia="Times New Roman" w:hAnsi="Aptos" w:cs="Times New Roman"/>
-                <w:color w:val="FF0000"/>
-                <w:kern w:val="0"/>
-                <w:sz w:val="20"/>
-                <w:szCs w:val="20"/>
-                <w:lang w:eastAsia="pt-BR"/>
-                <ns2:ligatures ns2:val="none"/>
-              </w:rPr>
-            </w:pPr>
-            <w:r>
-              <w:rPr>
-                <w:rFonts w:ascii="Aptos" w:eastAsia="Times New Roman" w:hAnsi="Aptos" w:cs="Times New Roman"/>
+                <w:rFonts w:ascii="Liberation Sans" w:eastAsia="Liberation Serif" w:hAnsi="Liberation Sans" w:cs="Liberation Serif"/>
+                <w:color w:val="FF0000"/>
+                <w:kern w:val="0"/>
+                <w:sz w:val="20"/>
+                <w:szCs w:val="20"/>
+                <w:lang w:eastAsia="pt-BR"/>
+                <ns2:ligatures ns2:val="none"/>
+              </w:rPr>
+            </w:pPr>
+            <w:r>
+              <w:rPr>
+                <w:rFonts w:ascii="Liberation Sans" w:eastAsia="Liberation Serif" w:hAnsi="Liberation Sans" w:cs="Liberation Serif"/>
                 <w:color w:val="FF0000"/>
                 <w:kern w:val="0"/>
                 <w:sz w:val="20"/>
@@ -8680,18 +8680,18 @@
               <w:spacing w:after="0" w:line="240" w:lineRule="auto"/>
               <w:jc w:val="center"/>
               <w:rPr>
-                <w:rFonts w:ascii="Aptos" w:eastAsia="Times New Roman" w:hAnsi="Aptos" w:cs="Times New Roman"/>
-                <w:color w:val="FF0000"/>
-                <w:kern w:val="0"/>
-                <w:sz w:val="20"/>
-                <w:szCs w:val="20"/>
-                <w:lang w:eastAsia="pt-BR"/>
-                <ns2:ligatures ns2:val="none"/>
-              </w:rPr>
-            </w:pPr>
-            <w:r>
-              <w:rPr>
-                <w:rFonts w:ascii="Aptos" w:eastAsia="Times New Roman" w:hAnsi="Aptos" w:cs="Times New Roman"/>
+                <w:rFonts w:ascii="Liberation Sans" w:eastAsia="Liberation Serif" w:hAnsi="Liberation Sans" w:cs="Liberation Serif"/>
+                <w:color w:val="FF0000"/>
+                <w:kern w:val="0"/>
+                <w:sz w:val="20"/>
+                <w:szCs w:val="20"/>
+                <w:lang w:eastAsia="pt-BR"/>
+                <ns2:ligatures ns2:val="none"/>
+              </w:rPr>
+            </w:pPr>
+            <w:r>
+              <w:rPr>
+                <w:rFonts w:ascii="Liberation Sans" w:eastAsia="Liberation Serif" w:hAnsi="Liberation Sans" w:cs="Liberation Serif"/>
                 <w:color w:val="FF0000"/>
                 <w:kern w:val="0"/>
                 <w:sz w:val="20"/>
@@ -8717,18 +8717,18 @@
               <w:spacing w:after="0" w:line="240" w:lineRule="auto"/>
               <w:jc w:val="center"/>
               <w:rPr>
-                <w:rFonts w:ascii="Aptos" w:eastAsia="Times New Roman" w:hAnsi="Aptos" w:cs="Times New Roman"/>
-                <w:color w:val="FF0000"/>
-                <w:kern w:val="0"/>
-                <w:sz w:val="20"/>
-                <w:szCs w:val="20"/>
-                <w:lang w:eastAsia="pt-BR"/>
-                <ns2:ligatures ns2:val="none"/>
-              </w:rPr>
-            </w:pPr>
-            <w:r>
-              <w:rPr>
-                <w:rFonts w:ascii="Aptos" w:eastAsia="Times New Roman" w:hAnsi="Aptos" w:cs="Times New Roman"/>
+                <w:rFonts w:ascii="Liberation Sans" w:eastAsia="Liberation Serif" w:hAnsi="Liberation Sans" w:cs="Liberation Serif"/>
+                <w:color w:val="FF0000"/>
+                <w:kern w:val="0"/>
+                <w:sz w:val="20"/>
+                <w:szCs w:val="20"/>
+                <w:lang w:eastAsia="pt-BR"/>
+                <ns2:ligatures ns2:val="none"/>
+              </w:rPr>
+            </w:pPr>
+            <w:r>
+              <w:rPr>
+                <w:rFonts w:ascii="Liberation Sans" w:eastAsia="Liberation Serif" w:hAnsi="Liberation Sans" w:cs="Liberation Serif"/>
                 <w:color w:val="FF0000"/>
                 <w:kern w:val="0"/>
                 <w:sz w:val="20"/>
@@ -8754,18 +8754,18 @@
               <w:spacing w:after="0" w:line="240" w:lineRule="auto"/>
               <w:jc w:val="center"/>
               <w:rPr>
-                <w:rFonts w:ascii="Aptos" w:eastAsia="Times New Roman" w:hAnsi="Aptos" w:cs="Times New Roman"/>
-                <w:color w:val="FF0000"/>
-                <w:kern w:val="0"/>
-                <w:sz w:val="20"/>
-                <w:szCs w:val="20"/>
-                <w:lang w:eastAsia="pt-BR"/>
-                <ns2:ligatures ns2:val="none"/>
-              </w:rPr>
-            </w:pPr>
-            <w:r>
-              <w:rPr>
-                <w:rFonts w:ascii="Aptos" w:eastAsia="Times New Roman" w:hAnsi="Aptos" w:cs="Times New Roman"/>
+                <w:rFonts w:ascii="Liberation Sans" w:eastAsia="Liberation Serif" w:hAnsi="Liberation Sans" w:cs="Liberation Serif"/>
+                <w:color w:val="FF0000"/>
+                <w:kern w:val="0"/>
+                <w:sz w:val="20"/>
+                <w:szCs w:val="20"/>
+                <w:lang w:eastAsia="pt-BR"/>
+                <ns2:ligatures ns2:val="none"/>
+              </w:rPr>
+            </w:pPr>
+            <w:r>
+              <w:rPr>
+                <w:rFonts w:ascii="Liberation Sans" w:eastAsia="Liberation Serif" w:hAnsi="Liberation Sans" w:cs="Liberation Serif"/>
                 <w:color w:val="FF0000"/>
                 <w:kern w:val="0"/>
                 <w:sz w:val="20"/>
@@ -8791,18 +8791,18 @@
               <w:spacing w:after="0" w:line="240" w:lineRule="auto"/>
               <w:jc w:val="center"/>
               <w:rPr>
-                <w:rFonts w:ascii="Aptos" w:eastAsia="Times New Roman" w:hAnsi="Aptos" w:cs="Times New Roman"/>
-                <w:color w:val="FF0000"/>
-                <w:kern w:val="0"/>
-                <w:sz w:val="20"/>
-                <w:szCs w:val="20"/>
-                <w:lang w:eastAsia="pt-BR"/>
-                <ns2:ligatures ns2:val="none"/>
-              </w:rPr>
-            </w:pPr>
-            <w:r>
-              <w:rPr>
-                <w:rFonts w:ascii="Aptos" w:eastAsia="Times New Roman" w:hAnsi="Aptos" w:cs="Times New Roman"/>
+                <w:rFonts w:ascii="Liberation Sans" w:eastAsia="Liberation Serif" w:hAnsi="Liberation Sans" w:cs="Liberation Serif"/>
+                <w:color w:val="FF0000"/>
+                <w:kern w:val="0"/>
+                <w:sz w:val="20"/>
+                <w:szCs w:val="20"/>
+                <w:lang w:eastAsia="pt-BR"/>
+                <ns2:ligatures ns2:val="none"/>
+              </w:rPr>
+            </w:pPr>
+            <w:r>
+              <w:rPr>
+                <w:rFonts w:ascii="Liberation Sans" w:eastAsia="Liberation Serif" w:hAnsi="Liberation Sans" w:cs="Liberation Serif"/>
                 <w:color w:val="FF0000"/>
                 <w:kern w:val="0"/>
                 <w:sz w:val="20"/>
@@ -8827,18 +8827,18 @@
               <w:spacing w:after="0" w:line="240" w:lineRule="auto"/>
               <w:jc w:val="center"/>
               <w:rPr>
-                <w:rFonts w:ascii="Aptos" w:eastAsia="Times New Roman" w:hAnsi="Aptos" w:cs="Times New Roman"/>
-                <w:color w:val="FF0000"/>
-                <w:kern w:val="0"/>
-                <w:sz w:val="20"/>
-                <w:szCs w:val="20"/>
-                <w:lang w:eastAsia="pt-BR"/>
-                <ns2:ligatures ns2:val="none"/>
-              </w:rPr>
-            </w:pPr>
-            <w:r>
-              <w:rPr>
-                <w:rFonts w:ascii="Aptos" w:eastAsia="Times New Roman" w:hAnsi="Aptos" w:cs="Times New Roman"/>
+                <w:rFonts w:ascii="Liberation Sans" w:eastAsia="Liberation Serif" w:hAnsi="Liberation Sans" w:cs="Liberation Serif"/>
+                <w:color w:val="FF0000"/>
+                <w:kern w:val="0"/>
+                <w:sz w:val="20"/>
+                <w:szCs w:val="20"/>
+                <w:lang w:eastAsia="pt-BR"/>
+                <ns2:ligatures ns2:val="none"/>
+              </w:rPr>
+            </w:pPr>
+            <w:r>
+              <w:rPr>
+                <w:rFonts w:ascii="Liberation Sans" w:eastAsia="Liberation Serif" w:hAnsi="Liberation Sans" w:cs="Liberation Serif"/>
                 <w:color w:val="FF0000"/>
                 <w:kern w:val="0"/>
                 <w:sz w:val="20"/>
@@ -8864,18 +8864,18 @@
               <w:spacing w:after="0" w:line="240" w:lineRule="auto"/>
               <w:jc w:val="center"/>
               <w:rPr>
-                <w:rFonts w:ascii="Aptos" w:eastAsia="Times New Roman" w:hAnsi="Aptos" w:cs="Times New Roman"/>
-                <w:color w:val="FF0000"/>
-                <w:kern w:val="0"/>
-                <w:sz w:val="20"/>
-                <w:szCs w:val="20"/>
-                <w:lang w:eastAsia="pt-BR"/>
-                <ns2:ligatures ns2:val="none"/>
-              </w:rPr>
-            </w:pPr>
-            <w:r>
-              <w:rPr>
-                <w:rFonts w:ascii="Aptos" w:eastAsia="Times New Roman" w:hAnsi="Aptos" w:cs="Times New Roman"/>
+                <w:rFonts w:ascii="Liberation Sans" w:eastAsia="Liberation Serif" w:hAnsi="Liberation Sans" w:cs="Liberation Serif"/>
+                <w:color w:val="FF0000"/>
+                <w:kern w:val="0"/>
+                <w:sz w:val="20"/>
+                <w:szCs w:val="20"/>
+                <w:lang w:eastAsia="pt-BR"/>
+                <ns2:ligatures ns2:val="none"/>
+              </w:rPr>
+            </w:pPr>
+            <w:r>
+              <w:rPr>
+                <w:rFonts w:ascii="Liberation Sans" w:eastAsia="Liberation Serif" w:hAnsi="Liberation Sans" w:cs="Liberation Serif"/>
                 <w:color w:val="FF0000"/>
                 <w:kern w:val="0"/>
                 <w:sz w:val="20"/>
@@ -8893,7 +8893,7 @@
       <w:pPr>
         <w:jc w:val="right"/>
         <w:rPr>
-          <w:rFonts w:ascii="Aptos" w:eastAsia="Times New Roman" w:hAnsi="Aptos" w:cs="Times New Roman"/>
+          <w:rFonts w:ascii="Liberation Sans" w:eastAsia="Liberation Serif" w:hAnsi="Liberation Sans" w:cs="Liberation Serif"/>
           <w:color w:val="000000"/>
           <w:kern w:val="0"/>
           <w:sz w:val="20"/>
@@ -9981,8 +9981,8 @@
         <a:font script="Hang" typeface="맑은 고딕"/>
         <a:font script="Hans" typeface="等线 Light"/>
         <a:font script="Hant" typeface="新細明體"/>
-        <a:font script="Arab" typeface="Times New Roman"/>
-        <a:font script="Hebr" typeface="Times New Roman"/>
+        <a:font script="Arab" typeface="Liberation Serif"/>
+        <a:font script="Hebr" typeface="Liberation Serif"/>
         <a:font script="Thai" typeface="Angsana New"/>
         <a:font script="Ethi" typeface="Nyala"/>
         <a:font script="Beng" typeface="Vrinda"/>
@@ -10004,7 +10004,7 @@
         <a:font script="Laoo" typeface="DokChampa"/>
         <a:font script="Sinh" typeface="Iskoola Pota"/>
         <a:font script="Mong" typeface="Mongolian Baiti"/>
-        <a:font script="Viet" typeface="Times New Roman"/>
+        <a:font script="Viet" typeface="Liberation Serif"/>
         <a:font script="Uigh" typeface="Microsoft Uighur"/>
         <a:font script="Geor" typeface="Sylfaen"/>
         <a:font script="Armn" typeface="Arial"/>
@@ -10026,7 +10026,7 @@
         <a:font script="Tfng" typeface="Ebrima"/>
       </a:majorFont>
       <a:minorFont>
-        <a:latin typeface="Aptos" panose="02110004020202020204"/>
+        <a:latin typeface="Liberation Sans" panose="02110004020202020204"/>
         <a:ea typeface=""/>
         <a:cs typeface=""/>
         <a:font script="Jpan" typeface="游ゴシック"/>
